--- a/shinmok1/pack/2510/H1MOGO25-10_37_SET.docx
+++ b/shinmok1/pack/2510/H1MOGO25-10_37_SET.docx
@@ -58,7 +58,7 @@
           <w:sz w:val="16"/>
           <w:u w:val="none"/>
         </w:rPr>
-        <w:t>(   )반 (   )번 이름(            )  CHECK ___/35  전용 ___/29.2점</w:t>
+        <w:t>(   )반 (   )번 이름(            )  CHECK ___/35  전용 ___/30.0점</w:t>
       </w:r>
     </w:p>
     <w:p>
@@ -1458,7 +1458,7 @@
           <w:sz w:val="18"/>
           <w:u w:val="none"/>
         </w:rPr>
-        <w:t>PART 2 · 전용문제  (선택형 8 · 서답형 2 · 29.2점)</w:t>
+        <w:t>PART 2 · 전용문제  (선택형 8 · 서답형 2 · 30.0점)</w:t>
       </w:r>
     </w:p>
     <w:p>
@@ -1483,7 +1483,25 @@
           <w:sz w:val="17"/>
           <w:u w:val="none"/>
         </w:rPr>
-        <w:t xml:space="preserve"> 다음 빈칸에 들어갈 말로 가장 적절한 것은? [2.7점]</w:t>
+        <w:t xml:space="preserve"> 다음 글에 대한 &lt;보기&gt;의 설명 중 </w:t>
+      </w:r>
+      <w:r>
+        <w:rPr>
+          <w:rFonts w:ascii="맑은 고딕" w:hAnsi="맑은 고딕" w:eastAsia="맑은 고딕"/>
+          <w:b w:val="0"/>
+          <w:sz w:val="17"/>
+          <w:u w:val="single"/>
+        </w:rPr>
+        <w:t>틀린</w:t>
+      </w:r>
+      <w:r>
+        <w:rPr>
+          <w:rFonts w:ascii="맑은 고딕" w:hAnsi="맑은 고딕" w:eastAsia="맑은 고딕"/>
+          <w:b w:val="0"/>
+          <w:sz w:val="17"/>
+          <w:u w:val="none"/>
+        </w:rPr>
+        <w:t xml:space="preserve"> 것만을 있는 대로 고른 것은? [3.3점]</w:t>
       </w:r>
     </w:p>
     <w:p>
@@ -1506,14 +1524,80 @@
           <w:sz w:val="17"/>
           <w:u w:val="none"/>
         </w:rPr>
-        <w:t>As children, the principle of opposites is ______________________________. Children perceive words and their meanings separately from each other. It is only in later development that we understood that individual words directly connect to one another. For many children, for instance, it is not clear that ‘Right’ is the opposite of ‘Left’. If parents tell their child “Don’t go to the left,” they will often find that the child will continue riding straight ahead and not automatically turn to the right.</w:t>
+        <w:t>As children, the principle of opposites is ⓐ</w:t>
+      </w:r>
+      <w:r>
+        <w:rPr>
+          <w:rFonts w:ascii="맑은 고딕" w:hAnsi="맑은 고딕" w:eastAsia="맑은 고딕"/>
+          <w:b w:val="0"/>
+          <w:sz w:val="17"/>
+          <w:u w:val="single"/>
+        </w:rPr>
+        <w:t>foreign</w:t>
+      </w:r>
+      <w:r>
+        <w:rPr>
+          <w:rFonts w:ascii="맑은 고딕" w:hAnsi="맑은 고딕" w:eastAsia="맑은 고딕"/>
+          <w:b w:val="0"/>
+          <w:sz w:val="17"/>
+          <w:u w:val="none"/>
+        </w:rPr>
+        <w:t>. Children perceive words and their meanings separately from each other. It is only in later development that we understood that individual words directly connect to one another. For many children, (A) ________, it is not clear that ‘Right’ is the opposite of ‘Left’. A vivid example of this can be seen when children learn to ride a bicycle. If parents tell their child “Don’t go to the left,” they will often find that the child will continue riding straight ahead and not automatically turn to the right. The same applies to the logical connection between ‘Yes’ and ‘No’ as perceived by parents. When we were children and were told, for example, “No, don’t eat with your hands,” we were confused and didn’t know what our parents expected from us. Our confusion was about whether we should continue eating or not and if so, how? ⓑ</w:t>
+      </w:r>
+      <w:r>
+        <w:rPr>
+          <w:rFonts w:ascii="맑은 고딕" w:hAnsi="맑은 고딕" w:eastAsia="맑은 고딕"/>
+          <w:b w:val="0"/>
+          <w:sz w:val="17"/>
+          <w:u w:val="single"/>
+        </w:rPr>
+        <w:t>Only later did we recognize</w:t>
+      </w:r>
+      <w:r>
+        <w:rPr>
+          <w:rFonts w:ascii="맑은 고딕" w:hAnsi="맑은 고딕" w:eastAsia="맑은 고딕"/>
+          <w:b w:val="0"/>
+          <w:sz w:val="17"/>
+          <w:u w:val="none"/>
+        </w:rPr>
+        <w:t xml:space="preserve"> the connection and understand that we should continue eating, but not with our hands but with a fork or a spoon.</w:t>
       </w:r>
     </w:p>
     <w:p>
       <w:pPr>
-        <w:spacing w:before="0" w:after="0" w:line="269" w:lineRule="auto"/>
-        <w:ind w:left="180" w:hanging="180"/>
+        <w:spacing w:before="0" w:after="0" w:line="288" w:lineRule="auto"/>
+        <w:ind w:left="40"/>
         <w:snapToGrid w:val="0"/>
+        <w:pBdr>
+          <w:top w:val="single" w:sz="4" w:space="2" w:color="9B6BD0"/>
+          <w:left w:val="single" w:sz="4" w:space="2" w:color="9B6BD0"/>
+          <w:bottom w:val="single" w:sz="4" w:space="2" w:color="9B6BD0"/>
+          <w:right w:val="single" w:sz="4" w:space="2" w:color="9B6BD0"/>
+        </w:pBdr>
+        <w:shd w:val="clear" w:color="auto" w:fill="FAF5FF"/>
+      </w:pPr>
+      <w:r>
+        <w:rPr>
+          <w:rFonts w:ascii="맑은 고딕" w:hAnsi="맑은 고딕" w:eastAsia="맑은 고딕"/>
+          <w:b/>
+          <w:sz w:val="17"/>
+          <w:u w:val="none"/>
+        </w:rPr>
+        <w:t>&lt;보 기&gt;</w:t>
+      </w:r>
+    </w:p>
+    <w:p>
+      <w:pPr>
+        <w:spacing w:before="0" w:after="0" w:line="288" w:lineRule="auto"/>
+        <w:ind w:left="40"/>
+        <w:snapToGrid w:val="0"/>
+        <w:pBdr>
+          <w:top w:val="single" w:sz="4" w:space="2" w:color="9B6BD0"/>
+          <w:left w:val="single" w:sz="4" w:space="2" w:color="9B6BD0"/>
+          <w:bottom w:val="single" w:sz="4" w:space="2" w:color="9B6BD0"/>
+          <w:right w:val="single" w:sz="4" w:space="2" w:color="9B6BD0"/>
+        </w:pBdr>
+        <w:shd w:val="clear" w:color="auto" w:fill="FAF5FF"/>
       </w:pPr>
       <w:r>
         <w:rPr>
@@ -1522,14 +1606,21 @@
           <w:sz w:val="17"/>
           <w:u w:val="none"/>
         </w:rPr>
-        <w:t>① one of the first things we manage to master</w:t>
+        <w:t>(a) Young children tend to understand words one by one rather than as connected pairs.</w:t>
       </w:r>
     </w:p>
     <w:p>
       <w:pPr>
-        <w:spacing w:before="0" w:after="0" w:line="269" w:lineRule="auto"/>
-        <w:ind w:left="180" w:hanging="180"/>
+        <w:spacing w:before="0" w:after="0" w:line="288" w:lineRule="auto"/>
+        <w:ind w:left="40"/>
         <w:snapToGrid w:val="0"/>
+        <w:pBdr>
+          <w:top w:val="single" w:sz="4" w:space="2" w:color="9B6BD0"/>
+          <w:left w:val="single" w:sz="4" w:space="2" w:color="9B6BD0"/>
+          <w:bottom w:val="single" w:sz="4" w:space="2" w:color="9B6BD0"/>
+          <w:right w:val="single" w:sz="4" w:space="2" w:color="9B6BD0"/>
+        </w:pBdr>
+        <w:shd w:val="clear" w:color="auto" w:fill="FAF5FF"/>
       </w:pPr>
       <w:r>
         <w:rPr>
@@ -1538,14 +1629,21 @@
           <w:sz w:val="17"/>
           <w:u w:val="none"/>
         </w:rPr>
-        <w:t>② a source of endless curiosity and questions</w:t>
+        <w:t>(b) The appropriate expression for (A) is ‘however’.</w:t>
       </w:r>
     </w:p>
     <w:p>
       <w:pPr>
-        <w:spacing w:before="0" w:after="0" w:line="269" w:lineRule="auto"/>
-        <w:ind w:left="180" w:hanging="180"/>
+        <w:spacing w:before="0" w:after="0" w:line="288" w:lineRule="auto"/>
+        <w:ind w:left="40"/>
         <w:snapToGrid w:val="0"/>
+        <w:pBdr>
+          <w:top w:val="single" w:sz="4" w:space="2" w:color="9B6BD0"/>
+          <w:left w:val="single" w:sz="4" w:space="2" w:color="9B6BD0"/>
+          <w:bottom w:val="single" w:sz="4" w:space="2" w:color="9B6BD0"/>
+          <w:right w:val="single" w:sz="4" w:space="2" w:color="9B6BD0"/>
+        </w:pBdr>
+        <w:shd w:val="clear" w:color="auto" w:fill="FAF5FF"/>
       </w:pPr>
       <w:r>
         <w:rPr>
@@ -1554,14 +1652,21 @@
           <w:sz w:val="17"/>
           <w:u w:val="none"/>
         </w:rPr>
-        <w:t>③ something we have not yet come to grasp</w:t>
+        <w:t>(c) In ⓑ, the subject and the verb are inverted because ‘Only later’ comes at the front.</w:t>
       </w:r>
     </w:p>
     <w:p>
       <w:pPr>
-        <w:spacing w:before="0" w:after="0" w:line="269" w:lineRule="auto"/>
-        <w:ind w:left="180" w:hanging="180"/>
+        <w:spacing w:before="0" w:after="0" w:line="288" w:lineRule="auto"/>
+        <w:ind w:left="40"/>
         <w:snapToGrid w:val="0"/>
+        <w:pBdr>
+          <w:top w:val="single" w:sz="4" w:space="2" w:color="9B6BD0"/>
+          <w:left w:val="single" w:sz="4" w:space="2" w:color="9B6BD0"/>
+          <w:bottom w:val="single" w:sz="4" w:space="2" w:color="9B6BD0"/>
+          <w:right w:val="single" w:sz="4" w:space="2" w:color="9B6BD0"/>
+        </w:pBdr>
+        <w:shd w:val="clear" w:color="auto" w:fill="FAF5FF"/>
       </w:pPr>
       <w:r>
         <w:rPr>
@@ -1570,14 +1675,21 @@
           <w:sz w:val="17"/>
           <w:u w:val="none"/>
         </w:rPr>
-        <w:t>④ a rule that has to be taught through punishment</w:t>
+        <w:t>(d) In the context, ⓐ ‘foreign’ can be replaced by ‘familiar’.</w:t>
       </w:r>
     </w:p>
     <w:p>
       <w:pPr>
-        <w:spacing w:before="0" w:after="0" w:line="269" w:lineRule="auto"/>
-        <w:ind w:left="180" w:hanging="180"/>
+        <w:spacing w:before="0" w:after="60" w:line="288" w:lineRule="auto"/>
+        <w:ind w:left="40"/>
         <w:snapToGrid w:val="0"/>
+        <w:pBdr>
+          <w:top w:val="single" w:sz="4" w:space="2" w:color="9B6BD0"/>
+          <w:left w:val="single" w:sz="4" w:space="2" w:color="9B6BD0"/>
+          <w:bottom w:val="single" w:sz="4" w:space="2" w:color="9B6BD0"/>
+          <w:right w:val="single" w:sz="4" w:space="2" w:color="9B6BD0"/>
+        </w:pBdr>
+        <w:shd w:val="clear" w:color="auto" w:fill="FAF5FF"/>
       </w:pPr>
       <w:r>
         <w:rPr>
@@ -1586,7 +1698,23 @@
           <w:sz w:val="17"/>
           <w:u w:val="none"/>
         </w:rPr>
-        <w:t>⑤ far easier to put into practice than to explain</w:t>
+        <w:t>(e) When told “Don’t go to the left,” children usually turn right automatically.</w:t>
+      </w:r>
+    </w:p>
+    <w:p>
+      <w:pPr>
+        <w:spacing w:before="0" w:after="20" w:line="276" w:lineRule="auto"/>
+        <w:ind w:left="80"/>
+        <w:snapToGrid w:val="0"/>
+      </w:pPr>
+      <w:r>
+        <w:rPr>
+          <w:rFonts w:ascii="맑은 고딕" w:hAnsi="맑은 고딕" w:eastAsia="맑은 고딕"/>
+          <w:b w:val="0"/>
+          <w:sz w:val="17"/>
+          <w:u w:val="none"/>
+        </w:rPr>
+        <w:t>① (b), (d), (e)    ② (a), (c)    ③ (b), (e)    ④ (c), (d), (e)    ⑤ (a), (b), (d)</w:t>
       </w:r>
     </w:p>
     <w:p>
@@ -1611,7 +1739,25 @@
           <w:sz w:val="17"/>
           <w:u w:val="none"/>
         </w:rPr>
-        <w:t xml:space="preserve"> 밑줄 친 부분이 다음 글에서 의미하는 바로 가장 적절한 것은? [2.7점]</w:t>
+        <w:t xml:space="preserve"> 다음 글의 밑줄 친 ⓐ ~ ⓕ 중, 어법상 </w:t>
+      </w:r>
+      <w:r>
+        <w:rPr>
+          <w:rFonts w:ascii="맑은 고딕" w:hAnsi="맑은 고딕" w:eastAsia="맑은 고딕"/>
+          <w:b w:val="0"/>
+          <w:sz w:val="17"/>
+          <w:u w:val="single"/>
+        </w:rPr>
+        <w:t>틀린</w:t>
+      </w:r>
+      <w:r>
+        <w:rPr>
+          <w:rFonts w:ascii="맑은 고딕" w:hAnsi="맑은 고딕" w:eastAsia="맑은 고딕"/>
+          <w:b w:val="0"/>
+          <w:sz w:val="17"/>
+          <w:u w:val="none"/>
+        </w:rPr>
+        <w:t xml:space="preserve"> 것을 모두 고른 것은? [3.1점]</w:t>
       </w:r>
     </w:p>
     <w:p>
@@ -1634,7 +1780,7 @@
           <w:sz w:val="17"/>
           <w:u w:val="none"/>
         </w:rPr>
-        <w:t xml:space="preserve">For many children, it is not clear that ‘Right’ is the opposite of ‘Left’. If parents tell their child “Don’t go to the left,” they will often find that the child will continue riding straight ahead and not automatically turn to the right. </w:t>
+        <w:t>As children, the principle of opposites is foreign. Children perceive words and their meanings ⓐ</w:t>
       </w:r>
       <w:r>
         <w:rPr>
@@ -1643,7 +1789,7 @@
           <w:sz w:val="17"/>
           <w:u w:val="single"/>
         </w:rPr>
-        <w:t>The same applies to the logical connection between ‘Yes’ and ‘No’</w:t>
+        <w:t>separately</w:t>
       </w:r>
       <w:r>
         <w:rPr>
@@ -1652,13 +1798,103 @@
           <w:sz w:val="17"/>
           <w:u w:val="none"/>
         </w:rPr>
-        <w:t xml:space="preserve"> as perceived by parents. When we were children and were told, for example, “No, don’t eat with your hands,” we were confused and didn’t know what our parents expected from us.</w:t>
+        <w:t xml:space="preserve"> from each other. It is only in later development that we understood that individual words directly connect to one another. For many children, for instance, it is not clear that ‘Right’ is the opposite of ‘Left’. A vivid example of this can ⓑ</w:t>
+      </w:r>
+      <w:r>
+        <w:rPr>
+          <w:rFonts w:ascii="맑은 고딕" w:hAnsi="맑은 고딕" w:eastAsia="맑은 고딕"/>
+          <w:b w:val="0"/>
+          <w:sz w:val="17"/>
+          <w:u w:val="single"/>
+        </w:rPr>
+        <w:t>see</w:t>
+      </w:r>
+      <w:r>
+        <w:rPr>
+          <w:rFonts w:ascii="맑은 고딕" w:hAnsi="맑은 고딕" w:eastAsia="맑은 고딕"/>
+          <w:b w:val="0"/>
+          <w:sz w:val="17"/>
+          <w:u w:val="none"/>
+        </w:rPr>
+        <w:t xml:space="preserve"> when children learn ⓒ</w:t>
+      </w:r>
+      <w:r>
+        <w:rPr>
+          <w:rFonts w:ascii="맑은 고딕" w:hAnsi="맑은 고딕" w:eastAsia="맑은 고딕"/>
+          <w:b w:val="0"/>
+          <w:sz w:val="17"/>
+          <w:u w:val="single"/>
+        </w:rPr>
+        <w:t>to ride</w:t>
+      </w:r>
+      <w:r>
+        <w:rPr>
+          <w:rFonts w:ascii="맑은 고딕" w:hAnsi="맑은 고딕" w:eastAsia="맑은 고딕"/>
+          <w:b w:val="0"/>
+          <w:sz w:val="17"/>
+          <w:u w:val="none"/>
+        </w:rPr>
+        <w:t xml:space="preserve"> a bicycle. If parents tell their child “Don’t go to the left,” they will often find that the child will continue riding straight ahead and not automatically turn to the right. The same applies to the logical connection between ‘Yes’ and ‘No’ as perceived by parents. When we were children and ⓓ</w:t>
+      </w:r>
+      <w:r>
+        <w:rPr>
+          <w:rFonts w:ascii="맑은 고딕" w:hAnsi="맑은 고딕" w:eastAsia="맑은 고딕"/>
+          <w:b w:val="0"/>
+          <w:sz w:val="17"/>
+          <w:u w:val="single"/>
+        </w:rPr>
+        <w:t>were telling</w:t>
+      </w:r>
+      <w:r>
+        <w:rPr>
+          <w:rFonts w:ascii="맑은 고딕" w:hAnsi="맑은 고딕" w:eastAsia="맑은 고딕"/>
+          <w:b w:val="0"/>
+          <w:sz w:val="17"/>
+          <w:u w:val="none"/>
+        </w:rPr>
+        <w:t>, for example, “No, don’t eat with your hands,” we were confused and didn’t know ⓔ</w:t>
+      </w:r>
+      <w:r>
+        <w:rPr>
+          <w:rFonts w:ascii="맑은 고딕" w:hAnsi="맑은 고딕" w:eastAsia="맑은 고딕"/>
+          <w:b w:val="0"/>
+          <w:sz w:val="17"/>
+          <w:u w:val="single"/>
+        </w:rPr>
+        <w:t>that</w:t>
+      </w:r>
+      <w:r>
+        <w:rPr>
+          <w:rFonts w:ascii="맑은 고딕" w:hAnsi="맑은 고딕" w:eastAsia="맑은 고딕"/>
+          <w:b w:val="0"/>
+          <w:sz w:val="17"/>
+          <w:u w:val="none"/>
+        </w:rPr>
+        <w:t xml:space="preserve"> our parents expected from us. Our confusion was about whether we should continue eating or not and if so, how? Only later ⓕ</w:t>
+      </w:r>
+      <w:r>
+        <w:rPr>
+          <w:rFonts w:ascii="맑은 고딕" w:hAnsi="맑은 고딕" w:eastAsia="맑은 고딕"/>
+          <w:b w:val="0"/>
+          <w:sz w:val="17"/>
+          <w:u w:val="single"/>
+        </w:rPr>
+        <w:t>did we recognize</w:t>
+      </w:r>
+      <w:r>
+        <w:rPr>
+          <w:rFonts w:ascii="맑은 고딕" w:hAnsi="맑은 고딕" w:eastAsia="맑은 고딕"/>
+          <w:b w:val="0"/>
+          <w:sz w:val="17"/>
+          <w:u w:val="none"/>
+        </w:rPr>
+        <w:t xml:space="preserve"> the connection and understand that we should continue eating, but not with our hands but with a fork or a spoon.</w:t>
       </w:r>
     </w:p>
     <w:p>
       <w:pPr>
-        <w:spacing w:before="0" w:after="0" w:line="269" w:lineRule="auto"/>
-        <w:ind w:left="180" w:hanging="180"/>
+        <w:spacing w:before="0" w:after="20" w:line="276" w:lineRule="auto"/>
+        <w:ind w:left="80"/>
         <w:snapToGrid w:val="0"/>
       </w:pPr>
       <w:r>
@@ -1668,71 +1904,7 @@
           <w:sz w:val="17"/>
           <w:u w:val="none"/>
         </w:rPr>
-        <w:t>① Children also fail to see that hearing ‘No’ points to something they should do instead.</w:t>
-      </w:r>
-    </w:p>
-    <w:p>
-      <w:pPr>
-        <w:spacing w:before="0" w:after="0" w:line="269" w:lineRule="auto"/>
-        <w:ind w:left="180" w:hanging="180"/>
-        <w:snapToGrid w:val="0"/>
-      </w:pPr>
-      <w:r>
-        <w:rPr>
-          <w:rFonts w:ascii="맑은 고딕" w:hAnsi="맑은 고딕" w:eastAsia="맑은 고딕"/>
-          <w:b w:val="0"/>
-          <w:sz w:val="17"/>
-          <w:u w:val="none"/>
-        </w:rPr>
-        <w:t>② Parents, too, often mix up ‘Yes’ and ‘No’ when they talk to small children.</w:t>
-      </w:r>
-    </w:p>
-    <w:p>
-      <w:pPr>
-        <w:spacing w:before="0" w:after="0" w:line="269" w:lineRule="auto"/>
-        <w:ind w:left="180" w:hanging="180"/>
-        <w:snapToGrid w:val="0"/>
-      </w:pPr>
-      <w:r>
-        <w:rPr>
-          <w:rFonts w:ascii="맑은 고딕" w:hAnsi="맑은 고딕" w:eastAsia="맑은 고딕"/>
-          <w:b w:val="0"/>
-          <w:sz w:val="17"/>
-          <w:u w:val="none"/>
-        </w:rPr>
-        <w:t>③ Children learn the word ‘No’ long before they learn the word ‘Yes’.</w:t>
-      </w:r>
-    </w:p>
-    <w:p>
-      <w:pPr>
-        <w:spacing w:before="0" w:after="0" w:line="269" w:lineRule="auto"/>
-        <w:ind w:left="180" w:hanging="180"/>
-        <w:snapToGrid w:val="0"/>
-      </w:pPr>
-      <w:r>
-        <w:rPr>
-          <w:rFonts w:ascii="맑은 고딕" w:hAnsi="맑은 고딕" w:eastAsia="맑은 고딕"/>
-          <w:b w:val="0"/>
-          <w:sz w:val="17"/>
-          <w:u w:val="none"/>
-        </w:rPr>
-        <w:t>④ Children find ‘Yes’ and ‘No’ easier to tell apart than ‘Left’ and ‘Right’.</w:t>
-      </w:r>
-    </w:p>
-    <w:p>
-      <w:pPr>
-        <w:spacing w:before="0" w:after="0" w:line="269" w:lineRule="auto"/>
-        <w:ind w:left="180" w:hanging="180"/>
-        <w:snapToGrid w:val="0"/>
-      </w:pPr>
-      <w:r>
-        <w:rPr>
-          <w:rFonts w:ascii="맑은 고딕" w:hAnsi="맑은 고딕" w:eastAsia="맑은 고딕"/>
-          <w:b w:val="0"/>
-          <w:sz w:val="17"/>
-          <w:u w:val="none"/>
-        </w:rPr>
-        <w:t>⑤ Parents say ‘No’ far too often while teaching their children to ride.</w:t>
+        <w:t>① ⓐ, ⓒ    ② ⓑ, ⓕ    ③ ⓒ, ⓓ, ⓕ    ④ ⓑ, ⓓ, ⓔ    ⑤ ⓐ, ⓔ</w:t>
       </w:r>
     </w:p>
     <w:p>
@@ -1757,25 +1929,7 @@
           <w:sz w:val="17"/>
           <w:u w:val="none"/>
         </w:rPr>
-        <w:t xml:space="preserve"> 다음 글의 내용으로 미루어 볼 때, 어린아이에게서 일어날 가능성이 높은 것을 </w:t>
-      </w:r>
-      <w:r>
-        <w:rPr>
-          <w:rFonts w:ascii="맑은 고딕" w:hAnsi="맑은 고딕" w:eastAsia="맑은 고딕"/>
-          <w:b/>
-          <w:sz w:val="17"/>
-          <w:u w:val="none"/>
-        </w:rPr>
-        <w:t>두 개</w:t>
-      </w:r>
-      <w:r>
-        <w:rPr>
-          <w:rFonts w:ascii="맑은 고딕" w:hAnsi="맑은 고딕" w:eastAsia="맑은 고딕"/>
-          <w:b w:val="0"/>
-          <w:sz w:val="17"/>
-          <w:u w:val="none"/>
-        </w:rPr>
-        <w:t xml:space="preserve"> 고르면? [3.1점]</w:t>
+        <w:t xml:space="preserve"> 다음 글의 (A), (B), (C)의 각 네모 안에서 문맥에 맞는 낱말로 가장 적절한 것은? [3.0점]</w:t>
       </w:r>
     </w:p>
     <w:p>
@@ -1798,7 +1952,7 @@
           <w:sz w:val="17"/>
           <w:u w:val="none"/>
         </w:rPr>
-        <w:t>As children, the principle of opposites is foreign: children perceive words and their meanings separately from each other. Told “Don’t go to the left,” a child will continue riding straight ahead and not automatically turn to the right. Told “No, don’t eat with your hands,” a child is confused and doesn’t know what the parents expect.</w:t>
+        <w:t>As children, the principle of opposites is (A) [foreign / familiar]. Children perceive words and their meanings separately from each other. It is only in later development that we understood that individual words directly connect to one another. For many children, for instance, it is not clear that ‘Right’ is the opposite of ‘Left’. A (B) [vivid / vague] example of this can be seen when children learn to ride a bicycle. If parents tell their child “Don’t go to the left,” they will often find that the child will continue riding straight ahead and not automatically turn to the right. The same applies to the logical connection between ‘Yes’ and ‘No’ as perceived by parents. When we were children and were told, for example, “No, don’t eat with your hands,” we were (C) [confused / satisfied] and didn’t know what our parents expected from us. Our confusion was about whether we should continue eating or not and if so, how? Only later did we recognize the connection and understand that we should continue eating, but not with our hands but with a fork or a spoon.</w:t>
       </w:r>
     </w:p>
     <w:p>
@@ -1814,7 +1968,7 @@
           <w:sz w:val="17"/>
           <w:u w:val="none"/>
         </w:rPr>
-        <w:t>① Told “Don’t shout,” a small child falls silent and stares at the parent, unsure what to do next.</w:t>
+        <w:t>① (A) familiar  (B) vivid  (C) confused</w:t>
       </w:r>
     </w:p>
     <w:p>
@@ -1830,7 +1984,7 @@
           <w:sz w:val="17"/>
           <w:u w:val="none"/>
         </w:rPr>
-        <w:t>② Told “Don’t stand up,” a small child sits down at once, exactly as the parent hoped.</w:t>
+        <w:t>② (A) foreign  (B) vague  (C) confused</w:t>
       </w:r>
     </w:p>
     <w:p>
@@ -1846,7 +2000,7 @@
           <w:sz w:val="17"/>
           <w:u w:val="none"/>
         </w:rPr>
-        <w:t>③ Told “Don’t go up,” a toddler on the stairs simply stays where she is instead of coming down.</w:t>
+        <w:t>③ (A) familiar  (B) vague  (C) satisfied</w:t>
       </w:r>
     </w:p>
     <w:p>
@@ -1862,7 +2016,7 @@
           <w:sz w:val="17"/>
           <w:u w:val="none"/>
         </w:rPr>
-        <w:t>④ Told “Don’t use the blue cup,” a three-year-old at once reaches for the red one beside it.</w:t>
+        <w:t>④ (A) foreign  (B) vivid  (C) satisfied</w:t>
       </w:r>
     </w:p>
     <w:p>
@@ -1878,7 +2032,7 @@
           <w:sz w:val="17"/>
           <w:u w:val="none"/>
         </w:rPr>
-        <w:t>⑤ Told “Don’t open the door,” a small child closes all the windows in the room as well.</w:t>
+        <w:t>⑤ (A) foreign  (B) vivid  (C) confused</w:t>
       </w:r>
     </w:p>
     <w:p>
@@ -1903,25 +2057,25 @@
           <w:sz w:val="17"/>
           <w:u w:val="none"/>
         </w:rPr>
-        <w:t xml:space="preserve"> 다음 글의 밑줄 친 부분 중, 문맥상 낱말의 쓰임이 적절하지 </w:t>
-      </w:r>
-      <w:r>
-        <w:rPr>
-          <w:rFonts w:ascii="맑은 고딕" w:hAnsi="맑은 고딕" w:eastAsia="맑은 고딕"/>
-          <w:b/>
-          <w:sz w:val="17"/>
-          <w:u w:val="none"/>
-        </w:rPr>
-        <w:t>않은</w:t>
+        <w:t xml:space="preserve"> According to the passage, which of the following is </w:t>
       </w:r>
       <w:r>
         <w:rPr>
           <w:rFonts w:ascii="맑은 고딕" w:hAnsi="맑은 고딕" w:eastAsia="맑은 고딕"/>
           <w:b w:val="0"/>
           <w:sz w:val="17"/>
-          <w:u w:val="none"/>
-        </w:rPr>
-        <w:t xml:space="preserve"> 것은? [3.0점]</w:t>
+          <w:u w:val="single"/>
+        </w:rPr>
+        <w:t>NOT</w:t>
+      </w:r>
+      <w:r>
+        <w:rPr>
+          <w:rFonts w:ascii="맑은 고딕" w:hAnsi="맑은 고딕" w:eastAsia="맑은 고딕"/>
+          <w:b w:val="0"/>
+          <w:sz w:val="17"/>
+          <w:u w:val="none"/>
+        </w:rPr>
+        <w:t xml:space="preserve"> true? [2.8점]</w:t>
       </w:r>
     </w:p>
     <w:p>
@@ -1944,17 +2098,31 @@
           <w:sz w:val="17"/>
           <w:u w:val="none"/>
         </w:rPr>
-        <w:t>As children, the principle of opposites is ①</w:t>
-      </w:r>
+        <w:t>As children, the principle of opposites is foreign. Children perceive words and their meanings separately from each other. It is only in later development that we understood that individual words directly connect to one another. For many children, for instance, it is not clear that ‘Right’ is the opposite of ‘Left’. A vivid example of this can be seen when children learn to ride a bicycle. If parents tell their child “Don’t go to the left,” they will often find that the child will continue riding straight ahead and not automatically turn to the right. The same applies to the logical connection between ‘Yes’ and ‘No’ as perceived by parents. When we were children and were told, for example, “No, don’t eat with your hands,” we were confused and didn’t know what our parents expected from us. Our confusion was about whether we should continue eating or not and if so, how? Only later did we recognize the connection and understand that we should continue eating, but not with our hands but with a fork or a spoon.</w:t>
+      </w:r>
+    </w:p>
+    <w:p>
+      <w:pPr>
+        <w:spacing w:before="0" w:after="0" w:line="269" w:lineRule="auto"/>
+        <w:ind w:left="180" w:hanging="180"/>
+        <w:snapToGrid w:val="0"/>
+      </w:pPr>
       <w:r>
         <w:rPr>
           <w:rFonts w:ascii="맑은 고딕" w:hAnsi="맑은 고딕" w:eastAsia="맑은 고딕"/>
           <w:b w:val="0"/>
           <w:sz w:val="17"/>
-          <w:u w:val="single"/>
-        </w:rPr>
-        <w:t>foreign</w:t>
-      </w:r>
+          <w:u w:val="none"/>
+        </w:rPr>
+        <w:t>① Children tend to perceive words and their meanings separately.</w:t>
+      </w:r>
+    </w:p>
+    <w:p>
+      <w:pPr>
+        <w:spacing w:before="0" w:after="0" w:line="269" w:lineRule="auto"/>
+        <w:ind w:left="180" w:hanging="180"/>
+        <w:snapToGrid w:val="0"/>
+      </w:pPr>
       <w:r>
         <w:rPr>
           <w:rFonts w:ascii="맑은 고딕" w:hAnsi="맑은 고딕" w:eastAsia="맑은 고딕"/>
@@ -1962,17 +2130,31 @@
           <w:sz w:val="17"/>
           <w:u w:val="none"/>
         </w:rPr>
-        <w:t>. Children perceive words and their meanings ②</w:t>
-      </w:r>
+        <w:t>② Many children automatically understand that ‘Right’ is the opposite of ‘Left’.</w:t>
+      </w:r>
+    </w:p>
+    <w:p>
+      <w:pPr>
+        <w:spacing w:before="0" w:after="0" w:line="269" w:lineRule="auto"/>
+        <w:ind w:left="180" w:hanging="180"/>
+        <w:snapToGrid w:val="0"/>
+      </w:pPr>
       <w:r>
         <w:rPr>
           <w:rFonts w:ascii="맑은 고딕" w:hAnsi="맑은 고딕" w:eastAsia="맑은 고딕"/>
           <w:b w:val="0"/>
           <w:sz w:val="17"/>
-          <w:u w:val="single"/>
-        </w:rPr>
-        <w:t>separately</w:t>
-      </w:r>
+          <w:u w:val="none"/>
+        </w:rPr>
+        <w:t>③ Learning to ride a bicycle shows how children may not connect opposite words.</w:t>
+      </w:r>
+    </w:p>
+    <w:p>
+      <w:pPr>
+        <w:spacing w:before="0" w:after="0" w:line="269" w:lineRule="auto"/>
+        <w:ind w:left="180" w:hanging="180"/>
+        <w:snapToGrid w:val="0"/>
+      </w:pPr>
       <w:r>
         <w:rPr>
           <w:rFonts w:ascii="맑은 고딕" w:hAnsi="맑은 고딕" w:eastAsia="맑은 고딕"/>
@@ -1980,61 +2162,23 @@
           <w:sz w:val="17"/>
           <w:u w:val="none"/>
         </w:rPr>
-        <w:t xml:space="preserve"> from each other. It is only in ③</w:t>
-      </w:r>
+        <w:t>④ Children who were told “No, don’t eat with your hands” were often confused.</w:t>
+      </w:r>
+    </w:p>
+    <w:p>
+      <w:pPr>
+        <w:spacing w:before="0" w:after="0" w:line="269" w:lineRule="auto"/>
+        <w:ind w:left="180" w:hanging="180"/>
+        <w:snapToGrid w:val="0"/>
+      </w:pPr>
       <w:r>
         <w:rPr>
           <w:rFonts w:ascii="맑은 고딕" w:hAnsi="맑은 고딕" w:eastAsia="맑은 고딕"/>
           <w:b w:val="0"/>
           <w:sz w:val="17"/>
-          <w:u w:val="single"/>
-        </w:rPr>
-        <w:t>early</w:t>
-      </w:r>
-      <w:r>
-        <w:rPr>
-          <w:rFonts w:ascii="맑은 고딕" w:hAnsi="맑은 고딕" w:eastAsia="맑은 고딕"/>
-          <w:b w:val="0"/>
-          <w:sz w:val="17"/>
-          <w:u w:val="none"/>
-        </w:rPr>
-        <w:t xml:space="preserve"> development that we understood that individual words directly connect to one another. For many children, for instance, it is not clear that ‘Right’ is the opposite of ‘Left’. A vivid example of this can be seen when children learn to ride a bicycle. If parents tell their child “Don’t go to the left,” they will often find that the child will continue riding straight ahead and not ④</w:t>
-      </w:r>
-      <w:r>
-        <w:rPr>
-          <w:rFonts w:ascii="맑은 고딕" w:hAnsi="맑은 고딕" w:eastAsia="맑은 고딕"/>
-          <w:b w:val="0"/>
-          <w:sz w:val="17"/>
-          <w:u w:val="single"/>
-        </w:rPr>
-        <w:t>automatically</w:t>
-      </w:r>
-      <w:r>
-        <w:rPr>
-          <w:rFonts w:ascii="맑은 고딕" w:hAnsi="맑은 고딕" w:eastAsia="맑은 고딕"/>
-          <w:b w:val="0"/>
-          <w:sz w:val="17"/>
-          <w:u w:val="none"/>
-        </w:rPr>
-        <w:t xml:space="preserve"> turn to the right. The same applies to the logical connection between ‘Yes’ and ‘No’ as perceived by parents. When we were children and were told, for example, “No, don’t eat with your hands,” we were ⑤</w:t>
-      </w:r>
-      <w:r>
-        <w:rPr>
-          <w:rFonts w:ascii="맑은 고딕" w:hAnsi="맑은 고딕" w:eastAsia="맑은 고딕"/>
-          <w:b w:val="0"/>
-          <w:sz w:val="17"/>
-          <w:u w:val="single"/>
-        </w:rPr>
-        <w:t>confused</w:t>
-      </w:r>
-      <w:r>
-        <w:rPr>
-          <w:rFonts w:ascii="맑은 고딕" w:hAnsi="맑은 고딕" w:eastAsia="맑은 고딕"/>
-          <w:b w:val="0"/>
-          <w:sz w:val="17"/>
-          <w:u w:val="none"/>
-        </w:rPr>
-        <w:t xml:space="preserve"> and didn’t know what our parents expected from us. Our confusion was about whether we should continue eating or not and if so, how? Only later did we recognize the connection and understand that we should continue eating, but not with our hands but with a fork or a spoon.</w:t>
+          <w:u w:val="none"/>
+        </w:rPr>
+        <w:t>⑤ People recognize the connection between opposite words only later in development.</w:t>
       </w:r>
     </w:p>
     <w:p>
@@ -2059,25 +2203,7 @@
           <w:sz w:val="17"/>
           <w:u w:val="none"/>
         </w:rPr>
-        <w:t xml:space="preserve"> 다음 글에 대한 &lt;보기&gt;의 설명 중 옳은 것만을 </w:t>
-      </w:r>
-      <w:r>
-        <w:rPr>
-          <w:rFonts w:ascii="맑은 고딕" w:hAnsi="맑은 고딕" w:eastAsia="맑은 고딕"/>
-          <w:b/>
-          <w:sz w:val="17"/>
-          <w:u w:val="none"/>
-        </w:rPr>
-        <w:t>있는 대로</w:t>
-      </w:r>
-      <w:r>
-        <w:rPr>
-          <w:rFonts w:ascii="맑은 고딕" w:hAnsi="맑은 고딕" w:eastAsia="맑은 고딕"/>
-          <w:b w:val="0"/>
-          <w:sz w:val="17"/>
-          <w:u w:val="none"/>
-        </w:rPr>
-        <w:t xml:space="preserve"> 고른 것은? [3.3점]</w:t>
+        <w:t xml:space="preserve"> [A]와 [B]를 읽고 이해한 것으로 가장 적절한 것은? [3.2점]</w:t>
       </w:r>
     </w:p>
     <w:p>
@@ -2100,8 +2226,118 @@
           <w:sz w:val="17"/>
           <w:u w:val="none"/>
         </w:rPr>
-        <w:t>To a young child, the idea of opposites is unfamiliar. Words are taken in one at a time, and only later ⓐ</w:t>
-      </w:r>
+        <w:t>[A] When we were children and were told, for example, “No, don’t eat with your hands,” we were confused and didn’t know what our parents expected from us. Only later did we recognize the connection and understand that we should continue eating, but not with our hands but with a fork or a spoon.</w:t>
+      </w:r>
+    </w:p>
+    <w:p>
+      <w:pPr>
+        <w:spacing w:before="0" w:after="60" w:line="288" w:lineRule="auto"/>
+        <w:ind w:left="40"/>
+        <w:snapToGrid w:val="0"/>
+        <w:pBdr>
+          <w:top w:val="single" w:sz="4" w:space="2" w:color="6B7FB8"/>
+          <w:left w:val="single" w:sz="4" w:space="2" w:color="6B7FB8"/>
+          <w:bottom w:val="single" w:sz="4" w:space="2" w:color="6B7FB8"/>
+          <w:right w:val="single" w:sz="4" w:space="2" w:color="6B7FB8"/>
+        </w:pBdr>
+        <w:shd w:val="clear" w:color="auto" w:fill="EEF2FF"/>
+      </w:pPr>
+      <w:r>
+        <w:rPr>
+          <w:rFonts w:ascii="맑은 고딕" w:hAnsi="맑은 고딕" w:eastAsia="맑은 고딕"/>
+          <w:b w:val="0"/>
+          <w:sz w:val="17"/>
+          <w:u w:val="none"/>
+        </w:rPr>
+        <w:t>[B] At the park, a four-year-old saw a sign that said “Don’t walk on the grass” and simply stopped where he stood. It did not occur to him that he could still walk along the path beside it. His older sister, who understood what the sign meant, took his hand and led him down the path.</w:t>
+      </w:r>
+    </w:p>
+    <w:p>
+      <w:pPr>
+        <w:spacing w:before="0" w:after="0" w:line="269" w:lineRule="auto"/>
+        <w:ind w:left="180" w:hanging="180"/>
+        <w:snapToGrid w:val="0"/>
+      </w:pPr>
+      <w:r>
+        <w:rPr>
+          <w:rFonts w:ascii="맑은 고딕" w:hAnsi="맑은 고딕" w:eastAsia="맑은 고딕"/>
+          <w:b w:val="0"/>
+          <w:sz w:val="17"/>
+          <w:u w:val="none"/>
+        </w:rPr>
+        <w:t>① [A] shows that parents should never say “No” to children.</w:t>
+      </w:r>
+    </w:p>
+    <w:p>
+      <w:pPr>
+        <w:spacing w:before="0" w:after="0" w:line="269" w:lineRule="auto"/>
+        <w:ind w:left="180" w:hanging="180"/>
+        <w:snapToGrid w:val="0"/>
+      </w:pPr>
+      <w:r>
+        <w:rPr>
+          <w:rFonts w:ascii="맑은 고딕" w:hAnsi="맑은 고딕" w:eastAsia="맑은 고딕"/>
+          <w:b w:val="0"/>
+          <w:sz w:val="17"/>
+          <w:u w:val="none"/>
+        </w:rPr>
+        <w:t>② [B] suggests that the boy refused to walk because he was tired.</w:t>
+      </w:r>
+    </w:p>
+    <w:p>
+      <w:pPr>
+        <w:spacing w:before="0" w:after="0" w:line="269" w:lineRule="auto"/>
+        <w:ind w:left="180" w:hanging="180"/>
+        <w:snapToGrid w:val="0"/>
+      </w:pPr>
+      <w:r>
+        <w:rPr>
+          <w:rFonts w:ascii="맑은 고딕" w:hAnsi="맑은 고딕" w:eastAsia="맑은 고딕"/>
+          <w:b w:val="0"/>
+          <w:sz w:val="17"/>
+          <w:u w:val="none"/>
+        </w:rPr>
+        <w:t>③ Both texts show that young children may hear a ban without working out the action that is still allowed.</w:t>
+      </w:r>
+    </w:p>
+    <w:p>
+      <w:pPr>
+        <w:spacing w:before="0" w:after="0" w:line="269" w:lineRule="auto"/>
+        <w:ind w:left="180" w:hanging="180"/>
+        <w:snapToGrid w:val="0"/>
+      </w:pPr>
+      <w:r>
+        <w:rPr>
+          <w:rFonts w:ascii="맑은 고딕" w:hAnsi="맑은 고딕" w:eastAsia="맑은 고딕"/>
+          <w:b w:val="0"/>
+          <w:sz w:val="17"/>
+          <w:u w:val="none"/>
+        </w:rPr>
+        <w:t>④ Both texts claim that children understand signs better than spoken words.</w:t>
+      </w:r>
+    </w:p>
+    <w:p>
+      <w:pPr>
+        <w:spacing w:before="0" w:after="0" w:line="269" w:lineRule="auto"/>
+        <w:ind w:left="180" w:hanging="180"/>
+        <w:snapToGrid w:val="0"/>
+      </w:pPr>
+      <w:r>
+        <w:rPr>
+          <w:rFonts w:ascii="맑은 고딕" w:hAnsi="맑은 고딕" w:eastAsia="맑은 고딕"/>
+          <w:b w:val="0"/>
+          <w:sz w:val="17"/>
+          <w:u w:val="none"/>
+        </w:rPr>
+        <w:t>⑤ [A] focuses on table manners, while [B] focuses on protecting nature.</w:t>
+      </w:r>
+    </w:p>
+    <w:p>
+      <w:pPr>
+        <w:keepNext/>
+        <w:spacing w:before="80" w:after="20" w:line="276" w:lineRule="auto"/>
+        <w:snapToGrid w:val="0"/>
+      </w:pPr>
       <w:r>
         <w:rPr>
           <w:rFonts w:ascii="맑은 고딕" w:hAnsi="맑은 고딕" w:eastAsia="맑은 고딕"/>
@@ -2109,7 +2345,7 @@
           <w:sz w:val="17"/>
           <w:u w:val="none"/>
         </w:rPr>
-        <w:t>[ we learn / do we learn ]</w:t>
+        <w:t>37-6.</w:t>
       </w:r>
       <w:r>
         <w:rPr>
@@ -2118,7 +2354,135 @@
           <w:sz w:val="17"/>
           <w:u w:val="none"/>
         </w:rPr>
-        <w:t xml:space="preserve"> that they are tied to one another. Many children do not see that ‘Right’ is the opposite of ‘Left’: told “Don’t go to the left” on a bicycle, a child tends to keep riding straight ahead. ‘Yes’ and ‘No’ work the same way. ⓑ</w:t>
+        <w:t xml:space="preserve"> 다음 빈칸에 들어갈 말로 가장 적절한 것은? [2.9점]</w:t>
+      </w:r>
+    </w:p>
+    <w:p>
+      <w:pPr>
+        <w:spacing w:before="0" w:after="60" w:line="288" w:lineRule="auto"/>
+        <w:ind w:left="40"/>
+        <w:snapToGrid w:val="0"/>
+        <w:pBdr>
+          <w:top w:val="single" w:sz="4" w:space="2" w:color="999999"/>
+          <w:left w:val="single" w:sz="4" w:space="2" w:color="999999"/>
+          <w:bottom w:val="single" w:sz="4" w:space="2" w:color="999999"/>
+          <w:right w:val="single" w:sz="4" w:space="2" w:color="999999"/>
+        </w:pBdr>
+        <w:shd w:val="clear" w:color="auto" w:fill="F6F3EA"/>
+      </w:pPr>
+      <w:r>
+        <w:rPr>
+          <w:rFonts w:ascii="맑은 고딕" w:hAnsi="맑은 고딕" w:eastAsia="맑은 고딕"/>
+          <w:b w:val="0"/>
+          <w:sz w:val="17"/>
+          <w:u w:val="none"/>
+        </w:rPr>
+        <w:t>As children, the principle of opposites is foreign. Children perceive words and their meanings ________________. It is only in later development that we understood that individual words directly connect to one another. For many children, for instance, it is not clear that ‘Right’ is the opposite of ‘Left’. A vivid example of this can be seen when children learn to ride a bicycle. If parents tell their child “Don’t go to the left,” they will often find that the child will continue riding straight ahead and not automatically turn to the right. The same applies to the logical connection between ‘Yes’ and ‘No’ as perceived by parents. When we were children and were told, for example, “No, don’t eat with your hands,” we were confused and didn’t know what our parents expected from us. Our confusion was about whether we should continue eating or not and if so, how? Only later did we recognize the connection and understand that we should continue eating, but not with our hands but with a fork or a spoon.</w:t>
+      </w:r>
+    </w:p>
+    <w:p>
+      <w:pPr>
+        <w:spacing w:before="0" w:after="0" w:line="269" w:lineRule="auto"/>
+        <w:ind w:left="180" w:hanging="180"/>
+        <w:snapToGrid w:val="0"/>
+      </w:pPr>
+      <w:r>
+        <w:rPr>
+          <w:rFonts w:ascii="맑은 고딕" w:hAnsi="맑은 고딕" w:eastAsia="맑은 고딕"/>
+          <w:b w:val="0"/>
+          <w:sz w:val="17"/>
+          <w:u w:val="none"/>
+        </w:rPr>
+        <w:t>① separately from each other</w:t>
+      </w:r>
+    </w:p>
+    <w:p>
+      <w:pPr>
+        <w:spacing w:before="0" w:after="0" w:line="269" w:lineRule="auto"/>
+        <w:ind w:left="180" w:hanging="180"/>
+        <w:snapToGrid w:val="0"/>
+      </w:pPr>
+      <w:r>
+        <w:rPr>
+          <w:rFonts w:ascii="맑은 고딕" w:hAnsi="맑은 고딕" w:eastAsia="맑은 고딕"/>
+          <w:b w:val="0"/>
+          <w:sz w:val="17"/>
+          <w:u w:val="none"/>
+        </w:rPr>
+        <w:t>② as connected pairs of opposites</w:t>
+      </w:r>
+    </w:p>
+    <w:p>
+      <w:pPr>
+        <w:spacing w:before="0" w:after="0" w:line="269" w:lineRule="auto"/>
+        <w:ind w:left="180" w:hanging="180"/>
+        <w:snapToGrid w:val="0"/>
+      </w:pPr>
+      <w:r>
+        <w:rPr>
+          <w:rFonts w:ascii="맑은 고딕" w:hAnsi="맑은 고딕" w:eastAsia="맑은 고딕"/>
+          <w:b w:val="0"/>
+          <w:sz w:val="17"/>
+          <w:u w:val="none"/>
+        </w:rPr>
+        <w:t>③ mainly by their sounds</w:t>
+      </w:r>
+    </w:p>
+    <w:p>
+      <w:pPr>
+        <w:spacing w:before="0" w:after="0" w:line="269" w:lineRule="auto"/>
+        <w:ind w:left="180" w:hanging="180"/>
+        <w:snapToGrid w:val="0"/>
+      </w:pPr>
+      <w:r>
+        <w:rPr>
+          <w:rFonts w:ascii="맑은 고딕" w:hAnsi="맑은 고딕" w:eastAsia="맑은 고딕"/>
+          <w:b w:val="0"/>
+          <w:sz w:val="17"/>
+          <w:u w:val="none"/>
+        </w:rPr>
+        <w:t>④ only through pictures</w:t>
+      </w:r>
+    </w:p>
+    <w:p>
+      <w:pPr>
+        <w:spacing w:before="0" w:after="0" w:line="269" w:lineRule="auto"/>
+        <w:ind w:left="180" w:hanging="180"/>
+        <w:snapToGrid w:val="0"/>
+      </w:pPr>
+      <w:r>
+        <w:rPr>
+          <w:rFonts w:ascii="맑은 고딕" w:hAnsi="맑은 고딕" w:eastAsia="맑은 고딕"/>
+          <w:b w:val="0"/>
+          <w:sz w:val="17"/>
+          <w:u w:val="none"/>
+        </w:rPr>
+        <w:t>⑤ more logically than adults do</w:t>
+      </w:r>
+    </w:p>
+    <w:p>
+      <w:pPr>
+        <w:keepNext/>
+        <w:spacing w:before="80" w:after="20" w:line="276" w:lineRule="auto"/>
+        <w:snapToGrid w:val="0"/>
+      </w:pPr>
+      <w:r>
+        <w:rPr>
+          <w:rFonts w:ascii="맑은 고딕" w:hAnsi="맑은 고딕" w:eastAsia="맑은 고딕"/>
+          <w:b/>
+          <w:sz w:val="17"/>
+          <w:u w:val="none"/>
+        </w:rPr>
+        <w:t>37-7.</w:t>
+      </w:r>
+      <w:r>
+        <w:rPr>
+          <w:rFonts w:ascii="맑은 고딕" w:hAnsi="맑은 고딕" w:eastAsia="맑은 고딕"/>
+          <w:b w:val="0"/>
+          <w:sz w:val="17"/>
+          <w:u w:val="none"/>
+        </w:rPr>
+        <w:t xml:space="preserve"> 다음 글에서 전체 흐름과 관계 </w:t>
       </w:r>
       <w:r>
         <w:rPr>
@@ -2127,7 +2491,7 @@
           <w:sz w:val="17"/>
           <w:u w:val="single"/>
         </w:rPr>
-        <w:t>A child told “No, don’t eat with your hands” cannot tell whether to stop eating or to eat in some other way</w:t>
+        <w:t>없는</w:t>
       </w:r>
       <w:r>
         <w:rPr>
@@ -2136,7 +2500,153 @@
           <w:sz w:val="17"/>
           <w:u w:val="none"/>
         </w:rPr>
-        <w:t>. It takes time to realize that the meal should go on, with a fork or a spoon.</w:t>
+        <w:t xml:space="preserve"> 문장은? [3.0점]</w:t>
+      </w:r>
+    </w:p>
+    <w:p>
+      <w:pPr>
+        <w:spacing w:before="0" w:after="60" w:line="288" w:lineRule="auto"/>
+        <w:ind w:left="40"/>
+        <w:snapToGrid w:val="0"/>
+        <w:pBdr>
+          <w:top w:val="single" w:sz="4" w:space="2" w:color="999999"/>
+          <w:left w:val="single" w:sz="4" w:space="2" w:color="999999"/>
+          <w:bottom w:val="single" w:sz="4" w:space="2" w:color="999999"/>
+          <w:right w:val="single" w:sz="4" w:space="2" w:color="999999"/>
+        </w:pBdr>
+        <w:shd w:val="clear" w:color="auto" w:fill="F6F3EA"/>
+      </w:pPr>
+      <w:r>
+        <w:rPr>
+          <w:rFonts w:ascii="맑은 고딕" w:hAnsi="맑은 고딕" w:eastAsia="맑은 고딕"/>
+          <w:b w:val="0"/>
+          <w:sz w:val="17"/>
+          <w:u w:val="none"/>
+        </w:rPr>
+        <w:t>For many children, for instance, it is not clear that ‘Right’ is the opposite of ‘Left’. ① A vivid example of this can be seen when children learn to ride a bicycle. ② Riding a bicycle also helps children build strong legs and good balance. ③ If parents tell their child “Don’t go to the left,” they will often find that the child will continue riding straight ahead and not automatically turn to the right. ④ The same applies to the logical connection between ‘Yes’ and ‘No’ as perceived by parents. ⑤ When we were children and were told, for example, “No, don’t eat with your hands,” we were confused and didn’t know what our parents expected from us.</w:t>
+      </w:r>
+    </w:p>
+    <w:p>
+      <w:pPr>
+        <w:spacing w:before="0" w:after="20" w:line="276" w:lineRule="auto"/>
+        <w:ind w:left="80"/>
+        <w:snapToGrid w:val="0"/>
+      </w:pPr>
+      <w:r>
+        <w:rPr>
+          <w:rFonts w:ascii="맑은 고딕" w:hAnsi="맑은 고딕" w:eastAsia="맑은 고딕"/>
+          <w:b w:val="0"/>
+          <w:sz w:val="17"/>
+          <w:u w:val="none"/>
+        </w:rPr>
+        <w:t>① ①    ② ②    ③ ③    ④ ④    ⑤ ⑤</w:t>
+      </w:r>
+    </w:p>
+    <w:p>
+      <w:pPr>
+        <w:keepNext/>
+        <w:spacing w:before="80" w:after="40" w:line="276" w:lineRule="auto"/>
+        <w:snapToGrid w:val="0"/>
+        <w:shd w:val="clear" w:color="auto" w:fill="8A3A12"/>
+      </w:pPr>
+      <w:r>
+        <w:rPr>
+          <w:rFonts w:ascii="맑은 고딕" w:hAnsi="맑은 고딕" w:eastAsia="맑은 고딕"/>
+          <w:b/>
+          <w:color w:val="FFFFFF"/>
+          <w:sz w:val="17"/>
+          <w:u w:val="none"/>
+        </w:rPr>
+        <w:t>서답형  37-서1 ~ 37-서2</w:t>
+      </w:r>
+    </w:p>
+    <w:p>
+      <w:pPr>
+        <w:keepNext/>
+        <w:spacing w:before="80" w:after="20" w:line="276" w:lineRule="auto"/>
+        <w:snapToGrid w:val="0"/>
+      </w:pPr>
+      <w:r>
+        <w:rPr>
+          <w:rFonts w:ascii="맑은 고딕" w:hAnsi="맑은 고딕" w:eastAsia="맑은 고딕"/>
+          <w:b/>
+          <w:sz w:val="17"/>
+          <w:u w:val="none"/>
+        </w:rPr>
+        <w:t>37-서1.</w:t>
+      </w:r>
+      <w:r>
+        <w:rPr>
+          <w:rFonts w:ascii="맑은 고딕" w:hAnsi="맑은 고딕" w:eastAsia="맑은 고딕"/>
+          <w:b w:val="0"/>
+          <w:sz w:val="17"/>
+          <w:u w:val="none"/>
+        </w:rPr>
+        <w:t xml:space="preserve"> 다음 글의 내용을 요약하고자 한다. 빈칸 (1)~(3)에 들어갈 말을 본문에서 찾아 </w:t>
+      </w:r>
+      <w:r>
+        <w:rPr>
+          <w:rFonts w:ascii="맑은 고딕" w:hAnsi="맑은 고딕" w:eastAsia="맑은 고딕"/>
+          <w:b w:val="0"/>
+          <w:sz w:val="17"/>
+          <w:u w:val="single"/>
+        </w:rPr>
+        <w:t>반드시 변형하여</w:t>
+      </w:r>
+      <w:r>
+        <w:rPr>
+          <w:rFonts w:ascii="맑은 고딕" w:hAnsi="맑은 고딕" w:eastAsia="맑은 고딕"/>
+          <w:b w:val="0"/>
+          <w:sz w:val="17"/>
+          <w:u w:val="none"/>
+        </w:rPr>
+        <w:t xml:space="preserve"> 쓰시오. (한 칸에 한 단어) [각 1점, 총 3점] [3.0점]</w:t>
+      </w:r>
+    </w:p>
+    <w:p>
+      <w:pPr>
+        <w:spacing w:before="0" w:after="60" w:line="288" w:lineRule="auto"/>
+        <w:ind w:left="40"/>
+        <w:snapToGrid w:val="0"/>
+        <w:pBdr>
+          <w:top w:val="single" w:sz="4" w:space="2" w:color="999999"/>
+          <w:left w:val="single" w:sz="4" w:space="2" w:color="999999"/>
+          <w:bottom w:val="single" w:sz="4" w:space="2" w:color="999999"/>
+          <w:right w:val="single" w:sz="4" w:space="2" w:color="999999"/>
+        </w:pBdr>
+        <w:shd w:val="clear" w:color="auto" w:fill="F6F3EA"/>
+      </w:pPr>
+      <w:r>
+        <w:rPr>
+          <w:rFonts w:ascii="맑은 고딕" w:hAnsi="맑은 고딕" w:eastAsia="맑은 고딕"/>
+          <w:b w:val="0"/>
+          <w:sz w:val="17"/>
+          <w:u w:val="none"/>
+        </w:rPr>
+        <w:t>As children, the principle of opposites is foreign. Children perceive words and their meanings separately from each other. It is only in later development that we understood that individual words directly connect to one another. For many children, for instance, it is not clear that ‘Right’ is the opposite of ‘Left’. A vivid example of this can be seen when children learn to ride a bicycle. If parents tell their child “Don’t go to the left,” they will often find that the child will continue riding straight ahead and not automatically turn to the right. The same applies to the logical connection between ‘Yes’ and ‘No’ as perceived by parents. When we were children and were told, for example, “No, don’t eat with your hands,” we were confused and didn’t know what our parents expected from us. Our confusion was about whether we should continue eating or not and if so, how? Only later did we recognize the connection and understand that we should continue eating, but not with our hands but with a fork or a spoon.</w:t>
+      </w:r>
+    </w:p>
+    <w:p>
+      <w:pPr>
+        <w:spacing w:before="0" w:after="60" w:line="288" w:lineRule="auto"/>
+        <w:ind w:left="40"/>
+        <w:snapToGrid w:val="0"/>
+        <w:pBdr>
+          <w:top w:val="single" w:sz="4" w:space="2" w:color="C99B4E"/>
+          <w:left w:val="single" w:sz="4" w:space="2" w:color="C99B4E"/>
+          <w:bottom w:val="single" w:sz="4" w:space="2" w:color="C99B4E"/>
+          <w:right w:val="single" w:sz="4" w:space="2" w:color="C99B4E"/>
+        </w:pBdr>
+        <w:shd w:val="clear" w:color="auto" w:fill="FFF8E1"/>
+      </w:pPr>
+      <w:r>
+        <w:rPr>
+          <w:rFonts w:ascii="맑은 고딕" w:hAnsi="맑은 고딕" w:eastAsia="맑은 고딕"/>
+          <w:b w:val="0"/>
+          <w:sz w:val="17"/>
+          <w:u w:val="none"/>
+        </w:rPr>
+        <w:t>Young children treat words as (1) ________ units and fail to see how they are (2) ________ as opposites; only later does the (3) ________ of this link come.</w:t>
       </w:r>
     </w:p>
     <w:p>
@@ -2159,7 +2669,30 @@
           <w:sz w:val="17"/>
           <w:u w:val="none"/>
         </w:rPr>
-        <w:t>&lt;보 기&gt;</w:t>
+        <w:t>&lt;조 건&gt;</w:t>
+      </w:r>
+    </w:p>
+    <w:p>
+      <w:pPr>
+        <w:spacing w:before="0" w:after="0" w:line="288" w:lineRule="auto"/>
+        <w:ind w:left="40"/>
+        <w:snapToGrid w:val="0"/>
+        <w:pBdr>
+          <w:top w:val="single" w:sz="4" w:space="2" w:color="9B6BD0"/>
+          <w:left w:val="single" w:sz="4" w:space="2" w:color="9B6BD0"/>
+          <w:bottom w:val="single" w:sz="4" w:space="2" w:color="9B6BD0"/>
+          <w:right w:val="single" w:sz="4" w:space="2" w:color="9B6BD0"/>
+        </w:pBdr>
+        <w:shd w:val="clear" w:color="auto" w:fill="FAF5FF"/>
+      </w:pPr>
+      <w:r>
+        <w:rPr>
+          <w:rFonts w:ascii="맑은 고딕" w:hAnsi="맑은 고딕" w:eastAsia="맑은 고딕"/>
+          <w:b w:val="0"/>
+          <w:sz w:val="17"/>
+          <w:u w:val="none"/>
+        </w:rPr>
+        <w:t>1. 본문의 단어를 반드시 변형(품사·어형)하여 쓸 것 — 본문 형태 그대로 쓰면 0점</w:t>
       </w:r>
     </w:p>
     <w:p>
@@ -2182,13 +2715,12 @@
           <w:sz w:val="17"/>
           <w:u w:val="none"/>
         </w:rPr>
-        <w:t>(A) 윗글에서 자전거 사례와 식사 사례는 서로 반대되는 주장을 뒷받침한다.</w:t>
+        <w:t>2. 답안지에 소문항 번호를 정확하게 기입할 것  예) 1-(1) 1-(2) 1-(3)</w:t>
       </w:r>
     </w:p>
     <w:p>
       <w:pPr>
-        <w:spacing w:before="0" w:after="20" w:line="276" w:lineRule="auto"/>
-        <w:ind w:left="80"/>
+        <w:spacing w:before="0" w:after="40" w:line="360" w:lineRule="auto"/>
         <w:snapToGrid w:val="0"/>
       </w:pPr>
       <w:r>
@@ -2198,7 +2730,7 @@
           <w:sz w:val="17"/>
           <w:u w:val="none"/>
         </w:rPr>
-        <w:t>① (A), (B)    ② (B), (C)    ③ (C), (D)    ④ (A), (C), (D)    ⑤ (B), (C), (D)</w:t>
+        <w:t>(1) ______________   (2) ______________   (3) ______________</w:t>
       </w:r>
     </w:p>
     <w:p>
@@ -2214,7 +2746,7 @@
           <w:sz w:val="17"/>
           <w:u w:val="none"/>
         </w:rPr>
-        <w:t>37-6.</w:t>
+        <w:t>37-서2.</w:t>
       </w:r>
       <w:r>
         <w:rPr>
@@ -2223,25 +2755,7 @@
           <w:sz w:val="17"/>
           <w:u w:val="none"/>
         </w:rPr>
-        <w:t xml:space="preserve"> 다음 글의 내용과 일치하지 </w:t>
-      </w:r>
-      <w:r>
-        <w:rPr>
-          <w:rFonts w:ascii="맑은 고딕" w:hAnsi="맑은 고딕" w:eastAsia="맑은 고딕"/>
-          <w:b/>
-          <w:sz w:val="17"/>
-          <w:u w:val="none"/>
-        </w:rPr>
-        <w:t>않는</w:t>
-      </w:r>
-      <w:r>
-        <w:rPr>
-          <w:rFonts w:ascii="맑은 고딕" w:hAnsi="맑은 고딕" w:eastAsia="맑은 고딕"/>
-          <w:b w:val="0"/>
-          <w:sz w:val="17"/>
-          <w:u w:val="none"/>
-        </w:rPr>
-        <w:t xml:space="preserve"> 것은? [2.7점]</w:t>
+        <w:t xml:space="preserve"> 다음 글의 밑줄 친 부분과 같은 뜻이 되도록 &lt;보기&gt;의 표현을 모두 사용하여 &lt;조건&gt;에 맞게 영작하시오. [3점] [3.0점]</w:t>
       </w:r>
     </w:p>
     <w:p>
@@ -2264,15 +2778,49 @@
           <w:sz w:val="17"/>
           <w:u w:val="none"/>
         </w:rPr>
-        <w:t>Children perceive words and their meanings separately from each other, and it is only in later development that we understand that individual words directly connect to one another. For many children it is not clear that ‘Right’ is the opposite of ‘Left’. If parents tell their child on a bicycle “Don’t go to the left,” the child will often continue riding straight ahead. When we were children and were told “No, don’t eat with your hands,” we were confused and didn’t know what our parents expected from us. Only later did we understand that we should continue eating, not with our hands but with a fork or a spoon.</w:t>
+        <w:t xml:space="preserve">If parents tell their child “Don’t go to the left,” </w:t>
+      </w:r>
+      <w:r>
+        <w:rPr>
+          <w:rFonts w:ascii="맑은 고딕" w:hAnsi="맑은 고딕" w:eastAsia="맑은 고딕"/>
+          <w:b w:val="0"/>
+          <w:sz w:val="17"/>
+          <w:u w:val="single"/>
+        </w:rPr>
+        <w:t>they will often find that the child will continue riding straight ahead and not automatically turn to the right</w:t>
+      </w:r>
+      <w:r>
+        <w:rPr>
+          <w:rFonts w:ascii="맑은 고딕" w:hAnsi="맑은 고딕" w:eastAsia="맑은 고딕"/>
+          <w:b w:val="0"/>
+          <w:sz w:val="17"/>
+          <w:u w:val="none"/>
+        </w:rPr>
+        <w:t>.</w:t>
       </w:r>
     </w:p>
     <w:p>
       <w:pPr>
-        <w:spacing w:before="0" w:after="0" w:line="269" w:lineRule="auto"/>
-        <w:ind w:left="180" w:hanging="180"/>
+        <w:spacing w:before="0" w:after="60" w:line="288" w:lineRule="auto"/>
+        <w:ind w:left="40"/>
         <w:snapToGrid w:val="0"/>
-      </w:pPr>
+        <w:pBdr>
+          <w:top w:val="single" w:sz="4" w:space="2" w:color="9B6BD0"/>
+          <w:left w:val="single" w:sz="4" w:space="2" w:color="9B6BD0"/>
+          <w:bottom w:val="single" w:sz="4" w:space="2" w:color="9B6BD0"/>
+          <w:right w:val="single" w:sz="4" w:space="2" w:color="9B6BD0"/>
+        </w:pBdr>
+        <w:shd w:val="clear" w:color="auto" w:fill="FAF5FF"/>
+      </w:pPr>
+      <w:r>
+        <w:rPr>
+          <w:rFonts w:ascii="맑은 고딕" w:hAnsi="맑은 고딕" w:eastAsia="맑은 고딕"/>
+          <w:b/>
+          <w:sz w:val="17"/>
+          <w:u w:val="none"/>
+        </w:rPr>
+        <w:t>&lt;보 기&gt;</w:t>
+      </w:r>
       <w:r>
         <w:rPr>
           <w:rFonts w:ascii="맑은 고딕" w:hAnsi="맑은 고딕" w:eastAsia="맑은 고딕"/>
@@ -2280,14 +2828,44 @@
           <w:sz w:val="17"/>
           <w:u w:val="none"/>
         </w:rPr>
-        <w:t>① Children are said to perceive words and their meanings separately.</w:t>
+        <w:t xml:space="preserve"> they / will / often / find / the child / continue / to ride / straight ahead / instead of / turning / to the right</w:t>
       </w:r>
     </w:p>
     <w:p>
       <w:pPr>
-        <w:spacing w:before="0" w:after="0" w:line="269" w:lineRule="auto"/>
-        <w:ind w:left="180" w:hanging="180"/>
+        <w:spacing w:before="0" w:after="0" w:line="288" w:lineRule="auto"/>
+        <w:ind w:left="40"/>
         <w:snapToGrid w:val="0"/>
+        <w:pBdr>
+          <w:top w:val="single" w:sz="4" w:space="2" w:color="9B6BD0"/>
+          <w:left w:val="single" w:sz="4" w:space="2" w:color="9B6BD0"/>
+          <w:bottom w:val="single" w:sz="4" w:space="2" w:color="9B6BD0"/>
+          <w:right w:val="single" w:sz="4" w:space="2" w:color="9B6BD0"/>
+        </w:pBdr>
+        <w:shd w:val="clear" w:color="auto" w:fill="FAF5FF"/>
+      </w:pPr>
+      <w:r>
+        <w:rPr>
+          <w:rFonts w:ascii="맑은 고딕" w:hAnsi="맑은 고딕" w:eastAsia="맑은 고딕"/>
+          <w:b/>
+          <w:sz w:val="17"/>
+          <w:u w:val="none"/>
+        </w:rPr>
+        <w:t>&lt;조 건&gt;</w:t>
+      </w:r>
+    </w:p>
+    <w:p>
+      <w:pPr>
+        <w:spacing w:before="0" w:after="0" w:line="288" w:lineRule="auto"/>
+        <w:ind w:left="40"/>
+        <w:snapToGrid w:val="0"/>
+        <w:pBdr>
+          <w:top w:val="single" w:sz="4" w:space="2" w:color="9B6BD0"/>
+          <w:left w:val="single" w:sz="4" w:space="2" w:color="9B6BD0"/>
+          <w:bottom w:val="single" w:sz="4" w:space="2" w:color="9B6BD0"/>
+          <w:right w:val="single" w:sz="4" w:space="2" w:color="9B6BD0"/>
+        </w:pBdr>
+        <w:shd w:val="clear" w:color="auto" w:fill="FAF5FF"/>
       </w:pPr>
       <w:r>
         <w:rPr>
@@ -2296,14 +2874,21 @@
           <w:sz w:val="17"/>
           <w:u w:val="none"/>
         </w:rPr>
-        <w:t>② A child told not to go left usually turns right without being asked to.</w:t>
+        <w:t>1. &lt;보기&gt;의 표현을 모두 한 번씩만 사용할 것</w:t>
       </w:r>
     </w:p>
     <w:p>
       <w:pPr>
-        <w:spacing w:before="0" w:after="0" w:line="269" w:lineRule="auto"/>
-        <w:ind w:left="180" w:hanging="180"/>
+        <w:spacing w:before="0" w:after="0" w:line="288" w:lineRule="auto"/>
+        <w:ind w:left="40"/>
         <w:snapToGrid w:val="0"/>
+        <w:pBdr>
+          <w:top w:val="single" w:sz="4" w:space="2" w:color="9B6BD0"/>
+          <w:left w:val="single" w:sz="4" w:space="2" w:color="9B6BD0"/>
+          <w:bottom w:val="single" w:sz="4" w:space="2" w:color="9B6BD0"/>
+          <w:right w:val="single" w:sz="4" w:space="2" w:color="9B6BD0"/>
+        </w:pBdr>
+        <w:shd w:val="clear" w:color="auto" w:fill="FAF5FF"/>
       </w:pPr>
       <w:r>
         <w:rPr>
@@ -2312,14 +2897,21 @@
           <w:sz w:val="17"/>
           <w:u w:val="none"/>
         </w:rPr>
-        <w:t>③ The bicycle example shows that ‘Right’ and ‘Left’ are not yet linked for many children.</w:t>
+        <w:t>2. 어형은 한 단어만 바꾸고, 다른 단어를 추가하지 말 것</w:t>
       </w:r>
     </w:p>
     <w:p>
       <w:pPr>
-        <w:spacing w:before="0" w:after="0" w:line="269" w:lineRule="auto"/>
-        <w:ind w:left="180" w:hanging="180"/>
+        <w:spacing w:before="0" w:after="0" w:line="288" w:lineRule="auto"/>
+        <w:ind w:left="40"/>
         <w:snapToGrid w:val="0"/>
+        <w:pBdr>
+          <w:top w:val="single" w:sz="4" w:space="2" w:color="9B6BD0"/>
+          <w:left w:val="single" w:sz="4" w:space="2" w:color="9B6BD0"/>
+          <w:bottom w:val="single" w:sz="4" w:space="2" w:color="9B6BD0"/>
+          <w:right w:val="single" w:sz="4" w:space="2" w:color="9B6BD0"/>
+        </w:pBdr>
+        <w:shd w:val="clear" w:color="auto" w:fill="FAF5FF"/>
       </w:pPr>
       <w:r>
         <w:rPr>
@@ -2328,14 +2920,21 @@
           <w:sz w:val="17"/>
           <w:u w:val="none"/>
         </w:rPr>
-        <w:t>④ As children, we were unsure what our parents wanted when told not to eat with our hands.</w:t>
+        <w:t>3. ‘find + 목적어 + 목적격보어’ 구조로 쓸 것(that절 사용 금지)</w:t>
       </w:r>
     </w:p>
     <w:p>
       <w:pPr>
-        <w:spacing w:before="0" w:after="0" w:line="269" w:lineRule="auto"/>
-        <w:ind w:left="180" w:hanging="180"/>
+        <w:spacing w:before="0" w:after="0" w:line="288" w:lineRule="auto"/>
+        <w:ind w:left="40"/>
         <w:snapToGrid w:val="0"/>
+        <w:pBdr>
+          <w:top w:val="single" w:sz="4" w:space="2" w:color="9B6BD0"/>
+          <w:left w:val="single" w:sz="4" w:space="2" w:color="9B6BD0"/>
+          <w:bottom w:val="single" w:sz="4" w:space="2" w:color="9B6BD0"/>
+          <w:right w:val="single" w:sz="4" w:space="2" w:color="9B6BD0"/>
+        </w:pBdr>
+        <w:shd w:val="clear" w:color="auto" w:fill="FAF5FF"/>
       </w:pPr>
       <w:r>
         <w:rPr>
@@ -2344,7 +2943,63 @@
           <w:sz w:val="17"/>
           <w:u w:val="none"/>
         </w:rPr>
-        <w:t>⑤ We came to understand later that we were meant to go on eating with a fork or a spoon.</w:t>
+        <w:t>4. 총 17단어로 쓸 것</w:t>
+      </w:r>
+    </w:p>
+    <w:p>
+      <w:pPr>
+        <w:spacing w:before="0" w:after="60" w:line="288" w:lineRule="auto"/>
+        <w:ind w:left="40"/>
+        <w:snapToGrid w:val="0"/>
+        <w:pBdr>
+          <w:top w:val="single" w:sz="4" w:space="2" w:color="9B6BD0"/>
+          <w:left w:val="single" w:sz="4" w:space="2" w:color="9B6BD0"/>
+          <w:bottom w:val="single" w:sz="4" w:space="2" w:color="9B6BD0"/>
+          <w:right w:val="single" w:sz="4" w:space="2" w:color="9B6BD0"/>
+        </w:pBdr>
+        <w:shd w:val="clear" w:color="auto" w:fill="FAF5FF"/>
+      </w:pPr>
+      <w:r>
+        <w:rPr>
+          <w:rFonts w:ascii="맑은 고딕" w:hAnsi="맑은 고딕" w:eastAsia="맑은 고딕"/>
+          <w:b w:val="0"/>
+          <w:sz w:val="17"/>
+          <w:u w:val="none"/>
+        </w:rPr>
+        <w:t>5. 답안지에 소문항 번호를 정확하게 기입할 것</w:t>
+      </w:r>
+    </w:p>
+    <w:p>
+      <w:pPr>
+        <w:spacing w:before="0" w:after="40" w:line="360" w:lineRule="auto"/>
+        <w:snapToGrid w:val="0"/>
+      </w:pPr>
+      <w:r>
+        <w:rPr>
+          <w:rFonts w:ascii="맑은 고딕" w:hAnsi="맑은 고딕" w:eastAsia="맑은 고딕"/>
+          <w:b w:val="0"/>
+          <w:sz w:val="17"/>
+          <w:u w:val="none"/>
+        </w:rPr>
+        <w:t>⇒ ______________________________________________________________ .</w:t>
+      </w:r>
+    </w:p>
+    <w:p>
+      <w:pPr>
+        <w:keepNext/>
+        <w:spacing w:before="80" w:after="40" w:line="276" w:lineRule="auto"/>
+        <w:snapToGrid w:val="0"/>
+        <w:shd w:val="clear" w:color="auto" w:fill="6B21A8"/>
+      </w:pPr>
+      <w:r>
+        <w:rPr>
+          <w:rFonts w:ascii="맑은 고딕" w:hAnsi="맑은 고딕" w:eastAsia="맑은 고딕"/>
+          <w:b/>
+          <w:color w:val="FFFFFF"/>
+          <w:sz w:val="17"/>
+          <w:u w:val="none"/>
+        </w:rPr>
+        <w:t>[지문 구조]  ※ 앞 문항을 모두 푼 뒤에 풀 것</w:t>
       </w:r>
     </w:p>
     <w:p>
@@ -2360,7 +3015,7 @@
           <w:sz w:val="17"/>
           <w:u w:val="none"/>
         </w:rPr>
-        <w:t>37-7.</w:t>
+        <w:t>37-8.</w:t>
       </w:r>
       <w:r>
         <w:rPr>
@@ -2369,7 +3024,30 @@
           <w:sz w:val="17"/>
           <w:u w:val="none"/>
         </w:rPr>
-        <w:t xml:space="preserve"> 다음 글의 내용을 한 문장으로 요약하고자 한다. 빈칸 (A), (B)에 들어갈 말로 가장 적절한 것은? [3.0점]</w:t>
+        <w:t xml:space="preserve"> 글의 흐름으로 보아, 주어진 문장이 들어가기에 가장 적절한 곳은? [2.7점]</w:t>
+      </w:r>
+    </w:p>
+    <w:p>
+      <w:pPr>
+        <w:spacing w:before="0" w:after="60" w:line="288" w:lineRule="auto"/>
+        <w:ind w:left="40"/>
+        <w:snapToGrid w:val="0"/>
+        <w:pBdr>
+          <w:top w:val="single" w:sz="4" w:space="2" w:color="C99B4E"/>
+          <w:left w:val="single" w:sz="4" w:space="2" w:color="C99B4E"/>
+          <w:bottom w:val="single" w:sz="4" w:space="2" w:color="C99B4E"/>
+          <w:right w:val="single" w:sz="4" w:space="2" w:color="C99B4E"/>
+        </w:pBdr>
+        <w:shd w:val="clear" w:color="auto" w:fill="FFF8E1"/>
+      </w:pPr>
+      <w:r>
+        <w:rPr>
+          <w:rFonts w:ascii="맑은 고딕" w:hAnsi="맑은 고딕" w:eastAsia="맑은 고딕"/>
+          <w:b w:val="0"/>
+          <w:sz w:val="17"/>
+          <w:u w:val="none"/>
+        </w:rPr>
+        <w:t>A vivid example of this can be seen when children learn to ride a bicycle.</w:t>
       </w:r>
     </w:p>
     <w:p>
@@ -2392,21 +3070,14 @@
           <w:sz w:val="17"/>
           <w:u w:val="none"/>
         </w:rPr>
-        <w:t>The principle of opposites is foreign to children, who perceive words and their meanings separately from each other. For many of them it is not clear that ‘Right’ is the opposite of ‘Left’, so a child told “Don’t go to the left” on a bicycle will continue riding straight ahead. In the same way, a child told “No, don’t eat with your hands” is confused and does not know what the parents expect. Only later do we recognize the connection and understand that we should continue eating with a fork or a spoon.</w:t>
+        <w:t>As children, the principle of opposites is foreign. ( ① ) Children perceive words and their meanings separately from each other. ( ② ) It is only in later development that we understood that individual words directly connect to one another. ( ③ ) For many children, for instance, it is not clear that ‘Right’ is the opposite of ‘Left’. ( ④ ) If parents tell their child “Don’t go to the left,” they will often find that the child will continue riding straight ahead and not automatically turn to the right. ( ⑤ ) The same applies to the logical connection between ‘Yes’ and ‘No’ as perceived by parents.</w:t>
       </w:r>
     </w:p>
     <w:p>
       <w:pPr>
-        <w:spacing w:before="0" w:after="60" w:line="288" w:lineRule="auto"/>
-        <w:ind w:left="40"/>
+        <w:spacing w:before="0" w:after="20" w:line="276" w:lineRule="auto"/>
+        <w:ind w:left="80"/>
         <w:snapToGrid w:val="0"/>
-        <w:pBdr>
-          <w:top w:val="single" w:sz="4" w:space="2" w:color="C99B4E"/>
-          <w:left w:val="single" w:sz="4" w:space="2" w:color="C99B4E"/>
-          <w:bottom w:val="single" w:sz="4" w:space="2" w:color="C99B4E"/>
-          <w:right w:val="single" w:sz="4" w:space="2" w:color="C99B4E"/>
-        </w:pBdr>
-        <w:shd w:val="clear" w:color="auto" w:fill="FFF8E1"/>
       </w:pPr>
       <w:r>
         <w:rPr>
@@ -2415,478 +3086,7 @@
           <w:sz w:val="17"/>
           <w:u w:val="none"/>
         </w:rPr>
-        <w:t>Because young children do not yet ______(A)______, a command that tells them what not to do often leaves them ______(B)______.</w:t>
-      </w:r>
-    </w:p>
-    <w:p>
-      <w:pPr>
-        <w:spacing w:before="0" w:after="0" w:line="269" w:lineRule="auto"/>
-        <w:ind w:left="180" w:hanging="180"/>
-        <w:snapToGrid w:val="0"/>
-      </w:pPr>
-      <w:r>
-        <w:rPr>
-          <w:rFonts w:ascii="맑은 고딕" w:hAnsi="맑은 고딕" w:eastAsia="맑은 고딕"/>
-          <w:b w:val="0"/>
-          <w:sz w:val="17"/>
-          <w:u w:val="none"/>
-        </w:rPr>
-        <w:t>① (A) trust what adults tell them  (B) eager to do the opposite</w:t>
-      </w:r>
-    </w:p>
-    <w:p>
-      <w:pPr>
-        <w:spacing w:before="0" w:after="0" w:line="269" w:lineRule="auto"/>
-        <w:ind w:left="180" w:hanging="180"/>
-        <w:snapToGrid w:val="0"/>
-      </w:pPr>
-      <w:r>
-        <w:rPr>
-          <w:rFonts w:ascii="맑은 고딕" w:hAnsi="맑은 고딕" w:eastAsia="맑은 고딕"/>
-          <w:b w:val="0"/>
-          <w:sz w:val="17"/>
-          <w:u w:val="none"/>
-        </w:rPr>
-        <w:t>② (A) link words with their opposites  (B) eager to do the opposite</w:t>
-      </w:r>
-    </w:p>
-    <w:p>
-      <w:pPr>
-        <w:spacing w:before="0" w:after="0" w:line="269" w:lineRule="auto"/>
-        <w:ind w:left="180" w:hanging="180"/>
-        <w:snapToGrid w:val="0"/>
-      </w:pPr>
-      <w:r>
-        <w:rPr>
-          <w:rFonts w:ascii="맑은 고딕" w:hAnsi="맑은 고딕" w:eastAsia="맑은 고딕"/>
-          <w:b w:val="0"/>
-          <w:sz w:val="17"/>
-          <w:u w:val="none"/>
-        </w:rPr>
-        <w:t>③ (A) know enough words to reply  (B) unsure of what is expected</w:t>
-      </w:r>
-    </w:p>
-    <w:p>
-      <w:pPr>
-        <w:spacing w:before="0" w:after="0" w:line="269" w:lineRule="auto"/>
-        <w:ind w:left="180" w:hanging="180"/>
-        <w:snapToGrid w:val="0"/>
-      </w:pPr>
-      <w:r>
-        <w:rPr>
-          <w:rFonts w:ascii="맑은 고딕" w:hAnsi="맑은 고딕" w:eastAsia="맑은 고딕"/>
-          <w:b w:val="0"/>
-          <w:sz w:val="17"/>
-          <w:u w:val="none"/>
-        </w:rPr>
-        <w:t>④ (A) link words with their opposites  (B) unsure of what is expected</w:t>
-      </w:r>
-    </w:p>
-    <w:p>
-      <w:pPr>
-        <w:spacing w:before="0" w:after="0" w:line="269" w:lineRule="auto"/>
-        <w:ind w:left="180" w:hanging="180"/>
-        <w:snapToGrid w:val="0"/>
-      </w:pPr>
-      <w:r>
-        <w:rPr>
-          <w:rFonts w:ascii="맑은 고딕" w:hAnsi="맑은 고딕" w:eastAsia="맑은 고딕"/>
-          <w:b w:val="0"/>
-          <w:sz w:val="17"/>
-          <w:u w:val="none"/>
-        </w:rPr>
-        <w:t>⑤ (A) care about following rules  (B) bored with the activity</w:t>
-      </w:r>
-    </w:p>
-    <w:p>
-      <w:pPr>
-        <w:keepNext/>
-        <w:spacing w:before="80" w:after="20" w:line="276" w:lineRule="auto"/>
-        <w:snapToGrid w:val="0"/>
-      </w:pPr>
-      <w:r>
-        <w:rPr>
-          <w:rFonts w:ascii="맑은 고딕" w:hAnsi="맑은 고딕" w:eastAsia="맑은 고딕"/>
-          <w:b/>
-          <w:sz w:val="17"/>
-          <w:u w:val="none"/>
-        </w:rPr>
-        <w:t>37-8.</w:t>
-      </w:r>
-      <w:r>
-        <w:rPr>
-          <w:rFonts w:ascii="맑은 고딕" w:hAnsi="맑은 고딕" w:eastAsia="맑은 고딕"/>
-          <w:b w:val="0"/>
-          <w:sz w:val="17"/>
-          <w:u w:val="none"/>
-        </w:rPr>
-        <w:t xml:space="preserve"> 다음 글의 주제로 가장 적절한 것은? [2.7점]</w:t>
-      </w:r>
-    </w:p>
-    <w:p>
-      <w:pPr>
-        <w:spacing w:before="0" w:after="60" w:line="288" w:lineRule="auto"/>
-        <w:ind w:left="40"/>
-        <w:snapToGrid w:val="0"/>
-        <w:pBdr>
-          <w:top w:val="single" w:sz="4" w:space="2" w:color="999999"/>
-          <w:left w:val="single" w:sz="4" w:space="2" w:color="999999"/>
-          <w:bottom w:val="single" w:sz="4" w:space="2" w:color="999999"/>
-          <w:right w:val="single" w:sz="4" w:space="2" w:color="999999"/>
-        </w:pBdr>
-        <w:shd w:val="clear" w:color="auto" w:fill="F6F3EA"/>
-      </w:pPr>
-      <w:r>
-        <w:rPr>
-          <w:rFonts w:ascii="맑은 고딕" w:hAnsi="맑은 고딕" w:eastAsia="맑은 고딕"/>
-          <w:b w:val="0"/>
-          <w:sz w:val="17"/>
-          <w:u w:val="none"/>
-        </w:rPr>
-        <w:t>Adults take it for granted that ‘not left’ means ‘right’ and that ‘No’ to one thing means ‘Yes’ to another. Children do not. They perceive each word and its meaning separately, and only in later development do they come to see how words connect to one another. That is why a child on a bicycle who hears “Don’t go to the left” keeps riding straight ahead, and why a child who hears “No, don’t eat with your hands” has no idea whether to stop eating or to carry on in some other way.</w:t>
-      </w:r>
-    </w:p>
-    <w:p>
-      <w:pPr>
-        <w:spacing w:before="0" w:after="0" w:line="269" w:lineRule="auto"/>
-        <w:ind w:left="180" w:hanging="180"/>
-        <w:snapToGrid w:val="0"/>
-      </w:pPr>
-      <w:r>
-        <w:rPr>
-          <w:rFonts w:ascii="맑은 고딕" w:hAnsi="맑은 고딕" w:eastAsia="맑은 고딕"/>
-          <w:b w:val="0"/>
-          <w:sz w:val="17"/>
-          <w:u w:val="none"/>
-        </w:rPr>
-        <w:t>① the best age at which children should learn to ride a bicycle</w:t>
-      </w:r>
-    </w:p>
-    <w:p>
-      <w:pPr>
-        <w:spacing w:before="0" w:after="0" w:line="269" w:lineRule="auto"/>
-        <w:ind w:left="180" w:hanging="180"/>
-        <w:snapToGrid w:val="0"/>
-      </w:pPr>
-      <w:r>
-        <w:rPr>
-          <w:rFonts w:ascii="맑은 고딕" w:hAnsi="맑은 고딕" w:eastAsia="맑은 고딕"/>
-          <w:b w:val="0"/>
-          <w:sz w:val="17"/>
-          <w:u w:val="none"/>
-        </w:rPr>
-        <w:t>② children’s late grasp of how words relate to each other as opposites</w:t>
-      </w:r>
-    </w:p>
-    <w:p>
-      <w:pPr>
-        <w:spacing w:before="0" w:after="0" w:line="269" w:lineRule="auto"/>
-        <w:ind w:left="180" w:hanging="180"/>
-        <w:snapToGrid w:val="0"/>
-      </w:pPr>
-      <w:r>
-        <w:rPr>
-          <w:rFonts w:ascii="맑은 고딕" w:hAnsi="맑은 고딕" w:eastAsia="맑은 고딕"/>
-          <w:b w:val="0"/>
-          <w:sz w:val="17"/>
-          <w:u w:val="none"/>
-        </w:rPr>
-        <w:t>③ the lasting harm that negative commands do to young children</w:t>
-      </w:r>
-    </w:p>
-    <w:p>
-      <w:pPr>
-        <w:spacing w:before="0" w:after="0" w:line="269" w:lineRule="auto"/>
-        <w:ind w:left="180" w:hanging="180"/>
-        <w:snapToGrid w:val="0"/>
-      </w:pPr>
-      <w:r>
-        <w:rPr>
-          <w:rFonts w:ascii="맑은 고딕" w:hAnsi="맑은 고딕" w:eastAsia="맑은 고딕"/>
-          <w:b w:val="0"/>
-          <w:sz w:val="17"/>
-          <w:u w:val="none"/>
-        </w:rPr>
-        <w:t>④ differences in the way mothers and fathers give instructions</w:t>
-      </w:r>
-    </w:p>
-    <w:p>
-      <w:pPr>
-        <w:spacing w:before="0" w:after="0" w:line="269" w:lineRule="auto"/>
-        <w:ind w:left="180" w:hanging="180"/>
-        <w:snapToGrid w:val="0"/>
-      </w:pPr>
-      <w:r>
-        <w:rPr>
-          <w:rFonts w:ascii="맑은 고딕" w:hAnsi="맑은 고딕" w:eastAsia="맑은 고딕"/>
-          <w:b w:val="0"/>
-          <w:sz w:val="17"/>
-          <w:u w:val="none"/>
-        </w:rPr>
-        <w:t>⑤ the part that table manners play in learning a first language</w:t>
-      </w:r>
-    </w:p>
-    <w:p>
-      <w:pPr>
-        <w:keepNext/>
-        <w:spacing w:before="80" w:after="40" w:line="276" w:lineRule="auto"/>
-        <w:snapToGrid w:val="0"/>
-        <w:shd w:val="clear" w:color="auto" w:fill="8A3A12"/>
-      </w:pPr>
-      <w:r>
-        <w:rPr>
-          <w:rFonts w:ascii="맑은 고딕" w:hAnsi="맑은 고딕" w:eastAsia="맑은 고딕"/>
-          <w:b/>
-          <w:color w:val="FFFFFF"/>
-          <w:sz w:val="17"/>
-          <w:u w:val="none"/>
-        </w:rPr>
-        <w:t>서답형  37-서1 ~ 37-서2</w:t>
-      </w:r>
-    </w:p>
-    <w:p>
-      <w:pPr>
-        <w:keepNext/>
-        <w:spacing w:before="80" w:after="20" w:line="276" w:lineRule="auto"/>
-        <w:snapToGrid w:val="0"/>
-      </w:pPr>
-      <w:r>
-        <w:rPr>
-          <w:rFonts w:ascii="맑은 고딕" w:hAnsi="맑은 고딕" w:eastAsia="맑은 고딕"/>
-          <w:b/>
-          <w:sz w:val="17"/>
-          <w:u w:val="none"/>
-        </w:rPr>
-        <w:t>37-서1.</w:t>
-      </w:r>
-      <w:r>
-        <w:rPr>
-          <w:rFonts w:ascii="맑은 고딕" w:hAnsi="맑은 고딕" w:eastAsia="맑은 고딕"/>
-          <w:b w:val="0"/>
-          <w:sz w:val="17"/>
-          <w:u w:val="none"/>
-        </w:rPr>
-        <w:t xml:space="preserve"> 다음 글의 밑줄 친 부분과 의미가 같도록 &lt;조건&gt;에 맞게 아래 문장을 완성하시오. [3.0점]</w:t>
-      </w:r>
-    </w:p>
-    <w:p>
-      <w:pPr>
-        <w:spacing w:before="0" w:after="60" w:line="288" w:lineRule="auto"/>
-        <w:ind w:left="40"/>
-        <w:snapToGrid w:val="0"/>
-        <w:pBdr>
-          <w:top w:val="single" w:sz="4" w:space="2" w:color="999999"/>
-          <w:left w:val="single" w:sz="4" w:space="2" w:color="999999"/>
-          <w:bottom w:val="single" w:sz="4" w:space="2" w:color="999999"/>
-          <w:right w:val="single" w:sz="4" w:space="2" w:color="999999"/>
-        </w:pBdr>
-        <w:shd w:val="clear" w:color="auto" w:fill="F6F3EA"/>
-      </w:pPr>
-      <w:r>
-        <w:rPr>
-          <w:rFonts w:ascii="맑은 고딕" w:hAnsi="맑은 고딕" w:eastAsia="맑은 고딕"/>
-          <w:b w:val="0"/>
-          <w:sz w:val="17"/>
-          <w:u w:val="none"/>
-        </w:rPr>
-        <w:t xml:space="preserve">Children perceive words and their meanings separately from each other. </w:t>
-      </w:r>
-      <w:r>
-        <w:rPr>
-          <w:rFonts w:ascii="맑은 고딕" w:hAnsi="맑은 고딕" w:eastAsia="맑은 고딕"/>
-          <w:b w:val="0"/>
-          <w:sz w:val="17"/>
-          <w:u w:val="single"/>
-        </w:rPr>
-        <w:t>It is only in later development that we understood</w:t>
-      </w:r>
-      <w:r>
-        <w:rPr>
-          <w:rFonts w:ascii="맑은 고딕" w:hAnsi="맑은 고딕" w:eastAsia="맑은 고딕"/>
-          <w:b w:val="0"/>
-          <w:sz w:val="17"/>
-          <w:u w:val="none"/>
-        </w:rPr>
-        <w:t xml:space="preserve"> that individual words directly connect to one another.</w:t>
-      </w:r>
-    </w:p>
-    <w:p>
-      <w:pPr>
-        <w:spacing w:before="0" w:after="0" w:line="288" w:lineRule="auto"/>
-        <w:ind w:left="40"/>
-        <w:snapToGrid w:val="0"/>
-        <w:pBdr>
-          <w:top w:val="single" w:sz="4" w:space="2" w:color="9B6BD0"/>
-          <w:left w:val="single" w:sz="4" w:space="2" w:color="9B6BD0"/>
-          <w:bottom w:val="single" w:sz="4" w:space="2" w:color="9B6BD0"/>
-          <w:right w:val="single" w:sz="4" w:space="2" w:color="9B6BD0"/>
-        </w:pBdr>
-        <w:shd w:val="clear" w:color="auto" w:fill="FAF5FF"/>
-      </w:pPr>
-      <w:r>
-        <w:rPr>
-          <w:rFonts w:ascii="맑은 고딕" w:hAnsi="맑은 고딕" w:eastAsia="맑은 고딕"/>
-          <w:b/>
-          <w:sz w:val="17"/>
-          <w:u w:val="none"/>
-        </w:rPr>
-        <w:t>&lt;조 건&gt;</w:t>
-      </w:r>
-    </w:p>
-    <w:p>
-      <w:pPr>
-        <w:spacing w:before="0" w:after="60" w:line="288" w:lineRule="auto"/>
-        <w:ind w:left="40"/>
-        <w:snapToGrid w:val="0"/>
-        <w:pBdr>
-          <w:top w:val="single" w:sz="4" w:space="2" w:color="9B6BD0"/>
-          <w:left w:val="single" w:sz="4" w:space="2" w:color="9B6BD0"/>
-          <w:bottom w:val="single" w:sz="4" w:space="2" w:color="9B6BD0"/>
-          <w:right w:val="single" w:sz="4" w:space="2" w:color="9B6BD0"/>
-        </w:pBdr>
-        <w:shd w:val="clear" w:color="auto" w:fill="FAF5FF"/>
-      </w:pPr>
-      <w:r>
-        <w:rPr>
-          <w:rFonts w:ascii="맑은 고딕" w:hAnsi="맑은 고딕" w:eastAsia="맑은 고딕"/>
-          <w:b w:val="0"/>
-          <w:sz w:val="17"/>
-          <w:u w:val="none"/>
-        </w:rPr>
-        <w:t>1. It ~ that 강조구문을 쓰지 말고, Only로 시작하는 도치 구문으로 쓸 것</w:t>
-      </w:r>
-    </w:p>
-    <w:p>
-      <w:pPr>
-        <w:spacing w:before="0" w:after="40" w:line="360" w:lineRule="auto"/>
-        <w:snapToGrid w:val="0"/>
-      </w:pPr>
-      <w:r>
-        <w:rPr>
-          <w:rFonts w:ascii="맑은 고딕" w:hAnsi="맑은 고딕" w:eastAsia="맑은 고딕"/>
-          <w:b w:val="0"/>
-          <w:sz w:val="17"/>
-          <w:u w:val="none"/>
-        </w:rPr>
-        <w:t>→ Only in later development ________ ________ ________ that individual words directly connect to one another.</w:t>
-      </w:r>
-    </w:p>
-    <w:p>
-      <w:pPr>
-        <w:keepNext/>
-        <w:spacing w:before="80" w:after="20" w:line="276" w:lineRule="auto"/>
-        <w:snapToGrid w:val="0"/>
-      </w:pPr>
-      <w:r>
-        <w:rPr>
-          <w:rFonts w:ascii="맑은 고딕" w:hAnsi="맑은 고딕" w:eastAsia="맑은 고딕"/>
-          <w:b/>
-          <w:sz w:val="17"/>
-          <w:u w:val="none"/>
-        </w:rPr>
-        <w:t>37-서2.</w:t>
-      </w:r>
-      <w:r>
-        <w:rPr>
-          <w:rFonts w:ascii="맑은 고딕" w:hAnsi="맑은 고딕" w:eastAsia="맑은 고딕"/>
-          <w:b w:val="0"/>
-          <w:sz w:val="17"/>
-          <w:u w:val="none"/>
-        </w:rPr>
-        <w:t xml:space="preserve"> 다음 글의 내용을 요약한 문장의 빈칸 (A)~(C)에 들어갈 말을 &lt;보기&gt;에서 골라 쓰시오. (단, 필요한 경우 어형을 바꾸고, 각 빈칸에 한 단어만 쓸 것) [3.0점]</w:t>
-      </w:r>
-    </w:p>
-    <w:p>
-      <w:pPr>
-        <w:spacing w:before="0" w:after="60" w:line="288" w:lineRule="auto"/>
-        <w:ind w:left="40"/>
-        <w:snapToGrid w:val="0"/>
-        <w:pBdr>
-          <w:top w:val="single" w:sz="4" w:space="2" w:color="999999"/>
-          <w:left w:val="single" w:sz="4" w:space="2" w:color="999999"/>
-          <w:bottom w:val="single" w:sz="4" w:space="2" w:color="999999"/>
-          <w:right w:val="single" w:sz="4" w:space="2" w:color="999999"/>
-        </w:pBdr>
-        <w:shd w:val="clear" w:color="auto" w:fill="F6F3EA"/>
-      </w:pPr>
-      <w:r>
-        <w:rPr>
-          <w:rFonts w:ascii="맑은 고딕" w:hAnsi="맑은 고딕" w:eastAsia="맑은 고딕"/>
-          <w:b w:val="0"/>
-          <w:sz w:val="17"/>
-          <w:u w:val="none"/>
-        </w:rPr>
-        <w:t>For young children the principle of opposites is foreign, because each word stands alone in their minds. Told “Don’t go to the left,” a child keeps riding straight ahead; told “No, don’t eat with your hands,” a child has no idea what the parents want.</w:t>
-      </w:r>
-    </w:p>
-    <w:p>
-      <w:pPr>
-        <w:spacing w:before="0" w:after="60" w:line="288" w:lineRule="auto"/>
-        <w:ind w:left="40"/>
-        <w:snapToGrid w:val="0"/>
-        <w:pBdr>
-          <w:top w:val="single" w:sz="4" w:space="2" w:color="C99B4E"/>
-          <w:left w:val="single" w:sz="4" w:space="2" w:color="C99B4E"/>
-          <w:bottom w:val="single" w:sz="4" w:space="2" w:color="C99B4E"/>
-          <w:right w:val="single" w:sz="4" w:space="2" w:color="C99B4E"/>
-        </w:pBdr>
-        <w:shd w:val="clear" w:color="auto" w:fill="FFF8E1"/>
-      </w:pPr>
-      <w:r>
-        <w:rPr>
-          <w:rFonts w:ascii="맑은 고딕" w:hAnsi="맑은 고딕" w:eastAsia="맑은 고딕"/>
-          <w:b w:val="0"/>
-          <w:sz w:val="17"/>
-          <w:u w:val="none"/>
-        </w:rPr>
-        <w:t>Until children learn that words are ___(A)___ to their opposites, they are easily ___(B)___ by negative commands, not ___(C)___ what they are expected to do instead.</w:t>
-      </w:r>
-    </w:p>
-    <w:p>
-      <w:pPr>
-        <w:spacing w:before="0" w:after="60" w:line="288" w:lineRule="auto"/>
-        <w:ind w:left="40"/>
-        <w:snapToGrid w:val="0"/>
-        <w:pBdr>
-          <w:top w:val="single" w:sz="4" w:space="2" w:color="9B6BD0"/>
-          <w:left w:val="single" w:sz="4" w:space="2" w:color="9B6BD0"/>
-          <w:bottom w:val="single" w:sz="4" w:space="2" w:color="9B6BD0"/>
-          <w:right w:val="single" w:sz="4" w:space="2" w:color="9B6BD0"/>
-        </w:pBdr>
-        <w:shd w:val="clear" w:color="auto" w:fill="FAF5FF"/>
-      </w:pPr>
-      <w:r>
-        <w:rPr>
-          <w:rFonts w:ascii="맑은 고딕" w:hAnsi="맑은 고딕" w:eastAsia="맑은 고딕"/>
-          <w:b/>
-          <w:sz w:val="17"/>
-          <w:u w:val="none"/>
-        </w:rPr>
-        <w:t>&lt;보 기&gt;</w:t>
-      </w:r>
-      <w:r>
-        <w:rPr>
-          <w:rFonts w:ascii="맑은 고딕" w:hAnsi="맑은 고딕" w:eastAsia="맑은 고딕"/>
-          <w:b w:val="0"/>
-          <w:sz w:val="17"/>
-          <w:u w:val="none"/>
-        </w:rPr>
-        <w:t xml:space="preserve"> continue / connect / apply / confuse / expect / ride / know / turn / eat / go / hold / stop</w:t>
-      </w:r>
-    </w:p>
-    <w:p>
-      <w:pPr>
-        <w:spacing w:before="0" w:after="40" w:line="360" w:lineRule="auto"/>
-        <w:snapToGrid w:val="0"/>
-      </w:pPr>
-      <w:r>
-        <w:rPr>
-          <w:rFonts w:ascii="맑은 고딕" w:hAnsi="맑은 고딕" w:eastAsia="맑은 고딕"/>
-          <w:b w:val="0"/>
-          <w:sz w:val="17"/>
-          <w:u w:val="none"/>
-        </w:rPr>
-        <w:t>(A) ______________   (B) ______________   (C) ______________</w:t>
+        <w:t>① ①    ② ②    ③ ③    ④ ④    ⑤ ⑤</w:t>
       </w:r>
     </w:p>
     <w:p>
@@ -3855,7 +4055,7 @@
           <w:sz w:val="15"/>
           <w:u w:val="none"/>
         </w:rPr>
-        <w:t xml:space="preserve"> 정답 ③</w:t>
+        <w:t xml:space="preserve"> 정답 ① — (a) ○ (b) ✕ (c) ○ (d) ✕ (e) ✕</w:t>
       </w:r>
     </w:p>
     <w:p>
@@ -3880,7 +4080,7 @@
           <w:sz w:val="15"/>
           <w:u w:val="none"/>
         </w:rPr>
-        <w:t xml:space="preserve"> 정답 ①</w:t>
+        <w:t xml:space="preserve"> 정답 ④ — ⓑ see → be seen / ⓓ were telling → were told / ⓔ that → what</w:t>
       </w:r>
     </w:p>
     <w:p>
@@ -3905,7 +4105,7 @@
           <w:sz w:val="15"/>
           <w:u w:val="none"/>
         </w:rPr>
-        <w:t xml:space="preserve"> 정답 ①, ③</w:t>
+        <w:t xml:space="preserve"> 정답 ⑤ — foreign · vivid · confused</w:t>
       </w:r>
     </w:p>
     <w:p>
@@ -3930,7 +4130,7 @@
           <w:sz w:val="15"/>
           <w:u w:val="none"/>
         </w:rPr>
-        <w:t xml:space="preserve"> 정답 ③ (early → later)</w:t>
+        <w:t xml:space="preserve"> 정답 ②</w:t>
       </w:r>
     </w:p>
     <w:p>
@@ -3955,7 +4155,7 @@
           <w:sz w:val="15"/>
           <w:u w:val="none"/>
         </w:rPr>
-        <w:t xml:space="preserve"> 정답 ⑤ — (A) ✕ (B) ○ (C) ○ (D) ○</w:t>
+        <w:t xml:space="preserve"> 정답 ③</w:t>
       </w:r>
     </w:p>
     <w:p>
@@ -3980,7 +4180,7 @@
           <w:sz w:val="15"/>
           <w:u w:val="none"/>
         </w:rPr>
-        <w:t xml:space="preserve"> 정답 ②</w:t>
+        <w:t xml:space="preserve"> 정답 ①</w:t>
       </w:r>
     </w:p>
     <w:p>
@@ -4005,7 +4205,7 @@
           <w:sz w:val="15"/>
           <w:u w:val="none"/>
         </w:rPr>
-        <w:t xml:space="preserve"> 정답 ④</w:t>
+        <w:t xml:space="preserve"> 정답 ②</w:t>
       </w:r>
     </w:p>
     <w:p>
@@ -4021,7 +4221,7 @@
           <w:sz w:val="15"/>
           <w:u w:val="none"/>
         </w:rPr>
-        <w:t>37-8</w:t>
+        <w:t>37-서1</w:t>
       </w:r>
       <w:r>
         <w:rPr>
@@ -4030,7 +4230,7 @@
           <w:sz w:val="15"/>
           <w:u w:val="none"/>
         </w:rPr>
-        <w:t xml:space="preserve"> 정답 ②</w:t>
+        <w:t xml:space="preserve"> (1) separate  (2) connected  (3) recognition</w:t>
       </w:r>
     </w:p>
     <w:p>
@@ -4046,7 +4246,7 @@
           <w:sz w:val="15"/>
           <w:u w:val="none"/>
         </w:rPr>
-        <w:t>37-서1</w:t>
+        <w:t>37-서2</w:t>
       </w:r>
       <w:r>
         <w:rPr>
@@ -4055,7 +4255,7 @@
           <w:sz w:val="15"/>
           <w:u w:val="none"/>
         </w:rPr>
-        <w:t xml:space="preserve"> did we understand</w:t>
+        <w:t xml:space="preserve"> They will often find the child continuing to ride straight ahead instead of turning to the right.</w:t>
       </w:r>
     </w:p>
     <w:p>
@@ -4071,7 +4271,7 @@
           <w:sz w:val="15"/>
           <w:u w:val="none"/>
         </w:rPr>
-        <w:t>37-서2</w:t>
+        <w:t>37-8</w:t>
       </w:r>
       <w:r>
         <w:rPr>
@@ -4080,7 +4280,7 @@
           <w:sz w:val="15"/>
           <w:u w:val="none"/>
         </w:rPr>
-        <w:t xml:space="preserve"> (A) connected  (B) confused  (C) knowing</w:t>
+        <w:t xml:space="preserve"> 정답 ④</w:t>
       </w:r>
     </w:p>
     <w:p>
@@ -4121,7 +4321,7 @@
           <w:sz w:val="14"/>
           <w:u w:val="none"/>
         </w:rPr>
-        <w:t xml:space="preserve"> 원문 foreign(낯선)을 something we have not yet come to grasp로 풀어 쓴 ③. </w:t>
+        <w:t xml:space="preserve"> </w:t>
       </w:r>
       <w:r>
         <w:rPr>
@@ -4130,7 +4330,7 @@
           <w:sz w:val="14"/>
           <w:u w:val="none"/>
         </w:rPr>
-        <w:t>① [반대]</w:t>
+        <w:t>(c) [어법 decoy]</w:t>
       </w:r>
       <w:r>
         <w:rPr>
@@ -4139,7 +4339,7 @@
           <w:sz w:val="14"/>
           <w:u w:val="none"/>
         </w:rPr>
-        <w:t xml:space="preserve"> only in later development와 정반대. </w:t>
+        <w:t xml:space="preserve"> 도치가 낯설어 틀린 것으로 고르기 쉽다 — ④. </w:t>
       </w:r>
       <w:r>
         <w:rPr>
@@ -4148,7 +4348,7 @@
           <w:sz w:val="14"/>
           <w:u w:val="none"/>
         </w:rPr>
-        <w:t>⑤ [한 끗]</w:t>
+        <w:t>(e) [부정 반전]</w:t>
       </w:r>
       <w:r>
         <w:rPr>
@@ -4157,7 +4357,7 @@
           <w:sz w:val="14"/>
           <w:u w:val="none"/>
         </w:rPr>
-        <w:t xml:space="preserve"> ‘말로는 몰라도 행동으로는 한다’는 그럴듯한 생각이지만, 자전거 예에서 아이는 행동으로도 반대쪽을 택하지 못한다. </w:t>
+        <w:t xml:space="preserve"> not automatically의 not을 놓친 진술. </w:t>
       </w:r>
       <w:r>
         <w:rPr>
@@ -4166,7 +4366,7 @@
           <w:sz w:val="14"/>
           <w:u w:val="none"/>
         </w:rPr>
-        <w:t>②④</w:t>
+        <w:t>(d)</w:t>
       </w:r>
       <w:r>
         <w:rPr>
@@ -4175,7 +4375,7 @@
           <w:sz w:val="14"/>
           <w:u w:val="none"/>
         </w:rPr>
-        <w:t xml:space="preserve"> 호기심·벌은 언급 없음.</w:t>
+        <w:t xml:space="preserve"> foreign을 ‘외국의’로만 알면 판정 불가.</w:t>
       </w:r>
     </w:p>
     <w:p>
@@ -4200,7 +4400,7 @@
           <w:sz w:val="14"/>
           <w:u w:val="none"/>
         </w:rPr>
-        <w:t xml:space="preserve"> ‘금지(No)’에서 그 반대편의 ‘해야 할 일(Yes)’을 끌어내지 못한다는 뜻. </w:t>
+        <w:t xml:space="preserve"> </w:t>
       </w:r>
       <w:r>
         <w:rPr>
@@ -4209,7 +4409,7 @@
           <w:sz w:val="14"/>
           <w:u w:val="none"/>
         </w:rPr>
-        <w:t>② [주체 치환]</w:t>
+        <w:t>ⓓ [능동·수동 함정]</w:t>
       </w:r>
       <w:r>
         <w:rPr>
@@ -4218,7 +4418,7 @@
           <w:sz w:val="14"/>
           <w:u w:val="none"/>
         </w:rPr>
-        <w:t xml:space="preserve"> 혼동하는 쪽은 아이 — as perceived by parents는 ‘부모가 인식하는 그 연결’이라는 뜻일 뿐. </w:t>
+        <w:t xml:space="preserve"> 뒤에 인용문이 와서 목적어처럼 보이지만 ‘말하는’ 주체는 부모 — ③은 이것을 옳다고 본 선지. </w:t>
       </w:r>
       <w:r>
         <w:rPr>
@@ -4227,7 +4427,7 @@
           <w:sz w:val="14"/>
           <w:u w:val="none"/>
         </w:rPr>
-        <w:t>④ [반대]</w:t>
+        <w:t>ⓕ</w:t>
       </w:r>
       <w:r>
         <w:rPr>
@@ -4236,25 +4436,7 @@
           <w:sz w:val="14"/>
           <w:u w:val="none"/>
         </w:rPr>
-        <w:t xml:space="preserve"> The same은 두 경우가 같다는 말. </w:t>
-      </w:r>
-      <w:r>
-        <w:rPr>
-          <w:rFonts w:ascii="맑은 고딕" w:hAnsi="맑은 고딕" w:eastAsia="맑은 고딕"/>
-          <w:b/>
-          <w:sz w:val="14"/>
-          <w:u w:val="none"/>
-        </w:rPr>
-        <w:t>③⑤</w:t>
-      </w:r>
-      <w:r>
-        <w:rPr>
-          <w:rFonts w:ascii="맑은 고딕" w:hAnsi="맑은 고딕" w:eastAsia="맑은 고딕"/>
-          <w:b w:val="0"/>
-          <w:sz w:val="14"/>
-          <w:u w:val="none"/>
-        </w:rPr>
-        <w:t xml:space="preserve"> 습득 순서·빈도는 언급 없음.</w:t>
+        <w:t xml:space="preserve"> 도치가 어색해 보여 틀렸다고 오판(②).</w:t>
       </w:r>
     </w:p>
     <w:p>
@@ -4288,7 +4470,7 @@
           <w:sz w:val="14"/>
           <w:u w:val="none"/>
         </w:rPr>
-        <w:t>①</w:t>
+        <w:t>④ [한 끗]</w:t>
       </w:r>
       <w:r>
         <w:rPr>
@@ -4297,7 +4479,7 @@
           <w:sz w:val="14"/>
           <w:u w:val="none"/>
         </w:rPr>
-        <w:t xml:space="preserve"> 무엇을 기대하는지 몰라 혼란(식사 예와 같음). </w:t>
+        <w:t xml:space="preserve"> (A)(B)는 맞고 (C)만 satisfied — and didn’t know와 Our confusion이 근거. </w:t>
       </w:r>
       <w:r>
         <w:rPr>
@@ -4306,7 +4488,7 @@
           <w:sz w:val="14"/>
           <w:u w:val="none"/>
         </w:rPr>
-        <w:t>③</w:t>
+        <w:t>①</w:t>
       </w:r>
       <w:r>
         <w:rPr>
@@ -4315,43 +4497,7 @@
           <w:sz w:val="14"/>
           <w:u w:val="none"/>
         </w:rPr>
-        <w:t xml:space="preserve"> up의 반대 down을 자동으로 택하지 않음(자전거 예와 같음). </w:t>
-      </w:r>
-      <w:r>
-        <w:rPr>
-          <w:rFonts w:ascii="맑은 고딕" w:hAnsi="맑은 고딕" w:eastAsia="맑은 고딕"/>
-          <w:b/>
-          <w:sz w:val="14"/>
-          <w:u w:val="none"/>
-        </w:rPr>
-        <w:t>②④ [원리와 반대]</w:t>
-      </w:r>
-      <w:r>
-        <w:rPr>
-          <w:rFonts w:ascii="맑은 고딕" w:hAnsi="맑은 고딕" w:eastAsia="맑은 고딕"/>
-          <w:b w:val="0"/>
-          <w:sz w:val="14"/>
-          <w:u w:val="none"/>
-        </w:rPr>
-        <w:t xml:space="preserve"> 금지에서 반대쪽 행동(앉기 / 다른 컵)을 곧바로 끌어냄 — 이는 ‘나중의 발달’ 단계에서 가능한 일. </w:t>
-      </w:r>
-      <w:r>
-        <w:rPr>
-          <w:rFonts w:ascii="맑은 고딕" w:hAnsi="맑은 고딕" w:eastAsia="맑은 고딕"/>
-          <w:b/>
-          <w:sz w:val="14"/>
-          <w:u w:val="none"/>
-        </w:rPr>
-        <w:t>⑤</w:t>
-      </w:r>
-      <w:r>
-        <w:rPr>
-          <w:rFonts w:ascii="맑은 고딕" w:hAnsi="맑은 고딕" w:eastAsia="맑은 고딕"/>
-          <w:b w:val="0"/>
-          <w:sz w:val="14"/>
-          <w:u w:val="none"/>
-        </w:rPr>
-        <w:t xml:space="preserve"> 반대말의 문제가 아닌 과잉 행동.</w:t>
+        <w:t xml:space="preserve"> familiar면 ‘나중에야 알게 되었다’는 흐름과 충돌.</w:t>
       </w:r>
     </w:p>
     <w:p>
@@ -4376,7 +4522,7 @@
           <w:sz w:val="14"/>
           <w:u w:val="none"/>
         </w:rPr>
-        <w:t xml:space="preserve"> 단어들이 서로 연결됨을 이해한 시기가 ‘초기’ 발달이라면 앞의 두 문장(어릴 때는 모른다)과 모순 → </w:t>
+        <w:t xml:space="preserve"> </w:t>
       </w:r>
       <w:r>
         <w:rPr>
@@ -4385,7 +4531,7 @@
           <w:sz w:val="14"/>
           <w:u w:val="none"/>
         </w:rPr>
-        <w:t>later</w:t>
+        <w:t>② [부정 반전]</w:t>
       </w:r>
       <w:r>
         <w:rPr>
@@ -4394,7 +4540,7 @@
           <w:sz w:val="14"/>
           <w:u w:val="none"/>
         </w:rPr>
-        <w:t xml:space="preserve">. 마지막 문장의 Only later가 같은 내용을 다시 확인해 준다. </w:t>
+        <w:t xml:space="preserve"> 본문의 not clear + not automatically를 지우고 automatically를 긍정으로 썼다. </w:t>
       </w:r>
       <w:r>
         <w:rPr>
@@ -4403,7 +4549,7 @@
           <w:sz w:val="14"/>
           <w:u w:val="none"/>
         </w:rPr>
-        <w:t>① [한 끗 함정]</w:t>
+        <w:t>⑤</w:t>
       </w:r>
       <w:r>
         <w:rPr>
@@ -4412,25 +4558,7 @@
           <w:sz w:val="14"/>
           <w:u w:val="none"/>
         </w:rPr>
-        <w:t xml:space="preserve"> foreign을 ‘외국의’로만 알면 어색해 보이지만 여기서는 ‘낯선, 생소한’. </w:t>
-      </w:r>
-      <w:r>
-        <w:rPr>
-          <w:rFonts w:ascii="맑은 고딕" w:hAnsi="맑은 고딕" w:eastAsia="맑은 고딕"/>
-          <w:b/>
-          <w:sz w:val="14"/>
-          <w:u w:val="none"/>
-        </w:rPr>
-        <w:t>②</w:t>
-      </w:r>
-      <w:r>
-        <w:rPr>
-          <w:rFonts w:ascii="맑은 고딕" w:hAnsi="맑은 고딕" w:eastAsia="맑은 고딕"/>
-          <w:b w:val="0"/>
-          <w:sz w:val="14"/>
-          <w:u w:val="none"/>
-        </w:rPr>
-        <w:t xml:space="preserve"> 뒤의 connect to one another와 대비.</w:t>
+        <w:t xml:space="preserve"> It is only in later development / Only later did we recognize — 참.</w:t>
       </w:r>
     </w:p>
     <w:p>
@@ -4464,7 +4592,7 @@
           <w:sz w:val="14"/>
           <w:u w:val="none"/>
         </w:rPr>
-        <w:t>(A) ✕</w:t>
+        <w:t>⑤ [소재 함정]</w:t>
       </w:r>
       <w:r>
         <w:rPr>
@@ -4473,7 +4601,7 @@
           <w:sz w:val="14"/>
           <w:u w:val="none"/>
         </w:rPr>
-        <w:t xml:space="preserve"> work the same way — 두 사례는 같은 주장(반대의 원리가 낯설다)의 예. </w:t>
+        <w:t xml:space="preserve"> 두 글의 겉 소재(식사·잔디)만 본 선지 — 핵심은 ‘반대 관계의 연결’. </w:t>
       </w:r>
       <w:r>
         <w:rPr>
@@ -4482,7 +4610,7 @@
           <w:sz w:val="14"/>
           <w:u w:val="none"/>
         </w:rPr>
-        <w:t>(B) ○</w:t>
+        <w:t>①</w:t>
       </w:r>
       <w:r>
         <w:rPr>
@@ -4491,79 +4619,7 @@
           <w:sz w:val="14"/>
           <w:u w:val="none"/>
         </w:rPr>
-        <w:t xml:space="preserve"> 부정의 뜻을 지닌 only + 부사가 절 앞에 오면 도치 → only later </w:t>
-      </w:r>
-      <w:r>
-        <w:rPr>
-          <w:rFonts w:ascii="맑은 고딕" w:hAnsi="맑은 고딕" w:eastAsia="맑은 고딕"/>
-          <w:b/>
-          <w:sz w:val="14"/>
-          <w:u w:val="none"/>
-        </w:rPr>
-        <w:t>do we learn</w:t>
-      </w:r>
-      <w:r>
-        <w:rPr>
-          <w:rFonts w:ascii="맑은 고딕" w:hAnsi="맑은 고딕" w:eastAsia="맑은 고딕"/>
-          <w:b w:val="0"/>
-          <w:sz w:val="14"/>
-          <w:u w:val="none"/>
-        </w:rPr>
-        <w:t xml:space="preserve">. </w:t>
-      </w:r>
-      <w:r>
-        <w:rPr>
-          <w:rFonts w:ascii="맑은 고딕" w:hAnsi="맑은 고딕" w:eastAsia="맑은 고딕"/>
-          <w:b/>
-          <w:sz w:val="14"/>
-          <w:u w:val="none"/>
-        </w:rPr>
-        <w:t>(C) ○</w:t>
-      </w:r>
-      <w:r>
-        <w:rPr>
-          <w:rFonts w:ascii="맑은 고딕" w:hAnsi="맑은 고딕" w:eastAsia="맑은 고딕"/>
-          <w:b w:val="0"/>
-          <w:sz w:val="14"/>
-          <w:u w:val="none"/>
-        </w:rPr>
-        <w:t xml:space="preserve"> 부모가 실제로 바라는 바를 모른다는 취지. </w:t>
-      </w:r>
-      <w:r>
-        <w:rPr>
-          <w:rFonts w:ascii="맑은 고딕" w:hAnsi="맑은 고딕" w:eastAsia="맑은 고딕"/>
-          <w:b/>
-          <w:sz w:val="14"/>
-          <w:u w:val="none"/>
-        </w:rPr>
-        <w:t>(D) ○</w:t>
-      </w:r>
-      <w:r>
-        <w:rPr>
-          <w:rFonts w:ascii="맑은 고딕" w:hAnsi="맑은 고딕" w:eastAsia="맑은 고딕"/>
-          <w:b w:val="0"/>
-          <w:sz w:val="14"/>
-          <w:u w:val="none"/>
-        </w:rPr>
-        <w:t xml:space="preserve"> implies 뒤에 목적어가 없으므로 선행사를 포함한 </w:t>
-      </w:r>
-      <w:r>
-        <w:rPr>
-          <w:rFonts w:ascii="맑은 고딕" w:hAnsi="맑은 고딕" w:eastAsia="맑은 고딕"/>
-          <w:b/>
-          <w:sz w:val="14"/>
-          <w:u w:val="none"/>
-        </w:rPr>
-        <w:t>what</w:t>
-      </w:r>
-      <w:r>
-        <w:rPr>
-          <w:rFonts w:ascii="맑은 고딕" w:hAnsi="맑은 고딕" w:eastAsia="맑은 고딕"/>
-          <w:b w:val="0"/>
-          <w:sz w:val="14"/>
-          <w:u w:val="none"/>
-        </w:rPr>
-        <w:t>(금지가 함축하는 것). that이면 implies의 목적어가 빠진 불완전한 절이 된다. → ②는 (D)를 놓친 경우.</w:t>
+        <w:t xml:space="preserve"> 필자는 부모를 비판하지 않는다.</w:t>
       </w:r>
     </w:p>
     <w:p>
@@ -4597,7 +4653,7 @@
           <w:sz w:val="14"/>
           <w:u w:val="none"/>
         </w:rPr>
-        <w:t>② [결과 반전]</w:t>
+        <w:t>② [방향 반전]</w:t>
       </w:r>
       <w:r>
         <w:rPr>
@@ -4606,7 +4662,7 @@
           <w:sz w:val="14"/>
           <w:u w:val="none"/>
         </w:rPr>
-        <w:t xml:space="preserve"> 어른의 논리(왼쪽이 아니면 오른쪽)를 그대로 적은 선지 — 글의 요점은 아이가 그 논리를 따르지 </w:t>
+        <w:t xml:space="preserve"> ‘나중에야’ 얻는 능력을 아이의 특성으로 옮겼다. </w:t>
       </w:r>
       <w:r>
         <w:rPr>
@@ -4615,7 +4671,7 @@
           <w:sz w:val="14"/>
           <w:u w:val="none"/>
         </w:rPr>
-        <w:t>못한다</w:t>
+        <w:t>⑤</w:t>
       </w:r>
       <w:r>
         <w:rPr>
@@ -4624,43 +4680,7 @@
           <w:sz w:val="14"/>
           <w:u w:val="none"/>
         </w:rPr>
-        <w:t xml:space="preserve">는 것. </w:t>
-      </w:r>
-      <w:r>
-        <w:rPr>
-          <w:rFonts w:ascii="맑은 고딕" w:hAnsi="맑은 고딕" w:eastAsia="맑은 고딕"/>
-          <w:b/>
-          <w:sz w:val="14"/>
-          <w:u w:val="none"/>
-        </w:rPr>
-        <w:t>⑤ [한 끗]</w:t>
-      </w:r>
-      <w:r>
-        <w:rPr>
-          <w:rFonts w:ascii="맑은 고딕" w:hAnsi="맑은 고딕" w:eastAsia="맑은 고딕"/>
-          <w:b w:val="0"/>
-          <w:sz w:val="14"/>
-          <w:u w:val="none"/>
-        </w:rPr>
-        <w:t xml:space="preserve"> Only later did we understand의 환언. </w:t>
-      </w:r>
-      <w:r>
-        <w:rPr>
-          <w:rFonts w:ascii="맑은 고딕" w:hAnsi="맑은 고딕" w:eastAsia="맑은 고딕"/>
-          <w:b/>
-          <w:sz w:val="14"/>
-          <w:u w:val="none"/>
-        </w:rPr>
-        <w:t>④</w:t>
-      </w:r>
-      <w:r>
-        <w:rPr>
-          <w:rFonts w:ascii="맑은 고딕" w:hAnsi="맑은 고딕" w:eastAsia="맑은 고딕"/>
-          <w:b w:val="0"/>
-          <w:sz w:val="14"/>
-          <w:u w:val="none"/>
-        </w:rPr>
-        <w:t xml:space="preserve"> confused and didn’t know → unsure.</w:t>
+        <w:t xml:space="preserve"> logical connection 소재어에 끌린 선지.</w:t>
       </w:r>
     </w:p>
     <w:p>
@@ -4685,7 +4705,7 @@
           <w:sz w:val="14"/>
           <w:u w:val="none"/>
         </w:rPr>
-        <w:t xml:space="preserve"> (A) principle of opposites·connect → link words with their opposites. (B) confused·doesn’t know what … expect → unsure of what is expected. </w:t>
+        <w:t xml:space="preserve"> </w:t>
       </w:r>
       <w:r>
         <w:rPr>
@@ -4694,7 +4714,7 @@
           <w:sz w:val="14"/>
           <w:u w:val="none"/>
         </w:rPr>
-        <w:t>② [한 끗]</w:t>
+        <w:t>② [소재어 재사용 함정]</w:t>
       </w:r>
       <w:r>
         <w:rPr>
@@ -4703,25 +4723,7 @@
           <w:sz w:val="14"/>
           <w:u w:val="none"/>
         </w:rPr>
-        <w:t xml:space="preserve"> (A)는 맞지만 (B)가 ‘반항’ — 아이는 일부러 반대로 하는 것이 아니라 몰라서 못 한다. </w:t>
-      </w:r>
-      <w:r>
-        <w:rPr>
-          <w:rFonts w:ascii="맑은 고딕" w:hAnsi="맑은 고딕" w:eastAsia="맑은 고딕"/>
-          <w:b/>
-          <w:sz w:val="14"/>
-          <w:u w:val="none"/>
-        </w:rPr>
-        <w:t>③ [한 끗]</w:t>
-      </w:r>
-      <w:r>
-        <w:rPr>
-          <w:rFonts w:ascii="맑은 고딕" w:hAnsi="맑은 고딕" w:eastAsia="맑은 고딕"/>
-          <w:b w:val="0"/>
-          <w:sz w:val="14"/>
-          <w:u w:val="none"/>
-        </w:rPr>
-        <w:t xml:space="preserve"> (B)는 맞지만 (A)가 어휘 ‘양’의 문제로 바뀜 — 글은 단어를 아는지가 아니라 단어 사이의 ‘연결’을 말한다.</w:t>
+        <w:t xml:space="preserve"> bicycle을 그대로 써서 자연스러워 보이지만 ‘반대말 인식’과 무관. ②를 빼면 ①의 예 도입이 ③의 구체 장면으로 바로 이어진다.</w:t>
       </w:r>
     </w:p>
     <w:p>
@@ -4737,7 +4739,7 @@
           <w:sz w:val="14"/>
           <w:u w:val="none"/>
         </w:rPr>
-        <w:t>37-8</w:t>
+        <w:t>37-서1</w:t>
       </w:r>
       <w:r>
         <w:rPr>
@@ -4746,61 +4748,7 @@
           <w:sz w:val="14"/>
           <w:u w:val="none"/>
         </w:rPr>
-        <w:t xml:space="preserve"> </w:t>
-      </w:r>
-      <w:r>
-        <w:rPr>
-          <w:rFonts w:ascii="맑은 고딕" w:hAnsi="맑은 고딕" w:eastAsia="맑은 고딕"/>
-          <w:b/>
-          <w:sz w:val="14"/>
-          <w:u w:val="none"/>
-        </w:rPr>
-        <w:t>③ [한 끗·과장]</w:t>
-      </w:r>
-      <w:r>
-        <w:rPr>
-          <w:rFonts w:ascii="맑은 고딕" w:hAnsi="맑은 고딕" w:eastAsia="맑은 고딕"/>
-          <w:b w:val="0"/>
-          <w:sz w:val="14"/>
-          <w:u w:val="none"/>
-        </w:rPr>
-        <w:t xml:space="preserve"> ‘~하지 마’가 아이를 혼란스럽게 한다는 내용은 있지만 ‘지속적인 해’라는 평가는 없다 — 글은 명령의 해로움이 아니라 아이의 인지 발달을 설명한다. </w:t>
-      </w:r>
-      <w:r>
-        <w:rPr>
-          <w:rFonts w:ascii="맑은 고딕" w:hAnsi="맑은 고딕" w:eastAsia="맑은 고딕"/>
-          <w:b/>
-          <w:sz w:val="14"/>
-          <w:u w:val="none"/>
-        </w:rPr>
-        <w:t>①⑤ [지엽]</w:t>
-      </w:r>
-      <w:r>
-        <w:rPr>
-          <w:rFonts w:ascii="맑은 고딕" w:hAnsi="맑은 고딕" w:eastAsia="맑은 고딕"/>
-          <w:b w:val="0"/>
-          <w:sz w:val="14"/>
-          <w:u w:val="none"/>
-        </w:rPr>
-        <w:t xml:space="preserve"> 자전거·식사는 예시의 소재. </w:t>
-      </w:r>
-      <w:r>
-        <w:rPr>
-          <w:rFonts w:ascii="맑은 고딕" w:hAnsi="맑은 고딕" w:eastAsia="맑은 고딕"/>
-          <w:b/>
-          <w:sz w:val="14"/>
-          <w:u w:val="none"/>
-        </w:rPr>
-        <w:t>④</w:t>
-      </w:r>
-      <w:r>
-        <w:rPr>
-          <w:rFonts w:ascii="맑은 고딕" w:hAnsi="맑은 고딕" w:eastAsia="맑은 고딕"/>
-          <w:b w:val="0"/>
-          <w:sz w:val="14"/>
-          <w:u w:val="none"/>
-        </w:rPr>
-        <w:t xml:space="preserve"> 부모 간 차이는 언급 없음.</w:t>
+        <w:t xml:space="preserve"> (1) separately ✕ — 명사 수식. (2) connection ✕ — be 뒤 서술(수동). (3) recognize ✕ — 관사 the 뒤 명사. [채점] 각 1점.</w:t>
       </w:r>
     </w:p>
     <w:p>
@@ -4816,7 +4764,7 @@
           <w:sz w:val="14"/>
           <w:u w:val="none"/>
         </w:rPr>
-        <w:t>37-서1</w:t>
+        <w:t>37-서2</w:t>
       </w:r>
       <w:r>
         <w:rPr>
@@ -4825,7 +4773,43 @@
           <w:sz w:val="14"/>
           <w:u w:val="none"/>
         </w:rPr>
-        <w:t xml:space="preserve"> Only in later development we understood ✕(도치 누락), did we understood ✕(did 뒤는 동사원형), do we understand ✕(시제 — 밑줄은 과거 understood). 같은 글 마지막 문장 Only later did we recognize …가 같은 구조다. [채점] did 1 · 주어 위치 1 · 원형 understand 1.</w:t>
+        <w:t xml:space="preserve"> </w:t>
+      </w:r>
+      <w:r>
+        <w:rPr>
+          <w:rFonts w:ascii="맑은 고딕" w:hAnsi="맑은 고딕" w:eastAsia="맑은 고딕"/>
+          <w:b/>
+          <w:sz w:val="14"/>
+          <w:u w:val="none"/>
+        </w:rPr>
+        <w:t>find the child continue</w:t>
+      </w:r>
+      <w:r>
+        <w:rPr>
+          <w:rFonts w:ascii="맑은 고딕" w:hAnsi="맑은 고딕" w:eastAsia="맑은 고딕"/>
+          <w:b w:val="0"/>
+          <w:sz w:val="14"/>
+          <w:u w:val="none"/>
+        </w:rPr>
+        <w:t xml:space="preserve"> ✕ — find는 원형을 목적격보어로 쓰지 않는다. </w:t>
+      </w:r>
+      <w:r>
+        <w:rPr>
+          <w:rFonts w:ascii="맑은 고딕" w:hAnsi="맑은 고딕" w:eastAsia="맑은 고딕"/>
+          <w:b/>
+          <w:sz w:val="14"/>
+          <w:u w:val="none"/>
+        </w:rPr>
+        <w:t>find that the child …</w:t>
+      </w:r>
+      <w:r>
+        <w:rPr>
+          <w:rFonts w:ascii="맑은 고딕" w:hAnsi="맑은 고딕" w:eastAsia="맑은 고딕"/>
+          <w:b w:val="0"/>
+          <w:sz w:val="14"/>
+          <w:u w:val="none"/>
+        </w:rPr>
+        <w:t xml:space="preserve"> ✕ — 조건 위반. [채점] 5형식 구조 1.5 / 어순 1 / 단어 수·철자 0.5.</w:t>
       </w:r>
     </w:p>
     <w:p>
@@ -4841,7 +4825,7 @@
           <w:sz w:val="14"/>
           <w:u w:val="none"/>
         </w:rPr>
-        <w:t>37-서2</w:t>
+        <w:t>37-8</w:t>
       </w:r>
       <w:r>
         <w:rPr>
@@ -4859,7 +4843,7 @@
           <w:sz w:val="14"/>
           <w:u w:val="none"/>
         </w:rPr>
-        <w:t>(A)</w:t>
+        <w:t>⑤ [한 끗]</w:t>
       </w:r>
       <w:r>
         <w:rPr>
@@ -4868,97 +4852,7 @@
           <w:sz w:val="14"/>
           <w:u w:val="none"/>
         </w:rPr>
-        <w:t xml:space="preserve"> be + p.p. + to → </w:t>
-      </w:r>
-      <w:r>
-        <w:rPr>
-          <w:rFonts w:ascii="맑은 고딕" w:hAnsi="맑은 고딕" w:eastAsia="맑은 고딕"/>
-          <w:b/>
-          <w:sz w:val="14"/>
-          <w:u w:val="none"/>
-        </w:rPr>
-        <w:t>connected</w:t>
-      </w:r>
-      <w:r>
-        <w:rPr>
-          <w:rFonts w:ascii="맑은 고딕" w:hAnsi="맑은 고딕" w:eastAsia="맑은 고딕"/>
-          <w:b w:val="0"/>
-          <w:sz w:val="14"/>
-          <w:u w:val="none"/>
-        </w:rPr>
-        <w:t xml:space="preserve">(stands alone의 반대). </w:t>
-      </w:r>
-      <w:r>
-        <w:rPr>
-          <w:rFonts w:ascii="맑은 고딕" w:hAnsi="맑은 고딕" w:eastAsia="맑은 고딕"/>
-          <w:b/>
-          <w:sz w:val="14"/>
-          <w:u w:val="none"/>
-        </w:rPr>
-        <w:t>(B)</w:t>
-      </w:r>
-      <w:r>
-        <w:rPr>
-          <w:rFonts w:ascii="맑은 고딕" w:hAnsi="맑은 고딕" w:eastAsia="맑은 고딕"/>
-          <w:b w:val="0"/>
-          <w:sz w:val="14"/>
-          <w:u w:val="none"/>
-        </w:rPr>
-        <w:t xml:space="preserve"> are easily + p.p. + by, 아이가 ‘혼란을 겪는’ 수동 → </w:t>
-      </w:r>
-      <w:r>
-        <w:rPr>
-          <w:rFonts w:ascii="맑은 고딕" w:hAnsi="맑은 고딕" w:eastAsia="맑은 고딕"/>
-          <w:b/>
-          <w:sz w:val="14"/>
-          <w:u w:val="none"/>
-        </w:rPr>
-        <w:t>confused</w:t>
-      </w:r>
-      <w:r>
-        <w:rPr>
-          <w:rFonts w:ascii="맑은 고딕" w:hAnsi="맑은 고딕" w:eastAsia="맑은 고딕"/>
-          <w:b w:val="0"/>
-          <w:sz w:val="14"/>
-          <w:u w:val="none"/>
-        </w:rPr>
-        <w:t xml:space="preserve">(confusing ✕). </w:t>
-      </w:r>
-      <w:r>
-        <w:rPr>
-          <w:rFonts w:ascii="맑은 고딕" w:hAnsi="맑은 고딕" w:eastAsia="맑은 고딕"/>
-          <w:b/>
-          <w:sz w:val="14"/>
-          <w:u w:val="none"/>
-        </w:rPr>
-        <w:t>(C)</w:t>
-      </w:r>
-      <w:r>
-        <w:rPr>
-          <w:rFonts w:ascii="맑은 고딕" w:hAnsi="맑은 고딕" w:eastAsia="맑은 고딕"/>
-          <w:b w:val="0"/>
-          <w:sz w:val="14"/>
-          <w:u w:val="none"/>
-        </w:rPr>
-        <w:t xml:space="preserve"> 부정의 분사구문 not + -ing, has no idea → not </w:t>
-      </w:r>
-      <w:r>
-        <w:rPr>
-          <w:rFonts w:ascii="맑은 고딕" w:hAnsi="맑은 고딕" w:eastAsia="맑은 고딕"/>
-          <w:b/>
-          <w:sz w:val="14"/>
-          <w:u w:val="none"/>
-        </w:rPr>
-        <w:t>knowing</w:t>
-      </w:r>
-      <w:r>
-        <w:rPr>
-          <w:rFonts w:ascii="맑은 고딕" w:hAnsi="맑은 고딕" w:eastAsia="맑은 고딕"/>
-          <w:b w:val="0"/>
-          <w:sz w:val="14"/>
-          <w:u w:val="none"/>
-        </w:rPr>
-        <w:t>(주절 주어 they가 ‘알지 못하는’ 능동). 과거분사 2 + 현재분사 1. [채점] 각 1점, 어형 오류 0점.</w:t>
+        <w:t xml:space="preserve"> 자전거 장면 뒤에 두면 ‘예’가 예시 장면보다 늦게 나와 도입 기능을 잃는다.</w:t>
       </w:r>
     </w:p>
     <w:p>

--- a/shinmok1/pack/2510/H1MOGO25-10_37_SET.docx
+++ b/shinmok1/pack/2510/H1MOGO25-10_37_SET.docx
@@ -107,7 +107,7 @@
     </w:p>
     <w:p>
       <w:pPr>
-        <w:spacing w:before="0" w:after="20" w:line="360" w:lineRule="auto"/>
+        <w:spacing w:before="0" w:after="20" w:line="300" w:lineRule="auto"/>
         <w:jc w:val="both"/>
         <w:snapToGrid w:val="0"/>
       </w:pPr>
@@ -167,7 +167,7 @@
           <w:sz w:val="17"/>
           <w:u w:val="none"/>
         </w:rPr>
-        <w:t xml:space="preserve">. Children </w:t>
+        <w:t xml:space="preserve">. Children perceive words and their </w:t>
       </w:r>
       <w:r>
         <w:rPr>
@@ -183,20 +183,11 @@
       <w:r>
         <w:rPr>
           <w:rFonts w:ascii="맑은 고딕" w:hAnsi="맑은 고딕" w:eastAsia="맑은 고딕"/>
-          <w:b/>
-          <w:sz w:val="17"/>
-          <w:u w:val="none"/>
-        </w:rPr>
-        <w:t>[ perceive / perceives ]</w:t>
-      </w:r>
-      <w:r>
-        <w:rPr>
-          <w:rFonts w:ascii="맑은 고딕" w:hAnsi="맑은 고딕" w:eastAsia="맑은 고딕"/>
           <w:b w:val="0"/>
           <w:sz w:val="17"/>
           <w:u w:val="none"/>
         </w:rPr>
-        <w:t xml:space="preserve"> words and their meanings </w:t>
+        <w:t xml:space="preserve">m________ </w:t>
       </w:r>
       <w:r>
         <w:rPr>
@@ -225,7 +216,7 @@
           <w:sz w:val="17"/>
           <w:u w:val="none"/>
         </w:rPr>
-        <w:t xml:space="preserve"> from each other. </w:t>
+        <w:t xml:space="preserve"> from each other. It is only in later development </w:t>
       </w:r>
       <w:r>
         <w:rPr>
@@ -245,7 +236,7 @@
           <w:sz w:val="17"/>
           <w:u w:val="none"/>
         </w:rPr>
-        <w:t>[ It / That ]</w:t>
+        <w:t>[ that / what ]</w:t>
       </w:r>
       <w:r>
         <w:rPr>
@@ -254,7 +245,7 @@
           <w:sz w:val="17"/>
           <w:u w:val="none"/>
         </w:rPr>
-        <w:t xml:space="preserve"> is only in later development that we understood that individual words directly </w:t>
+        <w:t xml:space="preserve"> we understood that individual words </w:t>
       </w:r>
       <w:r>
         <w:rPr>
@@ -270,20 +261,11 @@
       <w:r>
         <w:rPr>
           <w:rFonts w:ascii="맑은 고딕" w:hAnsi="맑은 고딕" w:eastAsia="맑은 고딕"/>
-          <w:b/>
-          <w:sz w:val="17"/>
-          <w:u w:val="none"/>
-        </w:rPr>
-        <w:t>[ connect / connecting ]</w:t>
-      </w:r>
-      <w:r>
-        <w:rPr>
-          <w:rFonts w:ascii="맑은 고딕" w:hAnsi="맑은 고딕" w:eastAsia="맑은 고딕"/>
           <w:b w:val="0"/>
           <w:sz w:val="17"/>
           <w:u w:val="none"/>
         </w:rPr>
-        <w:t xml:space="preserve"> to one another. For many children, for instance, it is not clear that ‘Right’ is the </w:t>
+        <w:t xml:space="preserve">________(direct) connect to one another. For many children, for instance, it is not clear that ‘Right’ is the opposite of ‘Left’. A </w:t>
       </w:r>
       <w:r>
         <w:rPr>
@@ -299,11 +281,20 @@
       <w:r>
         <w:rPr>
           <w:rFonts w:ascii="맑은 고딕" w:hAnsi="맑은 고딕" w:eastAsia="맑은 고딕"/>
+          <w:b/>
+          <w:sz w:val="17"/>
+          <w:u w:val="none"/>
+        </w:rPr>
+        <w:t>[ vivid / vague ]</w:t>
+      </w:r>
+      <w:r>
+        <w:rPr>
+          <w:rFonts w:ascii="맑은 고딕" w:hAnsi="맑은 고딕" w:eastAsia="맑은 고딕"/>
           <w:b w:val="0"/>
           <w:sz w:val="17"/>
           <w:u w:val="none"/>
         </w:rPr>
-        <w:t xml:space="preserve">o________ of ‘Left’. A </w:t>
+        <w:t xml:space="preserve"> example of this </w:t>
       </w:r>
       <w:r>
         <w:rPr>
@@ -323,7 +314,7 @@
           <w:sz w:val="17"/>
           <w:u w:val="none"/>
         </w:rPr>
-        <w:t>[ vivid / vague ]</w:t>
+        <w:t>[ can be seen / can see ]</w:t>
       </w:r>
       <w:r>
         <w:rPr>
@@ -332,7 +323,7 @@
           <w:sz w:val="17"/>
           <w:u w:val="none"/>
         </w:rPr>
-        <w:t xml:space="preserve"> example of this can be </w:t>
+        <w:t xml:space="preserve"> when children learn </w:t>
       </w:r>
       <w:r>
         <w:rPr>
@@ -352,7 +343,7 @@
           <w:sz w:val="17"/>
           <w:u w:val="none"/>
         </w:rPr>
-        <w:t>[ seen / seeing ]</w:t>
+        <w:t>[ to ride / riding ]</w:t>
       </w:r>
       <w:r>
         <w:rPr>
@@ -361,7 +352,7 @@
           <w:sz w:val="17"/>
           <w:u w:val="none"/>
         </w:rPr>
-        <w:t xml:space="preserve"> when children learn to ride a </w:t>
+        <w:t xml:space="preserve"> a bicycle. If parents </w:t>
       </w:r>
       <w:r>
         <w:rPr>
@@ -377,11 +368,20 @@
       <w:r>
         <w:rPr>
           <w:rFonts w:ascii="맑은 고딕" w:hAnsi="맑은 고딕" w:eastAsia="맑은 고딕"/>
+          <w:b/>
+          <w:sz w:val="17"/>
+          <w:u w:val="none"/>
+        </w:rPr>
+        <w:t>[ tell / will tell ]</w:t>
+      </w:r>
+      <w:r>
+        <w:rPr>
+          <w:rFonts w:ascii="맑은 고딕" w:hAnsi="맑은 고딕" w:eastAsia="맑은 고딕"/>
           <w:b w:val="0"/>
           <w:sz w:val="17"/>
           <w:u w:val="none"/>
         </w:rPr>
-        <w:t xml:space="preserve">b________. If parents tell their child “Don’t go to the left,” they will often find that the child will continue </w:t>
+        <w:t xml:space="preserve"> their child “Don’t go to the left,” they will often find that the child will continue </w:t>
       </w:r>
       <w:r>
         <w:rPr>
@@ -421,7 +421,7 @@
           <w:sz w:val="17"/>
           <w:u w:val="none"/>
         </w:rPr>
-        <w:t xml:space="preserve">________(automatic) turn to the </w:t>
+        <w:t xml:space="preserve">a________ turn to the right. The same </w:t>
       </w:r>
       <w:r>
         <w:rPr>
@@ -441,7 +441,7 @@
           <w:sz w:val="17"/>
           <w:u w:val="none"/>
         </w:rPr>
-        <w:t>[ right / left ]</w:t>
+        <w:t>[ applies / apply ]</w:t>
       </w:r>
       <w:r>
         <w:rPr>
@@ -450,7 +450,7 @@
           <w:sz w:val="17"/>
           <w:u w:val="none"/>
         </w:rPr>
-        <w:t xml:space="preserve">. The same applies to the </w:t>
+        <w:t xml:space="preserve"> to the </w:t>
       </w:r>
       <w:r>
         <w:rPr>
@@ -470,7 +470,7 @@
           <w:sz w:val="17"/>
           <w:u w:val="none"/>
         </w:rPr>
-        <w:t xml:space="preserve">________(logic) connection between ‘Yes’ and ‘No’ as </w:t>
+        <w:t xml:space="preserve">________(logic) </w:t>
       </w:r>
       <w:r>
         <w:rPr>
@@ -486,20 +486,11 @@
       <w:r>
         <w:rPr>
           <w:rFonts w:ascii="맑은 고딕" w:hAnsi="맑은 고딕" w:eastAsia="맑은 고딕"/>
-          <w:b/>
-          <w:sz w:val="17"/>
-          <w:u w:val="none"/>
-        </w:rPr>
-        <w:t>[ perceived / perceiving ]</w:t>
-      </w:r>
-      <w:r>
-        <w:rPr>
-          <w:rFonts w:ascii="맑은 고딕" w:hAnsi="맑은 고딕" w:eastAsia="맑은 고딕"/>
           <w:b w:val="0"/>
           <w:sz w:val="17"/>
           <w:u w:val="none"/>
         </w:rPr>
-        <w:t xml:space="preserve"> by parents. When we were children and were told, for example, “No, don’t eat with your </w:t>
+        <w:t xml:space="preserve">c________ between ‘Yes’ and ‘No’ as </w:t>
       </w:r>
       <w:r>
         <w:rPr>
@@ -515,11 +506,20 @@
       <w:r>
         <w:rPr>
           <w:rFonts w:ascii="맑은 고딕" w:hAnsi="맑은 고딕" w:eastAsia="맑은 고딕"/>
+          <w:b/>
+          <w:sz w:val="17"/>
+          <w:u w:val="none"/>
+        </w:rPr>
+        <w:t>[ perceived / perceiving ]</w:t>
+      </w:r>
+      <w:r>
+        <w:rPr>
+          <w:rFonts w:ascii="맑은 고딕" w:hAnsi="맑은 고딕" w:eastAsia="맑은 고딕"/>
           <w:b w:val="0"/>
           <w:sz w:val="17"/>
           <w:u w:val="none"/>
         </w:rPr>
-        <w:t xml:space="preserve">h________,” we were </w:t>
+        <w:t xml:space="preserve"> by parents. When we were children and were told, for example, “No, don’t eat with your hands,” we were </w:t>
       </w:r>
       <w:r>
         <w:rPr>
@@ -548,7 +548,7 @@
           <w:sz w:val="17"/>
           <w:u w:val="none"/>
         </w:rPr>
-        <w:t xml:space="preserve"> and didn’t know </w:t>
+        <w:t xml:space="preserve"> and didn’t know what our parents expected from us. Our </w:t>
       </w:r>
       <w:r>
         <w:rPr>
@@ -564,20 +564,11 @@
       <w:r>
         <w:rPr>
           <w:rFonts w:ascii="맑은 고딕" w:hAnsi="맑은 고딕" w:eastAsia="맑은 고딕"/>
-          <w:b/>
-          <w:sz w:val="17"/>
-          <w:u w:val="none"/>
-        </w:rPr>
-        <w:t>[ what / that ]</w:t>
-      </w:r>
-      <w:r>
-        <w:rPr>
-          <w:rFonts w:ascii="맑은 고딕" w:hAnsi="맑은 고딕" w:eastAsia="맑은 고딕"/>
           <w:b w:val="0"/>
           <w:sz w:val="17"/>
           <w:u w:val="none"/>
         </w:rPr>
-        <w:t xml:space="preserve"> our parents expected from us. Our </w:t>
+        <w:t xml:space="preserve">________(confuse) was about whether we should continue eating or not and if so, how? Only </w:t>
       </w:r>
       <w:r>
         <w:rPr>
@@ -593,11 +584,20 @@
       <w:r>
         <w:rPr>
           <w:rFonts w:ascii="맑은 고딕" w:hAnsi="맑은 고딕" w:eastAsia="맑은 고딕"/>
+          <w:b/>
+          <w:sz w:val="17"/>
+          <w:u w:val="none"/>
+        </w:rPr>
+        <w:t>[ later / earlier ]</w:t>
+      </w:r>
+      <w:r>
+        <w:rPr>
+          <w:rFonts w:ascii="맑은 고딕" w:hAnsi="맑은 고딕" w:eastAsia="맑은 고딕"/>
           <w:b w:val="0"/>
           <w:sz w:val="17"/>
           <w:u w:val="none"/>
         </w:rPr>
-        <w:t xml:space="preserve">________(confuse) was about whether we should continue eating or not and if so, how? Only later </w:t>
+        <w:t xml:space="preserve"> </w:t>
       </w:r>
       <w:r>
         <w:rPr>
@@ -696,9 +696,62 @@
           <w:rFonts w:ascii="맑은 고딕" w:hAnsi="맑은 고딕" w:eastAsia="맑은 고딕"/>
           <w:b w:val="0"/>
           <w:sz w:val="17"/>
-          <w:u w:val="none"/>
-        </w:rPr>
-        <w:t xml:space="preserve">It is only in later development </w:t>
+          <w:u w:val="single"/>
+        </w:rPr>
+        <w:t>It is only in later development that we understood</w:t>
+      </w:r>
+      <w:r>
+        <w:rPr>
+          <w:rFonts w:ascii="맑은 고딕" w:hAnsi="맑은 고딕" w:eastAsia="맑은 고딕"/>
+          <w:b w:val="0"/>
+          <w:sz w:val="17"/>
+          <w:u w:val="none"/>
+        </w:rPr>
+        <w:t xml:space="preserve"> that individual words directly connect to one another.  → 제시 교정: </w:t>
+      </w:r>
+      <w:r>
+        <w:rPr>
+          <w:rFonts w:ascii="맑은 고딕" w:hAnsi="맑은 고딕" w:eastAsia="맑은 고딕"/>
+          <w:b/>
+          <w:sz w:val="17"/>
+          <w:u w:val="none"/>
+        </w:rPr>
+        <w:t>Only in later development did we understand</w:t>
+      </w:r>
+      <w:r>
+        <w:rPr>
+          <w:rFonts w:ascii="맑은 고딕" w:hAnsi="맑은 고딕" w:eastAsia="맑은 고딕"/>
+          <w:b w:val="0"/>
+          <w:sz w:val="17"/>
+          <w:u w:val="none"/>
+        </w:rPr>
+        <w:t xml:space="preserve">  ( ○ / ✕ ) → ________</w:t>
+      </w:r>
+    </w:p>
+    <w:p>
+      <w:pPr>
+        <w:spacing w:before="0" w:after="20" w:line="276" w:lineRule="auto"/>
+        <w:snapToGrid w:val="0"/>
+      </w:pPr>
+      <w:r>
+        <w:rPr>
+          <w:rFonts w:ascii="맑은 고딕" w:hAnsi="맑은 고딕" w:eastAsia="맑은 고딕"/>
+          <w:b/>
+          <w:color w:val="C01F1F"/>
+          <w:sz w:val="17"/>
+          <w:u w:val="none"/>
+          <w:vertAlign w:val="superscript"/>
+        </w:rPr>
+        <w:t>23)</w:t>
+      </w:r>
+      <w:r>
+        <w:rPr>
+          <w:rFonts w:ascii="맑은 고딕" w:hAnsi="맑은 고딕" w:eastAsia="맑은 고딕"/>
+          <w:b w:val="0"/>
+          <w:sz w:val="17"/>
+          <w:u w:val="none"/>
+        </w:rPr>
+        <w:t xml:space="preserve">The same applies to the logical connection between ‘Yes’ and ‘No’ </w:t>
       </w:r>
       <w:r>
         <w:rPr>
@@ -707,7 +760,7 @@
           <w:sz w:val="17"/>
           <w:u w:val="single"/>
         </w:rPr>
-        <w:t>that</w:t>
+        <w:t>as perceived by</w:t>
       </w:r>
       <w:r>
         <w:rPr>
@@ -716,7 +769,7 @@
           <w:sz w:val="17"/>
           <w:u w:val="none"/>
         </w:rPr>
-        <w:t xml:space="preserve"> we understood that individual words directly connect …  → 제시 교정: </w:t>
+        <w:t xml:space="preserve"> parents.  → 제시 교정: </w:t>
       </w:r>
       <w:r>
         <w:rPr>
@@ -725,7 +778,7 @@
           <w:sz w:val="17"/>
           <w:u w:val="none"/>
         </w:rPr>
-        <w:t>when</w:t>
+        <w:t>as parents perceive it</w:t>
       </w:r>
       <w:r>
         <w:rPr>
@@ -751,7 +804,7 @@
           <w:u w:val="none"/>
           <w:vertAlign w:val="superscript"/>
         </w:rPr>
-        <w:t>23)</w:t>
+        <w:t>24)</w:t>
       </w:r>
       <w:r>
         <w:rPr>
@@ -760,7 +813,7 @@
           <w:sz w:val="17"/>
           <w:u w:val="none"/>
         </w:rPr>
-        <w:t xml:space="preserve">… they will often find that the child will continue </w:t>
+        <w:t xml:space="preserve">A vivid example of this </w:t>
       </w:r>
       <w:r>
         <w:rPr>
@@ -769,7 +822,7 @@
           <w:sz w:val="17"/>
           <w:u w:val="single"/>
         </w:rPr>
-        <w:t>riding</w:t>
+        <w:t>can be seen</w:t>
       </w:r>
       <w:r>
         <w:rPr>
@@ -778,7 +831,7 @@
           <w:sz w:val="17"/>
           <w:u w:val="none"/>
         </w:rPr>
-        <w:t xml:space="preserve"> straight ahead  → 제시 교정: </w:t>
+        <w:t xml:space="preserve"> when children learn to ride a bicycle.  → 제시 교정: </w:t>
       </w:r>
       <w:r>
         <w:rPr>
@@ -787,69 +840,7 @@
           <w:sz w:val="17"/>
           <w:u w:val="none"/>
         </w:rPr>
-        <w:t>to ride</w:t>
-      </w:r>
-      <w:r>
-        <w:rPr>
-          <w:rFonts w:ascii="맑은 고딕" w:hAnsi="맑은 고딕" w:eastAsia="맑은 고딕"/>
-          <w:b w:val="0"/>
-          <w:sz w:val="17"/>
-          <w:u w:val="none"/>
-        </w:rPr>
-        <w:t xml:space="preserve">  ( ○ / ✕ ) → ________</w:t>
-      </w:r>
-    </w:p>
-    <w:p>
-      <w:pPr>
-        <w:spacing w:before="0" w:after="20" w:line="276" w:lineRule="auto"/>
-        <w:snapToGrid w:val="0"/>
-      </w:pPr>
-      <w:r>
-        <w:rPr>
-          <w:rFonts w:ascii="맑은 고딕" w:hAnsi="맑은 고딕" w:eastAsia="맑은 고딕"/>
-          <w:b/>
-          <w:color w:val="C01F1F"/>
-          <w:sz w:val="17"/>
-          <w:u w:val="none"/>
-          <w:vertAlign w:val="superscript"/>
-        </w:rPr>
-        <w:t>24)</w:t>
-      </w:r>
-      <w:r>
-        <w:rPr>
-          <w:rFonts w:ascii="맑은 고딕" w:hAnsi="맑은 고딕" w:eastAsia="맑은 고딕"/>
-          <w:b w:val="0"/>
-          <w:sz w:val="17"/>
-          <w:u w:val="none"/>
-        </w:rPr>
-        <w:t xml:space="preserve">Only later did we recognize the connection and </w:t>
-      </w:r>
-      <w:r>
-        <w:rPr>
-          <w:rFonts w:ascii="맑은 고딕" w:hAnsi="맑은 고딕" w:eastAsia="맑은 고딕"/>
-          <w:b w:val="0"/>
-          <w:sz w:val="17"/>
-          <w:u w:val="single"/>
-        </w:rPr>
-        <w:t>understand</w:t>
-      </w:r>
-      <w:r>
-        <w:rPr>
-          <w:rFonts w:ascii="맑은 고딕" w:hAnsi="맑은 고딕" w:eastAsia="맑은 고딕"/>
-          <w:b w:val="0"/>
-          <w:sz w:val="17"/>
-          <w:u w:val="none"/>
-        </w:rPr>
-        <w:t xml:space="preserve"> that we should continue eating  → 제시 교정: </w:t>
-      </w:r>
-      <w:r>
-        <w:rPr>
-          <w:rFonts w:ascii="맑은 고딕" w:hAnsi="맑은 고딕" w:eastAsia="맑은 고딕"/>
-          <w:b/>
-          <w:sz w:val="17"/>
-          <w:u w:val="none"/>
-        </w:rPr>
-        <w:t>understood</w:t>
+        <w:t>can see</w:t>
       </w:r>
       <w:r>
         <w:rPr>
@@ -910,7 +901,7 @@
           <w:sz w:val="17"/>
           <w:u w:val="none"/>
         </w:rPr>
-        <w:t>아이들은 단어와 그 의미를 서로 분리해서 인식한다.</w:t>
+        <w:t>아이들은 단어와 그 의미를 서로 분리하여 인식한다.</w:t>
       </w:r>
     </w:p>
     <w:p>
@@ -927,7 +918,7 @@
           <w:sz w:val="17"/>
           <w:u w:val="none"/>
         </w:rPr>
-        <w:t>children / perceive / words / and / their meanings / separately / each other / separate</w:t>
+        <w:t>and / perceive / children / words / their meanings / separately / from / with / each other</w:t>
       </w:r>
     </w:p>
     <w:p>
@@ -962,7 +953,7 @@
           <w:sz w:val="17"/>
           <w:u w:val="none"/>
         </w:rPr>
-        <w:t>나중에서야 우리는 그 연관성을 인식했다.</w:t>
+        <w:t>나중에서야 우리는 그 연결을 인식하고, 계속 먹되 손이 아니라 포크나 숟가락으로 먹어야 한다는 것을 이해했다.</w:t>
       </w:r>
     </w:p>
     <w:p>
@@ -979,7 +970,7 @@
           <w:sz w:val="17"/>
           <w:u w:val="none"/>
         </w:rPr>
-        <w:t>only / later / we / recognize / the connection / recognized</w:t>
+        <w:t>we / only later / do / recognize / the connection / and / we / should / understand / continue / that / eat / not with our hands / so / a fork or a spoon / but with</w:t>
       </w:r>
     </w:p>
     <w:p>
@@ -1040,7 +1031,7 @@
           <w:sz w:val="17"/>
           <w:u w:val="none"/>
         </w:rPr>
-        <w:t>우리는 혼란스러웠고 부모님이 우리에게 무엇을 기대하는지 알지 못했다.</w:t>
+        <w:t>부모가 아이에게 “왼쪽으로 가지 마”라고 말하면, 그들은 흔히 그 아이가 계속 곧장 앞으로 달리고 자동으로 오른쪽으로 돌지는 않는다는 것을 알게 된다.</w:t>
       </w:r>
     </w:p>
     <w:p>
@@ -1057,7 +1048,7 @@
           <w:sz w:val="17"/>
           <w:u w:val="none"/>
         </w:rPr>
-        <w:t>we / were / confusing / and / didn’t know / what / our parents / expected / from us</w:t>
+        <w:t>parents / if / tell / “Don’t go to the left,” / their child / that / will often find / they / the child / will continue / ride / straight ahead / not automatically / turn to the right / and</w:t>
       </w:r>
     </w:p>
     <w:p>
@@ -1136,7 +1127,7 @@
           <w:sz w:val="17"/>
           <w:u w:val="none"/>
         </w:rPr>
-        <w:t xml:space="preserve"> — this가 가리키는 내용을 우리말로: ______________________________________</w:t>
+        <w:t xml:space="preserve"> — this가 가리키는 내용을 우리말로: ____________________________________________</w:t>
       </w:r>
     </w:p>
     <w:p>
@@ -1171,7 +1162,7 @@
           <w:sz w:val="17"/>
           <w:u w:val="none"/>
         </w:rPr>
-        <w:t xml:space="preserve"> will often find — they가 가리키는 말(1단어): ______________</w:t>
+        <w:t xml:space="preserve"> will often find that the child … — they가 가리키는 말(1단어): ______________</w:t>
       </w:r>
     </w:p>
     <w:p>
@@ -1193,29 +1184,20 @@
       <w:r>
         <w:rPr>
           <w:rFonts w:ascii="맑은 고딕" w:hAnsi="맑은 고딕" w:eastAsia="맑은 고딕"/>
+          <w:b/>
+          <w:sz w:val="17"/>
+          <w:u w:val="none"/>
+        </w:rPr>
+        <w:t>The same</w:t>
+      </w:r>
+      <w:r>
+        <w:rPr>
+          <w:rFonts w:ascii="맑은 고딕" w:hAnsi="맑은 고딕" w:eastAsia="맑은 고딕"/>
           <w:b w:val="0"/>
           <w:sz w:val="17"/>
           <w:u w:val="none"/>
         </w:rPr>
-        <w:t xml:space="preserve">and </w:t>
-      </w:r>
-      <w:r>
-        <w:rPr>
-          <w:rFonts w:ascii="맑은 고딕" w:hAnsi="맑은 고딕" w:eastAsia="맑은 고딕"/>
-          <w:b/>
-          <w:sz w:val="17"/>
-          <w:u w:val="none"/>
-        </w:rPr>
-        <w:t>if so</w:t>
-      </w:r>
-      <w:r>
-        <w:rPr>
-          <w:rFonts w:ascii="맑은 고딕" w:hAnsi="맑은 고딕" w:eastAsia="맑은 고딕"/>
-          <w:b w:val="0"/>
-          <w:sz w:val="17"/>
-          <w:u w:val="none"/>
-        </w:rPr>
-        <w:t>, how? — if so = if we should ______________ eating (1단어)</w:t>
+        <w:t xml:space="preserve"> applies to the logical connection … — The same이 가리키는 내용을 우리말로: ____________________________________________</w:t>
       </w:r>
     </w:p>
     <w:p>
@@ -1241,7 +1223,7 @@
           <w:sz w:val="17"/>
           <w:u w:val="none"/>
         </w:rPr>
-        <w:t xml:space="preserve">Only later did we recognize </w:t>
+        <w:t xml:space="preserve">and if so, </w:t>
       </w:r>
       <w:r>
         <w:rPr>
@@ -1250,7 +1232,7 @@
           <w:sz w:val="17"/>
           <w:u w:val="none"/>
         </w:rPr>
-        <w:t>the connection</w:t>
+        <w:t>how</w:t>
       </w:r>
       <w:r>
         <w:rPr>
@@ -1259,7 +1241,7 @@
           <w:sz w:val="17"/>
           <w:u w:val="none"/>
         </w:rPr>
-        <w:t xml:space="preserve"> — 이 연관성이 무엇인지 우리말로: ______________________________________</w:t>
+        <w:t>? — how 뒤에 생략된 말을 본문 표현으로(4단어): ______________________________</w:t>
       </w:r>
     </w:p>
     <w:p>
@@ -1290,7 +1272,7 @@
     </w:p>
     <w:p>
       <w:pPr>
-        <w:spacing w:before="0" w:after="20" w:line="360" w:lineRule="auto"/>
+        <w:spacing w:before="0" w:after="20" w:line="300" w:lineRule="auto"/>
         <w:jc w:val="both"/>
         <w:snapToGrid w:val="0"/>
       </w:pPr>
@@ -1301,7 +1283,7 @@
           <w:sz w:val="17"/>
           <w:u w:val="none"/>
         </w:rPr>
-        <w:t xml:space="preserve">Learning a new language brings the same difficulty. A beginner who </w:t>
+        <w:t xml:space="preserve">Something similar happens with young children and the words ‘more’ and ‘less’. A toddler who </w:t>
       </w:r>
       <w:r>
         <w:rPr>
@@ -1321,7 +1303,7 @@
           <w:sz w:val="17"/>
           <w:u w:val="none"/>
         </w:rPr>
-        <w:t>[ learns / learn ]</w:t>
+        <w:t>[ is asked / asks ]</w:t>
       </w:r>
       <w:r>
         <w:rPr>
@@ -1330,7 +1312,7 @@
           <w:sz w:val="17"/>
           <w:u w:val="none"/>
         </w:rPr>
-        <w:t xml:space="preserve"> ‘hot’ and ‘cold’ on different days may not notice that they </w:t>
+        <w:t xml:space="preserve"> for ‘less’ juice may simply hold out the cup again, because ‘less’ does not yet register as the opposite of ‘more’. Parents who repeat the request more loudly </w:t>
       </w:r>
       <w:r>
         <w:rPr>
@@ -1359,7 +1341,7 @@
           <w:sz w:val="17"/>
           <w:u w:val="none"/>
         </w:rPr>
-        <w:t xml:space="preserve"> paired. Only after many examples </w:t>
+        <w:t xml:space="preserve"> often puzzled when nothing changes. The child is not being stubborn; the two words have not yet been joined in the child’s mind, and it is only after many pairings </w:t>
       </w:r>
       <w:r>
         <w:rPr>
@@ -1379,7 +1361,7 @@
           <w:sz w:val="17"/>
           <w:u w:val="none"/>
         </w:rPr>
-        <w:t>[ does the pair become / the pair becomes ]</w:t>
+        <w:t>[ that / what ]</w:t>
       </w:r>
       <w:r>
         <w:rPr>
@@ -1388,7 +1370,7 @@
           <w:sz w:val="17"/>
           <w:u w:val="none"/>
         </w:rPr>
-        <w:t xml:space="preserve"> obvious, and then each word helps the learner remember the other.</w:t>
+        <w:t xml:space="preserve"> one word starts to call up the other.</w:t>
       </w:r>
     </w:p>
     <w:p>
@@ -1440,7 +1422,7 @@
           <w:sz w:val="17"/>
           <w:u w:val="none"/>
         </w:rPr>
-        <w:t>Young children do not yet understand words as connected pairs of o____________.</w:t>
+        <w:t>Children do not at first see that words come in pairs of o____________, and only later do they connect one word with the other.</w:t>
       </w:r>
     </w:p>
     <w:p>
@@ -1483,25 +1465,7 @@
           <w:sz w:val="17"/>
           <w:u w:val="none"/>
         </w:rPr>
-        <w:t xml:space="preserve"> 다음 글에 대한 &lt;보기&gt;의 설명 중 </w:t>
-      </w:r>
-      <w:r>
-        <w:rPr>
-          <w:rFonts w:ascii="맑은 고딕" w:hAnsi="맑은 고딕" w:eastAsia="맑은 고딕"/>
-          <w:b w:val="0"/>
-          <w:sz w:val="17"/>
-          <w:u w:val="single"/>
-        </w:rPr>
-        <w:t>틀린</w:t>
-      </w:r>
-      <w:r>
-        <w:rPr>
-          <w:rFonts w:ascii="맑은 고딕" w:hAnsi="맑은 고딕" w:eastAsia="맑은 고딕"/>
-          <w:b w:val="0"/>
-          <w:sz w:val="17"/>
-          <w:u w:val="none"/>
-        </w:rPr>
-        <w:t xml:space="preserve"> 것만을 있는 대로 고른 것은? [3.3점]</w:t>
+        <w:t xml:space="preserve"> 다음 글에서 설명한 원리가 드러난 사례만을 &lt;보기&gt;에서 있는 대로 고른 것은? [3.3점]</w:t>
       </w:r>
     </w:p>
     <w:p>
@@ -1524,43 +1488,7 @@
           <w:sz w:val="17"/>
           <w:u w:val="none"/>
         </w:rPr>
-        <w:t>As children, the principle of opposites is ⓐ</w:t>
-      </w:r>
-      <w:r>
-        <w:rPr>
-          <w:rFonts w:ascii="맑은 고딕" w:hAnsi="맑은 고딕" w:eastAsia="맑은 고딕"/>
-          <w:b w:val="0"/>
-          <w:sz w:val="17"/>
-          <w:u w:val="single"/>
-        </w:rPr>
-        <w:t>foreign</w:t>
-      </w:r>
-      <w:r>
-        <w:rPr>
-          <w:rFonts w:ascii="맑은 고딕" w:hAnsi="맑은 고딕" w:eastAsia="맑은 고딕"/>
-          <w:b w:val="0"/>
-          <w:sz w:val="17"/>
-          <w:u w:val="none"/>
-        </w:rPr>
-        <w:t>. Children perceive words and their meanings separately from each other. It is only in later development that we understood that individual words directly connect to one another. For many children, (A) ________, it is not clear that ‘Right’ is the opposite of ‘Left’. A vivid example of this can be seen when children learn to ride a bicycle. If parents tell their child “Don’t go to the left,” they will often find that the child will continue riding straight ahead and not automatically turn to the right. The same applies to the logical connection between ‘Yes’ and ‘No’ as perceived by parents. When we were children and were told, for example, “No, don’t eat with your hands,” we were confused and didn’t know what our parents expected from us. Our confusion was about whether we should continue eating or not and if so, how? ⓑ</w:t>
-      </w:r>
-      <w:r>
-        <w:rPr>
-          <w:rFonts w:ascii="맑은 고딕" w:hAnsi="맑은 고딕" w:eastAsia="맑은 고딕"/>
-          <w:b w:val="0"/>
-          <w:sz w:val="17"/>
-          <w:u w:val="single"/>
-        </w:rPr>
-        <w:t>Only later did we recognize</w:t>
-      </w:r>
-      <w:r>
-        <w:rPr>
-          <w:rFonts w:ascii="맑은 고딕" w:hAnsi="맑은 고딕" w:eastAsia="맑은 고딕"/>
-          <w:b w:val="0"/>
-          <w:sz w:val="17"/>
-          <w:u w:val="none"/>
-        </w:rPr>
-        <w:t xml:space="preserve"> the connection and understand that we should continue eating, but not with our hands but with a fork or a spoon.</w:t>
+        <w:t>As children, the principle of opposites is foreign. Children perceive words and their meanings separately from each other. For many children, for instance, it is not clear that ‘Right’ is the opposite of ‘Left’. If parents tell their child “Don’t go to the left,” they will often find that the child will continue riding straight ahead and not automatically turn to the right. The same applies to the logical connection between ‘Yes’ and ‘No’ as perceived by parents. Our confusion was about whether we should continue eating or not and if so, how?</w:t>
       </w:r>
     </w:p>
     <w:p>
@@ -1606,7 +1534,7 @@
           <w:sz w:val="17"/>
           <w:u w:val="none"/>
         </w:rPr>
-        <w:t>(a) Young children tend to understand words one by one rather than as connected pairs.</w:t>
+        <w:t>(a) Told “Don’t shout,” four-year-old Mina keeps talking at exactly the same volume rather than lowering her voice.</w:t>
       </w:r>
     </w:p>
     <w:p>
@@ -1629,7 +1557,7 @@
           <w:sz w:val="17"/>
           <w:u w:val="none"/>
         </w:rPr>
-        <w:t>(b) The appropriate expression for (A) is ‘however’.</w:t>
+        <w:t>(b) Told “Turn right at the corner,” Jun turns right at once without any hesitation.</w:t>
       </w:r>
     </w:p>
     <w:p>
@@ -1652,7 +1580,7 @@
           <w:sz w:val="17"/>
           <w:u w:val="none"/>
         </w:rPr>
-        <w:t>(c) In ⓑ, the subject and the verb are inverted because ‘Only later’ comes at the front.</w:t>
+        <w:t>(c) When her father says “The soup isn’t hot — it’s the opposite,” Sora immediately replies, “Cold!”</w:t>
       </w:r>
     </w:p>
     <w:p>
@@ -1675,7 +1603,7 @@
           <w:sz w:val="17"/>
           <w:u w:val="none"/>
         </w:rPr>
-        <w:t>(d) In the context, ⓐ ‘foreign’ can be replaced by ‘familiar’.</w:t>
+        <w:t>(d) Told to “stop running” in the hallway, Tae simply stands still, unsure whether he is supposed to walk or wait.</w:t>
       </w:r>
     </w:p>
     <w:p>
@@ -1698,7 +1626,7 @@
           <w:sz w:val="17"/>
           <w:u w:val="none"/>
         </w:rPr>
-        <w:t>(e) When told “Don’t go to the left,” children usually turn right automatically.</w:t>
+        <w:t>(e) Hana refuses to eat her vegetables even after being told several times that they are good for her.</w:t>
       </w:r>
     </w:p>
     <w:p>
@@ -1714,7 +1642,7 @@
           <w:sz w:val="17"/>
           <w:u w:val="none"/>
         </w:rPr>
-        <w:t>① (b), (d), (e)    ② (a), (c)    ③ (b), (e)    ④ (c), (d), (e)    ⑤ (a), (b), (d)</w:t>
+        <w:t>① (a), (b)    ② (a), (c)    ③ (a), (d)    ④ (b), (d)    ⑤ (c), (e)</w:t>
       </w:r>
     </w:p>
     <w:p>
@@ -1739,7 +1667,7 @@
           <w:sz w:val="17"/>
           <w:u w:val="none"/>
         </w:rPr>
-        <w:t xml:space="preserve"> 다음 글의 밑줄 친 ⓐ ~ ⓕ 중, 어법상 </w:t>
+        <w:t xml:space="preserve"> 윗글의 밑줄 친 </w:t>
       </w:r>
       <w:r>
         <w:rPr>
@@ -1748,7 +1676,7 @@
           <w:sz w:val="17"/>
           <w:u w:val="single"/>
         </w:rPr>
-        <w:t>틀린</w:t>
+        <w:t>the principle of opposites is foreign</w:t>
       </w:r>
       <w:r>
         <w:rPr>
@@ -1757,7 +1685,7 @@
           <w:sz w:val="17"/>
           <w:u w:val="none"/>
         </w:rPr>
-        <w:t xml:space="preserve"> 것을 모두 고른 것은? [3.1점]</w:t>
+        <w:t>이 의미하는 바로 가장 적절한 것은? [3.0점]</w:t>
       </w:r>
     </w:p>
     <w:p>
@@ -1780,7 +1708,7 @@
           <w:sz w:val="17"/>
           <w:u w:val="none"/>
         </w:rPr>
-        <w:t>As children, the principle of opposites is foreign. Children perceive words and their meanings ⓐ</w:t>
+        <w:t xml:space="preserve">As children, </w:t>
       </w:r>
       <w:r>
         <w:rPr>
@@ -1789,7 +1717,7 @@
           <w:sz w:val="17"/>
           <w:u w:val="single"/>
         </w:rPr>
-        <w:t>separately</w:t>
+        <w:t>the principle of opposites is foreign</w:t>
       </w:r>
       <w:r>
         <w:rPr>
@@ -1798,17 +1726,31 @@
           <w:sz w:val="17"/>
           <w:u w:val="none"/>
         </w:rPr>
-        <w:t xml:space="preserve"> from each other. It is only in later development that we understood that individual words directly connect to one another. For many children, for instance, it is not clear that ‘Right’ is the opposite of ‘Left’. A vivid example of this can ⓑ</w:t>
-      </w:r>
+        <w:t>. Children perceive words and their meanings separately from each other. It was only later in development that we came to see that individual words are directly linked to one another. For many children, for instance, it is not clear that ‘Right’ is the opposite of ‘Left’. A vivid example of this can be seen when children learn to ride a bicycle.</w:t>
+      </w:r>
+    </w:p>
+    <w:p>
+      <w:pPr>
+        <w:spacing w:before="0" w:after="0" w:line="269" w:lineRule="auto"/>
+        <w:ind w:left="180" w:hanging="180"/>
+        <w:snapToGrid w:val="0"/>
+      </w:pPr>
       <w:r>
         <w:rPr>
           <w:rFonts w:ascii="맑은 고딕" w:hAnsi="맑은 고딕" w:eastAsia="맑은 고딕"/>
           <w:b w:val="0"/>
           <w:sz w:val="17"/>
-          <w:u w:val="single"/>
-        </w:rPr>
-        <w:t>see</w:t>
-      </w:r>
+          <w:u w:val="none"/>
+        </w:rPr>
+        <w:t>① children prefer words that sound foreign to words in their own language</w:t>
+      </w:r>
+    </w:p>
+    <w:p>
+      <w:pPr>
+        <w:spacing w:before="0" w:after="0" w:line="269" w:lineRule="auto"/>
+        <w:ind w:left="180" w:hanging="180"/>
+        <w:snapToGrid w:val="0"/>
+      </w:pPr>
       <w:r>
         <w:rPr>
           <w:rFonts w:ascii="맑은 고딕" w:hAnsi="맑은 고딕" w:eastAsia="맑은 고딕"/>
@@ -1816,17 +1758,31 @@
           <w:sz w:val="17"/>
           <w:u w:val="none"/>
         </w:rPr>
-        <w:t xml:space="preserve"> when children learn ⓒ</w:t>
-      </w:r>
+        <w:t>② children cannot tell the difference between a word and its meaning</w:t>
+      </w:r>
+    </w:p>
+    <w:p>
+      <w:pPr>
+        <w:spacing w:before="0" w:after="0" w:line="269" w:lineRule="auto"/>
+        <w:ind w:left="180" w:hanging="180"/>
+        <w:snapToGrid w:val="0"/>
+      </w:pPr>
       <w:r>
         <w:rPr>
           <w:rFonts w:ascii="맑은 고딕" w:hAnsi="맑은 고딕" w:eastAsia="맑은 고딕"/>
           <w:b w:val="0"/>
           <w:sz w:val="17"/>
-          <w:u w:val="single"/>
-        </w:rPr>
-        <w:t>to ride</w:t>
-      </w:r>
+          <w:u w:val="none"/>
+        </w:rPr>
+        <w:t>③ children refuse to accept that two words can mean the same thing</w:t>
+      </w:r>
+    </w:p>
+    <w:p>
+      <w:pPr>
+        <w:spacing w:before="0" w:after="0" w:line="269" w:lineRule="auto"/>
+        <w:ind w:left="180" w:hanging="180"/>
+        <w:snapToGrid w:val="0"/>
+      </w:pPr>
       <w:r>
         <w:rPr>
           <w:rFonts w:ascii="맑은 고딕" w:hAnsi="맑은 고딕" w:eastAsia="맑은 고딕"/>
@@ -1834,77 +1790,23 @@
           <w:sz w:val="17"/>
           <w:u w:val="none"/>
         </w:rPr>
-        <w:t xml:space="preserve"> a bicycle. If parents tell their child “Don’t go to the left,” they will often find that the child will continue riding straight ahead and not automatically turn to the right. The same applies to the logical connection between ‘Yes’ and ‘No’ as perceived by parents. When we were children and ⓓ</w:t>
-      </w:r>
+        <w:t>④ children do not yet grasp that one word is automatically linked to its opposite</w:t>
+      </w:r>
+    </w:p>
+    <w:p>
+      <w:pPr>
+        <w:spacing w:before="0" w:after="0" w:line="269" w:lineRule="auto"/>
+        <w:ind w:left="180" w:hanging="180"/>
+        <w:snapToGrid w:val="0"/>
+      </w:pPr>
       <w:r>
         <w:rPr>
           <w:rFonts w:ascii="맑은 고딕" w:hAnsi="맑은 고딕" w:eastAsia="맑은 고딕"/>
           <w:b w:val="0"/>
           <w:sz w:val="17"/>
-          <w:u w:val="single"/>
-        </w:rPr>
-        <w:t>were telling</w:t>
-      </w:r>
-      <w:r>
-        <w:rPr>
-          <w:rFonts w:ascii="맑은 고딕" w:hAnsi="맑은 고딕" w:eastAsia="맑은 고딕"/>
-          <w:b w:val="0"/>
-          <w:sz w:val="17"/>
-          <w:u w:val="none"/>
-        </w:rPr>
-        <w:t>, for example, “No, don’t eat with your hands,” we were confused and didn’t know ⓔ</w:t>
-      </w:r>
-      <w:r>
-        <w:rPr>
-          <w:rFonts w:ascii="맑은 고딕" w:hAnsi="맑은 고딕" w:eastAsia="맑은 고딕"/>
-          <w:b w:val="0"/>
-          <w:sz w:val="17"/>
-          <w:u w:val="single"/>
-        </w:rPr>
-        <w:t>that</w:t>
-      </w:r>
-      <w:r>
-        <w:rPr>
-          <w:rFonts w:ascii="맑은 고딕" w:hAnsi="맑은 고딕" w:eastAsia="맑은 고딕"/>
-          <w:b w:val="0"/>
-          <w:sz w:val="17"/>
-          <w:u w:val="none"/>
-        </w:rPr>
-        <w:t xml:space="preserve"> our parents expected from us. Our confusion was about whether we should continue eating or not and if so, how? Only later ⓕ</w:t>
-      </w:r>
-      <w:r>
-        <w:rPr>
-          <w:rFonts w:ascii="맑은 고딕" w:hAnsi="맑은 고딕" w:eastAsia="맑은 고딕"/>
-          <w:b w:val="0"/>
-          <w:sz w:val="17"/>
-          <w:u w:val="single"/>
-        </w:rPr>
-        <w:t>did we recognize</w:t>
-      </w:r>
-      <w:r>
-        <w:rPr>
-          <w:rFonts w:ascii="맑은 고딕" w:hAnsi="맑은 고딕" w:eastAsia="맑은 고딕"/>
-          <w:b w:val="0"/>
-          <w:sz w:val="17"/>
-          <w:u w:val="none"/>
-        </w:rPr>
-        <w:t xml:space="preserve"> the connection and understand that we should continue eating, but not with our hands but with a fork or a spoon.</w:t>
-      </w:r>
-    </w:p>
-    <w:p>
-      <w:pPr>
-        <w:spacing w:before="0" w:after="20" w:line="276" w:lineRule="auto"/>
-        <w:ind w:left="80"/>
-        <w:snapToGrid w:val="0"/>
-      </w:pPr>
-      <w:r>
-        <w:rPr>
-          <w:rFonts w:ascii="맑은 고딕" w:hAnsi="맑은 고딕" w:eastAsia="맑은 고딕"/>
-          <w:b w:val="0"/>
-          <w:sz w:val="17"/>
-          <w:u w:val="none"/>
-        </w:rPr>
-        <w:t>① ⓐ, ⓒ    ② ⓑ, ⓕ    ③ ⓒ, ⓓ, ⓕ    ④ ⓑ, ⓓ, ⓔ    ⑤ ⓐ, ⓔ</w:t>
+          <w:u w:val="none"/>
+        </w:rPr>
+        <w:t>⑤ children learn opposite words more slowly than any other kind of word</w:t>
       </w:r>
     </w:p>
     <w:p>
@@ -1929,7 +1831,7 @@
           <w:sz w:val="17"/>
           <w:u w:val="none"/>
         </w:rPr>
-        <w:t xml:space="preserve"> 다음 글의 (A), (B), (C)의 각 네모 안에서 문맥에 맞는 낱말로 가장 적절한 것은? [3.0점]</w:t>
+        <w:t xml:space="preserve"> 다음 글의 빈칸에 들어갈 말로 가장 적절한 것은? [3.1점]</w:t>
       </w:r>
     </w:p>
     <w:p>
@@ -1952,7 +1854,7 @@
           <w:sz w:val="17"/>
           <w:u w:val="none"/>
         </w:rPr>
-        <w:t>As children, the principle of opposites is (A) [foreign / familiar]. Children perceive words and their meanings separately from each other. It is only in later development that we understood that individual words directly connect to one another. For many children, for instance, it is not clear that ‘Right’ is the opposite of ‘Left’. A (B) [vivid / vague] example of this can be seen when children learn to ride a bicycle. If parents tell their child “Don’t go to the left,” they will often find that the child will continue riding straight ahead and not automatically turn to the right. The same applies to the logical connection between ‘Yes’ and ‘No’ as perceived by parents. When we were children and were told, for example, “No, don’t eat with your hands,” we were (C) [confused / satisfied] and didn’t know what our parents expected from us. Our confusion was about whether we should continue eating or not and if so, how? Only later did we recognize the connection and understand that we should continue eating, but not with our hands but with a fork or a spoon.</w:t>
+        <w:t>As children, the principle of opposites is foreign. Children perceive words and their meanings separately from each other. It is only in later development that we understood that ________________________________. Many children, for example, do not find it obvious that ‘Right’ is the opposite of ‘Left’. This shows up clearly when a child is learning to ride a bicycle. Parents who say “Don’t go to the left” often discover that the child simply keeps riding straight ahead instead of automatically steering to the right. The same holds for the logical link between ‘Yes’ and ‘No’ as parents see it. Told “No, don’t eat with your hands” as small children, we felt lost and could not tell what our parents wanted from us. It was only afterwards that we grasped the link and realized we should go on eating, just not with our hands but with a fork or a spoon.</w:t>
       </w:r>
     </w:p>
     <w:p>
@@ -1968,7 +1870,7 @@
           <w:sz w:val="17"/>
           <w:u w:val="none"/>
         </w:rPr>
-        <w:t>① (A) familiar  (B) vivid  (C) confused</w:t>
+        <w:t>① words and their meanings have to be memorized one at a time</w:t>
       </w:r>
     </w:p>
     <w:p>
@@ -1984,7 +1886,7 @@
           <w:sz w:val="17"/>
           <w:u w:val="none"/>
         </w:rPr>
-        <w:t>② (A) foreign  (B) vague  (C) confused</w:t>
+        <w:t>② individual words are directly tied to one another</w:t>
       </w:r>
     </w:p>
     <w:p>
@@ -2000,7 +1902,7 @@
           <w:sz w:val="17"/>
           <w:u w:val="none"/>
         </w:rPr>
-        <w:t>③ (A) familiar  (B) vague  (C) satisfied</w:t>
+        <w:t>③ parents’ instructions should be followed without question</w:t>
       </w:r>
     </w:p>
     <w:p>
@@ -2016,7 +1918,7 @@
           <w:sz w:val="17"/>
           <w:u w:val="none"/>
         </w:rPr>
-        <w:t>④ (A) foreign  (B) vivid  (C) satisfied</w:t>
+        <w:t>④ the word ‘No’ means we must stop whatever we are doing</w:t>
       </w:r>
     </w:p>
     <w:p>
@@ -2032,7 +1934,7 @@
           <w:sz w:val="17"/>
           <w:u w:val="none"/>
         </w:rPr>
-        <w:t>⑤ (A) foreign  (B) vivid  (C) confused</w:t>
+        <w:t>⑤ opposites exist only in the language of adults</w:t>
       </w:r>
     </w:p>
     <w:p>
@@ -2057,7 +1959,7 @@
           <w:sz w:val="17"/>
           <w:u w:val="none"/>
         </w:rPr>
-        <w:t xml:space="preserve"> According to the passage, which of the following is </w:t>
+        <w:t xml:space="preserve"> 다음 글의 밑줄 친 ⓐ ~ ⓕ 중, 어법상 </w:t>
       </w:r>
       <w:r>
         <w:rPr>
@@ -2066,7 +1968,7 @@
           <w:sz w:val="17"/>
           <w:u w:val="single"/>
         </w:rPr>
-        <w:t>NOT</w:t>
+        <w:t>틀린</w:t>
       </w:r>
       <w:r>
         <w:rPr>
@@ -2075,7 +1977,7 @@
           <w:sz w:val="17"/>
           <w:u w:val="none"/>
         </w:rPr>
-        <w:t xml:space="preserve"> true? [2.8점]</w:t>
+        <w:t xml:space="preserve"> 것을 모두 고른 것은? [3.0점]</w:t>
       </w:r>
     </w:p>
     <w:p>
@@ -2098,13 +2000,121 @@
           <w:sz w:val="17"/>
           <w:u w:val="none"/>
         </w:rPr>
-        <w:t>As children, the principle of opposites is foreign. Children perceive words and their meanings separately from each other. It is only in later development that we understood that individual words directly connect to one another. For many children, for instance, it is not clear that ‘Right’ is the opposite of ‘Left’. A vivid example of this can be seen when children learn to ride a bicycle. If parents tell their child “Don’t go to the left,” they will often find that the child will continue riding straight ahead and not automatically turn to the right. The same applies to the logical connection between ‘Yes’ and ‘No’ as perceived by parents. When we were children and were told, for example, “No, don’t eat with your hands,” we were confused and didn’t know what our parents expected from us. Our confusion was about whether we should continue eating or not and if so, how? Only later did we recognize the connection and understand that we should continue eating, but not with our hands but with a fork or a spoon.</w:t>
+        <w:t>As children, the principle of opposites is foreign. Children perceive words and their meanings ⓐ</w:t>
+      </w:r>
+      <w:r>
+        <w:rPr>
+          <w:rFonts w:ascii="맑은 고딕" w:hAnsi="맑은 고딕" w:eastAsia="맑은 고딕"/>
+          <w:b w:val="0"/>
+          <w:sz w:val="17"/>
+          <w:u w:val="single"/>
+        </w:rPr>
+        <w:t>separate</w:t>
+      </w:r>
+      <w:r>
+        <w:rPr>
+          <w:rFonts w:ascii="맑은 고딕" w:hAnsi="맑은 고딕" w:eastAsia="맑은 고딕"/>
+          <w:b w:val="0"/>
+          <w:sz w:val="17"/>
+          <w:u w:val="none"/>
+        </w:rPr>
+        <w:t xml:space="preserve"> from each other. It was only later in development that we came to see that individual words are directly linked to one another. For many children, for instance, it is not clear ⓑ</w:t>
+      </w:r>
+      <w:r>
+        <w:rPr>
+          <w:rFonts w:ascii="맑은 고딕" w:hAnsi="맑은 고딕" w:eastAsia="맑은 고딕"/>
+          <w:b w:val="0"/>
+          <w:sz w:val="17"/>
+          <w:u w:val="single"/>
+        </w:rPr>
+        <w:t>that</w:t>
+      </w:r>
+      <w:r>
+        <w:rPr>
+          <w:rFonts w:ascii="맑은 고딕" w:hAnsi="맑은 고딕" w:eastAsia="맑은 고딕"/>
+          <w:b w:val="0"/>
+          <w:sz w:val="17"/>
+          <w:u w:val="none"/>
+        </w:rPr>
+        <w:t xml:space="preserve"> ‘Right’ is the opposite of ‘Left’. A vivid example of this can be seen when children learn ⓒ</w:t>
+      </w:r>
+      <w:r>
+        <w:rPr>
+          <w:rFonts w:ascii="맑은 고딕" w:hAnsi="맑은 고딕" w:eastAsia="맑은 고딕"/>
+          <w:b w:val="0"/>
+          <w:sz w:val="17"/>
+          <w:u w:val="single"/>
+        </w:rPr>
+        <w:t>to ride</w:t>
+      </w:r>
+      <w:r>
+        <w:rPr>
+          <w:rFonts w:ascii="맑은 고딕" w:hAnsi="맑은 고딕" w:eastAsia="맑은 고딕"/>
+          <w:b w:val="0"/>
+          <w:sz w:val="17"/>
+          <w:u w:val="none"/>
+        </w:rPr>
+        <w:t xml:space="preserve"> a bicycle. If parents tell their child “Don’t go to the left,” they will often find that the child will continue riding straight ahead and not automatically turn to the right. The same applies to the logical connection between ‘Yes’ and ‘No’ as ⓓ</w:t>
+      </w:r>
+      <w:r>
+        <w:rPr>
+          <w:rFonts w:ascii="맑은 고딕" w:hAnsi="맑은 고딕" w:eastAsia="맑은 고딕"/>
+          <w:b w:val="0"/>
+          <w:sz w:val="17"/>
+          <w:u w:val="single"/>
+        </w:rPr>
+        <w:t>perceiving</w:t>
+      </w:r>
+      <w:r>
+        <w:rPr>
+          <w:rFonts w:ascii="맑은 고딕" w:hAnsi="맑은 고딕" w:eastAsia="맑은 고딕"/>
+          <w:b w:val="0"/>
+          <w:sz w:val="17"/>
+          <w:u w:val="none"/>
+        </w:rPr>
+        <w:t xml:space="preserve"> by parents. Told “No, don’t eat with your hands” as small children, we felt lost and could not tell what our parents wanted from us. Our confusion was about whether we should continue eating or not and if so, how? Only later ⓔ</w:t>
+      </w:r>
+      <w:r>
+        <w:rPr>
+          <w:rFonts w:ascii="맑은 고딕" w:hAnsi="맑은 고딕" w:eastAsia="맑은 고딕"/>
+          <w:b w:val="0"/>
+          <w:sz w:val="17"/>
+          <w:u w:val="single"/>
+        </w:rPr>
+        <w:t>we recognized</w:t>
+      </w:r>
+      <w:r>
+        <w:rPr>
+          <w:rFonts w:ascii="맑은 고딕" w:hAnsi="맑은 고딕" w:eastAsia="맑은 고딕"/>
+          <w:b w:val="0"/>
+          <w:sz w:val="17"/>
+          <w:u w:val="none"/>
+        </w:rPr>
+        <w:t xml:space="preserve"> the connection and understand that we should ⓕ</w:t>
+      </w:r>
+      <w:r>
+        <w:rPr>
+          <w:rFonts w:ascii="맑은 고딕" w:hAnsi="맑은 고딕" w:eastAsia="맑은 고딕"/>
+          <w:b w:val="0"/>
+          <w:sz w:val="17"/>
+          <w:u w:val="single"/>
+        </w:rPr>
+        <w:t>continue eating</w:t>
+      </w:r>
+      <w:r>
+        <w:rPr>
+          <w:rFonts w:ascii="맑은 고딕" w:hAnsi="맑은 고딕" w:eastAsia="맑은 고딕"/>
+          <w:b w:val="0"/>
+          <w:sz w:val="17"/>
+          <w:u w:val="none"/>
+        </w:rPr>
+        <w:t>, but not with our hands but with a fork or a spoon.</w:t>
       </w:r>
     </w:p>
     <w:p>
       <w:pPr>
-        <w:spacing w:before="0" w:after="0" w:line="269" w:lineRule="auto"/>
-        <w:ind w:left="180" w:hanging="180"/>
+        <w:spacing w:before="0" w:after="20" w:line="276" w:lineRule="auto"/>
+        <w:ind w:left="80"/>
         <w:snapToGrid w:val="0"/>
       </w:pPr>
       <w:r>
@@ -2114,71 +2124,7 @@
           <w:sz w:val="17"/>
           <w:u w:val="none"/>
         </w:rPr>
-        <w:t>① Children tend to perceive words and their meanings separately.</w:t>
-      </w:r>
-    </w:p>
-    <w:p>
-      <w:pPr>
-        <w:spacing w:before="0" w:after="0" w:line="269" w:lineRule="auto"/>
-        <w:ind w:left="180" w:hanging="180"/>
-        <w:snapToGrid w:val="0"/>
-      </w:pPr>
-      <w:r>
-        <w:rPr>
-          <w:rFonts w:ascii="맑은 고딕" w:hAnsi="맑은 고딕" w:eastAsia="맑은 고딕"/>
-          <w:b w:val="0"/>
-          <w:sz w:val="17"/>
-          <w:u w:val="none"/>
-        </w:rPr>
-        <w:t>② Many children automatically understand that ‘Right’ is the opposite of ‘Left’.</w:t>
-      </w:r>
-    </w:p>
-    <w:p>
-      <w:pPr>
-        <w:spacing w:before="0" w:after="0" w:line="269" w:lineRule="auto"/>
-        <w:ind w:left="180" w:hanging="180"/>
-        <w:snapToGrid w:val="0"/>
-      </w:pPr>
-      <w:r>
-        <w:rPr>
-          <w:rFonts w:ascii="맑은 고딕" w:hAnsi="맑은 고딕" w:eastAsia="맑은 고딕"/>
-          <w:b w:val="0"/>
-          <w:sz w:val="17"/>
-          <w:u w:val="none"/>
-        </w:rPr>
-        <w:t>③ Learning to ride a bicycle shows how children may not connect opposite words.</w:t>
-      </w:r>
-    </w:p>
-    <w:p>
-      <w:pPr>
-        <w:spacing w:before="0" w:after="0" w:line="269" w:lineRule="auto"/>
-        <w:ind w:left="180" w:hanging="180"/>
-        <w:snapToGrid w:val="0"/>
-      </w:pPr>
-      <w:r>
-        <w:rPr>
-          <w:rFonts w:ascii="맑은 고딕" w:hAnsi="맑은 고딕" w:eastAsia="맑은 고딕"/>
-          <w:b w:val="0"/>
-          <w:sz w:val="17"/>
-          <w:u w:val="none"/>
-        </w:rPr>
-        <w:t>④ Children who were told “No, don’t eat with your hands” were often confused.</w:t>
-      </w:r>
-    </w:p>
-    <w:p>
-      <w:pPr>
-        <w:spacing w:before="0" w:after="0" w:line="269" w:lineRule="auto"/>
-        <w:ind w:left="180" w:hanging="180"/>
-        <w:snapToGrid w:val="0"/>
-      </w:pPr>
-      <w:r>
-        <w:rPr>
-          <w:rFonts w:ascii="맑은 고딕" w:hAnsi="맑은 고딕" w:eastAsia="맑은 고딕"/>
-          <w:b w:val="0"/>
-          <w:sz w:val="17"/>
-          <w:u w:val="none"/>
-        </w:rPr>
-        <w:t>⑤ People recognize the connection between opposite words only later in development.</w:t>
+        <w:t>① ⓐ, ⓒ    ② ⓑ, ⓓ, ⓕ    ③ ⓐ, ⓓ, ⓔ    ④ ⓒ, ⓔ    ⑤ ⓐ, ⓑ, ⓓ, ⓔ</w:t>
       </w:r>
     </w:p>
     <w:p>
@@ -2203,7 +2149,25 @@
           <w:sz w:val="17"/>
           <w:u w:val="none"/>
         </w:rPr>
-        <w:t xml:space="preserve"> [A]와 [B]를 읽고 이해한 것으로 가장 적절한 것은? [3.2점]</w:t>
+        <w:t xml:space="preserve"> According to the passage, which of the following is </w:t>
+      </w:r>
+      <w:r>
+        <w:rPr>
+          <w:rFonts w:ascii="맑은 고딕" w:hAnsi="맑은 고딕" w:eastAsia="맑은 고딕"/>
+          <w:b w:val="0"/>
+          <w:sz w:val="17"/>
+          <w:u w:val="single"/>
+        </w:rPr>
+        <w:t>NOT</w:t>
+      </w:r>
+      <w:r>
+        <w:rPr>
+          <w:rFonts w:ascii="맑은 고딕" w:hAnsi="맑은 고딕" w:eastAsia="맑은 고딕"/>
+          <w:b w:val="0"/>
+          <w:sz w:val="17"/>
+          <w:u w:val="none"/>
+        </w:rPr>
+        <w:t xml:space="preserve"> true? [2.9점]</w:t>
       </w:r>
     </w:p>
     <w:p>
@@ -2226,30 +2190,7 @@
           <w:sz w:val="17"/>
           <w:u w:val="none"/>
         </w:rPr>
-        <w:t>[A] When we were children and were told, for example, “No, don’t eat with your hands,” we were confused and didn’t know what our parents expected from us. Only later did we recognize the connection and understand that we should continue eating, but not with our hands but with a fork or a spoon.</w:t>
-      </w:r>
-    </w:p>
-    <w:p>
-      <w:pPr>
-        <w:spacing w:before="0" w:after="60" w:line="288" w:lineRule="auto"/>
-        <w:ind w:left="40"/>
-        <w:snapToGrid w:val="0"/>
-        <w:pBdr>
-          <w:top w:val="single" w:sz="4" w:space="2" w:color="6B7FB8"/>
-          <w:left w:val="single" w:sz="4" w:space="2" w:color="6B7FB8"/>
-          <w:bottom w:val="single" w:sz="4" w:space="2" w:color="6B7FB8"/>
-          <w:right w:val="single" w:sz="4" w:space="2" w:color="6B7FB8"/>
-        </w:pBdr>
-        <w:shd w:val="clear" w:color="auto" w:fill="EEF2FF"/>
-      </w:pPr>
-      <w:r>
-        <w:rPr>
-          <w:rFonts w:ascii="맑은 고딕" w:hAnsi="맑은 고딕" w:eastAsia="맑은 고딕"/>
-          <w:b w:val="0"/>
-          <w:sz w:val="17"/>
-          <w:u w:val="none"/>
-        </w:rPr>
-        <w:t>[B] At the park, a four-year-old saw a sign that said “Don’t walk on the grass” and simply stopped where he stood. It did not occur to him that he could still walk along the path beside it. His older sister, who understood what the sign meant, took his hand and led him down the path.</w:t>
+        <w:t>For a young child, the idea that words come in opposite pairs is unfamiliar. Children take in each word and its meaning on its own, apart from other words. Only at a later stage of development do we come to see that individual words are directly linked to one another. Many children, for example, do not find it obvious that ‘Right’ is the opposite of ‘Left’. This shows up clearly when a child is learning to ride a bicycle. Parents who say “Don’t go to the left” often discover that the child simply keeps riding straight ahead instead of automatically steering to the right. The same holds for the logical link between ‘Yes’ and ‘No’ as parents see it. Told “No, don’t eat with your hands” as small children, we felt lost and could not tell what our parents wanted from us. We wondered whether we were supposed to keep eating at all, and if we were, in what way. It was only afterwards that we grasped the link and realized we should go on eating, just not with our hands but with a fork or a spoon.</w:t>
       </w:r>
     </w:p>
     <w:p>
@@ -2265,7 +2206,7 @@
           <w:sz w:val="17"/>
           <w:u w:val="none"/>
         </w:rPr>
-        <w:t>① [A] shows that parents should never say “No” to children.</w:t>
+        <w:t>① Children connect a word with its opposite as soon as they learn the word.</w:t>
       </w:r>
     </w:p>
     <w:p>
@@ -2281,7 +2222,7 @@
           <w:sz w:val="17"/>
           <w:u w:val="none"/>
         </w:rPr>
-        <w:t>② [B] suggests that the boy refused to walk because he was tired.</w:t>
+        <w:t>② A child told not to go left may simply keep going straight rather than turn right.</w:t>
       </w:r>
     </w:p>
     <w:p>
@@ -2297,7 +2238,7 @@
           <w:sz w:val="17"/>
           <w:u w:val="none"/>
         </w:rPr>
-        <w:t>③ Both texts show that young children may hear a ban without working out the action that is still allowed.</w:t>
+        <w:t>③ The link between ‘Yes’ and ‘No’ is obvious to parents but not to small children.</w:t>
       </w:r>
     </w:p>
     <w:p>
@@ -2313,7 +2254,7 @@
           <w:sz w:val="17"/>
           <w:u w:val="none"/>
         </w:rPr>
-        <w:t>④ Both texts claim that children understand signs better than spoken words.</w:t>
+        <w:t>④ Being told not to eat with their hands left the writer unsure whether to keep eating.</w:t>
       </w:r>
     </w:p>
     <w:p>
@@ -2329,7 +2270,7 @@
           <w:sz w:val="17"/>
           <w:u w:val="none"/>
         </w:rPr>
-        <w:t>⑤ [A] focuses on table manners, while [B] focuses on protecting nature.</w:t>
+        <w:t>⑤ The writer eventually realized that the instruction meant to keep eating in a different way.</w:t>
       </w:r>
     </w:p>
     <w:p>
@@ -2354,7 +2295,25 @@
           <w:sz w:val="17"/>
           <w:u w:val="none"/>
         </w:rPr>
-        <w:t xml:space="preserve"> 다음 빈칸에 들어갈 말로 가장 적절한 것은? [2.9점]</w:t>
+        <w:t xml:space="preserve"> 다음 글을 읽고 답할 수 </w:t>
+      </w:r>
+      <w:r>
+        <w:rPr>
+          <w:rFonts w:ascii="맑은 고딕" w:hAnsi="맑은 고딕" w:eastAsia="맑은 고딕"/>
+          <w:b w:val="0"/>
+          <w:sz w:val="17"/>
+          <w:u w:val="single"/>
+        </w:rPr>
+        <w:t>없는</w:t>
+      </w:r>
+      <w:r>
+        <w:rPr>
+          <w:rFonts w:ascii="맑은 고딕" w:hAnsi="맑은 고딕" w:eastAsia="맑은 고딕"/>
+          <w:b w:val="0"/>
+          <w:sz w:val="17"/>
+          <w:u w:val="none"/>
+        </w:rPr>
+        <w:t xml:space="preserve"> 질문은? [3.0점]</w:t>
       </w:r>
     </w:p>
     <w:p>
@@ -2377,7 +2336,7 @@
           <w:sz w:val="17"/>
           <w:u w:val="none"/>
         </w:rPr>
-        <w:t>As children, the principle of opposites is foreign. Children perceive words and their meanings ________________. It is only in later development that we understood that individual words directly connect to one another. For many children, for instance, it is not clear that ‘Right’ is the opposite of ‘Left’. A vivid example of this can be seen when children learn to ride a bicycle. If parents tell their child “Don’t go to the left,” they will often find that the child will continue riding straight ahead and not automatically turn to the right. The same applies to the logical connection between ‘Yes’ and ‘No’ as perceived by parents. When we were children and were told, for example, “No, don’t eat with your hands,” we were confused and didn’t know what our parents expected from us. Our confusion was about whether we should continue eating or not and if so, how? Only later did we recognize the connection and understand that we should continue eating, but not with our hands but with a fork or a spoon.</w:t>
+        <w:t>For a young child, the idea that words come in opposite pairs is unfamiliar. Children take in each word and its meaning on its own, apart from other words. Only at a later stage of development do we come to see that individual words are directly linked to one another. Many children, for example, do not find it obvious that ‘Right’ is the opposite of ‘Left’. This shows up clearly when a child is learning to ride a bicycle. Parents who say “Don’t go to the left” often discover that the child simply keeps riding straight ahead instead of automatically steering to the right. The same holds for the logical link between ‘Yes’ and ‘No’ as parents see it. Told “No, don’t eat with your hands” as small children, we felt lost and could not tell what our parents wanted from us. We wondered whether we were supposed to keep eating at all, and if we were, in what way. It was only afterwards that we grasped the link and realized we should go on eating, just not with our hands but with a fork or a spoon.</w:t>
       </w:r>
     </w:p>
     <w:p>
@@ -2393,7 +2352,7 @@
           <w:sz w:val="17"/>
           <w:u w:val="none"/>
         </w:rPr>
-        <w:t>① separately from each other</w:t>
+        <w:t>① How do young children take in each new word they learn?</w:t>
       </w:r>
     </w:p>
     <w:p>
@@ -2409,7 +2368,7 @@
           <w:sz w:val="17"/>
           <w:u w:val="none"/>
         </w:rPr>
-        <w:t>② as connected pairs of opposites</w:t>
+        <w:t>② What does a child often do when told “Don’t go to the left”?</w:t>
       </w:r>
     </w:p>
     <w:p>
@@ -2425,7 +2384,7 @@
           <w:sz w:val="17"/>
           <w:u w:val="none"/>
         </w:rPr>
-        <w:t>③ mainly by their sounds</w:t>
+        <w:t>③ What was the writer unsure about after being told not to eat with their hands?</w:t>
       </w:r>
     </w:p>
     <w:p>
@@ -2441,7 +2400,7 @@
           <w:sz w:val="17"/>
           <w:u w:val="none"/>
         </w:rPr>
-        <w:t>④ only through pictures</w:t>
+        <w:t>④ At what age do children usually come to understand the principle of opposites?</w:t>
       </w:r>
     </w:p>
     <w:p>
@@ -2457,7 +2416,7 @@
           <w:sz w:val="17"/>
           <w:u w:val="none"/>
         </w:rPr>
-        <w:t>⑤ more logically than adults do</w:t>
+        <w:t>⑤ What did the writer finally realize the instruction about eating meant?</w:t>
       </w:r>
     </w:p>
     <w:p>
@@ -2482,7 +2441,7 @@
           <w:sz w:val="17"/>
           <w:u w:val="none"/>
         </w:rPr>
-        <w:t xml:space="preserve"> 다음 글에서 전체 흐름과 관계 </w:t>
+        <w:t xml:space="preserve"> 다음 글의 밑줄 친 부분 중, 문맥상 낱말의 쓰임이 적절하지 </w:t>
       </w:r>
       <w:r>
         <w:rPr>
@@ -2491,7 +2450,7 @@
           <w:sz w:val="17"/>
           <w:u w:val="single"/>
         </w:rPr>
-        <w:t>없는</w:t>
+        <w:t>않은</w:t>
       </w:r>
       <w:r>
         <w:rPr>
@@ -2500,7 +2459,7 @@
           <w:sz w:val="17"/>
           <w:u w:val="none"/>
         </w:rPr>
-        <w:t xml:space="preserve"> 문장은? [3.0점]</w:t>
+        <w:t xml:space="preserve"> 것은? [3.0점]</w:t>
       </w:r>
     </w:p>
     <w:p>
@@ -2523,7 +2482,97 @@
           <w:sz w:val="17"/>
           <w:u w:val="none"/>
         </w:rPr>
-        <w:t>For many children, for instance, it is not clear that ‘Right’ is the opposite of ‘Left’. ① A vivid example of this can be seen when children learn to ride a bicycle. ② Riding a bicycle also helps children build strong legs and good balance. ③ If parents tell their child “Don’t go to the left,” they will often find that the child will continue riding straight ahead and not automatically turn to the right. ④ The same applies to the logical connection between ‘Yes’ and ‘No’ as perceived by parents. ⑤ When we were children and were told, for example, “No, don’t eat with your hands,” we were confused and didn’t know what our parents expected from us.</w:t>
+        <w:t>As children, the principle of opposites is ①</w:t>
+      </w:r>
+      <w:r>
+        <w:rPr>
+          <w:rFonts w:ascii="맑은 고딕" w:hAnsi="맑은 고딕" w:eastAsia="맑은 고딕"/>
+          <w:b w:val="0"/>
+          <w:sz w:val="17"/>
+          <w:u w:val="single"/>
+        </w:rPr>
+        <w:t>foreign</w:t>
+      </w:r>
+      <w:r>
+        <w:rPr>
+          <w:rFonts w:ascii="맑은 고딕" w:hAnsi="맑은 고딕" w:eastAsia="맑은 고딕"/>
+          <w:b w:val="0"/>
+          <w:sz w:val="17"/>
+          <w:u w:val="none"/>
+        </w:rPr>
+        <w:t>. Children perceive words and their meanings ②</w:t>
+      </w:r>
+      <w:r>
+        <w:rPr>
+          <w:rFonts w:ascii="맑은 고딕" w:hAnsi="맑은 고딕" w:eastAsia="맑은 고딕"/>
+          <w:b w:val="0"/>
+          <w:sz w:val="17"/>
+          <w:u w:val="single"/>
+        </w:rPr>
+        <w:t>separately</w:t>
+      </w:r>
+      <w:r>
+        <w:rPr>
+          <w:rFonts w:ascii="맑은 고딕" w:hAnsi="맑은 고딕" w:eastAsia="맑은 고딕"/>
+          <w:b w:val="0"/>
+          <w:sz w:val="17"/>
+          <w:u w:val="none"/>
+        </w:rPr>
+        <w:t xml:space="preserve"> from each other. It was only later in development that we came to see that individual words are directly linked to one another. For many children, for instance, it is not clear that ‘Right’ is the opposite of ‘Left’. A ③</w:t>
+      </w:r>
+      <w:r>
+        <w:rPr>
+          <w:rFonts w:ascii="맑은 고딕" w:hAnsi="맑은 고딕" w:eastAsia="맑은 고딕"/>
+          <w:b w:val="0"/>
+          <w:sz w:val="17"/>
+          <w:u w:val="single"/>
+        </w:rPr>
+        <w:t>vivid</w:t>
+      </w:r>
+      <w:r>
+        <w:rPr>
+          <w:rFonts w:ascii="맑은 고딕" w:hAnsi="맑은 고딕" w:eastAsia="맑은 고딕"/>
+          <w:b w:val="0"/>
+          <w:sz w:val="17"/>
+          <w:u w:val="none"/>
+        </w:rPr>
+        <w:t xml:space="preserve"> example of this can be seen when children learn to ride a bicycle. If parents tell their child “Don’t go to the left,” they will often find that the child will continue riding straight ahead and not automatically turn to the right. The same applies to the logical connection between ‘Yes’ and ‘No’ as perceived by parents. Told “No, don’t eat with your hands” as small children, we felt lost and could not tell what our parents wanted from us. Our ④</w:t>
+      </w:r>
+      <w:r>
+        <w:rPr>
+          <w:rFonts w:ascii="맑은 고딕" w:hAnsi="맑은 고딕" w:eastAsia="맑은 고딕"/>
+          <w:b w:val="0"/>
+          <w:sz w:val="17"/>
+          <w:u w:val="single"/>
+        </w:rPr>
+        <w:t>confusion</w:t>
+      </w:r>
+      <w:r>
+        <w:rPr>
+          <w:rFonts w:ascii="맑은 고딕" w:hAnsi="맑은 고딕" w:eastAsia="맑은 고딕"/>
+          <w:b w:val="0"/>
+          <w:sz w:val="17"/>
+          <w:u w:val="none"/>
+        </w:rPr>
+        <w:t xml:space="preserve"> was about whether we should continue eating or not and if so, how? Only later did we recognize the ⑤</w:t>
+      </w:r>
+      <w:r>
+        <w:rPr>
+          <w:rFonts w:ascii="맑은 고딕" w:hAnsi="맑은 고딕" w:eastAsia="맑은 고딕"/>
+          <w:b w:val="0"/>
+          <w:sz w:val="17"/>
+          <w:u w:val="single"/>
+        </w:rPr>
+        <w:t>difference</w:t>
+      </w:r>
+      <w:r>
+        <w:rPr>
+          <w:rFonts w:ascii="맑은 고딕" w:hAnsi="맑은 고딕" w:eastAsia="맑은 고딕"/>
+          <w:b w:val="0"/>
+          <w:sz w:val="17"/>
+          <w:u w:val="none"/>
+        </w:rPr>
+        <w:t xml:space="preserve"> and understand that we should continue eating, but not with our hands but with a fork or a spoon.</w:t>
       </w:r>
     </w:p>
     <w:p>
@@ -2582,25 +2631,7 @@
           <w:sz w:val="17"/>
           <w:u w:val="none"/>
         </w:rPr>
-        <w:t xml:space="preserve"> 다음 글의 내용을 요약하고자 한다. 빈칸 (1)~(3)에 들어갈 말을 본문에서 찾아 </w:t>
-      </w:r>
-      <w:r>
-        <w:rPr>
-          <w:rFonts w:ascii="맑은 고딕" w:hAnsi="맑은 고딕" w:eastAsia="맑은 고딕"/>
-          <w:b w:val="0"/>
-          <w:sz w:val="17"/>
-          <w:u w:val="single"/>
-        </w:rPr>
-        <w:t>반드시 변형하여</w:t>
-      </w:r>
-      <w:r>
-        <w:rPr>
-          <w:rFonts w:ascii="맑은 고딕" w:hAnsi="맑은 고딕" w:eastAsia="맑은 고딕"/>
-          <w:b w:val="0"/>
-          <w:sz w:val="17"/>
-          <w:u w:val="none"/>
-        </w:rPr>
-        <w:t xml:space="preserve"> 쓰시오. (한 칸에 한 단어) [각 1점, 총 3점] [3.0점]</w:t>
+        <w:t xml:space="preserve"> 다음 글의 밑줄 친 문장과 같은 뜻이 되도록 &lt;보기&gt;의 표현을 모두 사용하여 &lt;조건&gt;에 맞게 영작하시오. [3점] [3.0점]</w:t>
       </w:r>
     </w:p>
     <w:p>
@@ -2623,7 +2654,267 @@
           <w:sz w:val="17"/>
           <w:u w:val="none"/>
         </w:rPr>
-        <w:t>As children, the principle of opposites is foreign. Children perceive words and their meanings separately from each other. It is only in later development that we understood that individual words directly connect to one another. For many children, for instance, it is not clear that ‘Right’ is the opposite of ‘Left’. A vivid example of this can be seen when children learn to ride a bicycle. If parents tell their child “Don’t go to the left,” they will often find that the child will continue riding straight ahead and not automatically turn to the right. The same applies to the logical connection between ‘Yes’ and ‘No’ as perceived by parents. When we were children and were told, for example, “No, don’t eat with your hands,” we were confused and didn’t know what our parents expected from us. Our confusion was about whether we should continue eating or not and if so, how? Only later did we recognize the connection and understand that we should continue eating, but not with our hands but with a fork or a spoon.</w:t>
+        <w:t xml:space="preserve">The same applies to the logical connection between ‘Yes’ and ‘No’ as perceived by parents. </w:t>
+      </w:r>
+      <w:r>
+        <w:rPr>
+          <w:rFonts w:ascii="맑은 고딕" w:hAnsi="맑은 고딕" w:eastAsia="맑은 고딕"/>
+          <w:b w:val="0"/>
+          <w:sz w:val="17"/>
+          <w:u w:val="single"/>
+        </w:rPr>
+        <w:t>When we were children and were told, for example, “No, don’t eat with your hands,” we were confused and didn’t know what our parents expected from us.</w:t>
+      </w:r>
+    </w:p>
+    <w:p>
+      <w:pPr>
+        <w:spacing w:before="0" w:after="60" w:line="288" w:lineRule="auto"/>
+        <w:ind w:left="40"/>
+        <w:snapToGrid w:val="0"/>
+        <w:pBdr>
+          <w:top w:val="single" w:sz="4" w:space="2" w:color="9B6BD0"/>
+          <w:left w:val="single" w:sz="4" w:space="2" w:color="9B6BD0"/>
+          <w:bottom w:val="single" w:sz="4" w:space="2" w:color="9B6BD0"/>
+          <w:right w:val="single" w:sz="4" w:space="2" w:color="9B6BD0"/>
+        </w:pBdr>
+        <w:shd w:val="clear" w:color="auto" w:fill="FAF5FF"/>
+      </w:pPr>
+      <w:r>
+        <w:rPr>
+          <w:rFonts w:ascii="맑은 고딕" w:hAnsi="맑은 고딕" w:eastAsia="맑은 고딕"/>
+          <w:b/>
+          <w:sz w:val="17"/>
+          <w:u w:val="none"/>
+        </w:rPr>
+        <w:t>&lt;보 기&gt;</w:t>
+      </w:r>
+      <w:r>
+        <w:rPr>
+          <w:rFonts w:ascii="맑은 고딕" w:hAnsi="맑은 고딕" w:eastAsia="맑은 고딕"/>
+          <w:b w:val="0"/>
+          <w:sz w:val="17"/>
+          <w:u w:val="none"/>
+        </w:rPr>
+        <w:t xml:space="preserve"> told / “No, don’t eat with your hands” / as children / we / were / confused / and / didn’t know / what / our parents / expected / from us</w:t>
+      </w:r>
+    </w:p>
+    <w:p>
+      <w:pPr>
+        <w:spacing w:before="0" w:after="0" w:line="288" w:lineRule="auto"/>
+        <w:ind w:left="40"/>
+        <w:snapToGrid w:val="0"/>
+        <w:pBdr>
+          <w:top w:val="single" w:sz="4" w:space="2" w:color="9B6BD0"/>
+          <w:left w:val="single" w:sz="4" w:space="2" w:color="9B6BD0"/>
+          <w:bottom w:val="single" w:sz="4" w:space="2" w:color="9B6BD0"/>
+          <w:right w:val="single" w:sz="4" w:space="2" w:color="9B6BD0"/>
+        </w:pBdr>
+        <w:shd w:val="clear" w:color="auto" w:fill="FAF5FF"/>
+      </w:pPr>
+      <w:r>
+        <w:rPr>
+          <w:rFonts w:ascii="맑은 고딕" w:hAnsi="맑은 고딕" w:eastAsia="맑은 고딕"/>
+          <w:b/>
+          <w:sz w:val="17"/>
+          <w:u w:val="none"/>
+        </w:rPr>
+        <w:t>&lt;조 건&gt;</w:t>
+      </w:r>
+    </w:p>
+    <w:p>
+      <w:pPr>
+        <w:spacing w:before="0" w:after="0" w:line="288" w:lineRule="auto"/>
+        <w:ind w:left="40"/>
+        <w:snapToGrid w:val="0"/>
+        <w:pBdr>
+          <w:top w:val="single" w:sz="4" w:space="2" w:color="9B6BD0"/>
+          <w:left w:val="single" w:sz="4" w:space="2" w:color="9B6BD0"/>
+          <w:bottom w:val="single" w:sz="4" w:space="2" w:color="9B6BD0"/>
+          <w:right w:val="single" w:sz="4" w:space="2" w:color="9B6BD0"/>
+        </w:pBdr>
+        <w:shd w:val="clear" w:color="auto" w:fill="FAF5FF"/>
+      </w:pPr>
+      <w:r>
+        <w:rPr>
+          <w:rFonts w:ascii="맑은 고딕" w:hAnsi="맑은 고딕" w:eastAsia="맑은 고딕"/>
+          <w:b w:val="0"/>
+          <w:sz w:val="17"/>
+          <w:u w:val="none"/>
+        </w:rPr>
+        <w:t>1. Use ALL the expressions in the box, each only once.</w:t>
+      </w:r>
+    </w:p>
+    <w:p>
+      <w:pPr>
+        <w:spacing w:before="0" w:after="0" w:line="288" w:lineRule="auto"/>
+        <w:ind w:left="40"/>
+        <w:snapToGrid w:val="0"/>
+        <w:pBdr>
+          <w:top w:val="single" w:sz="4" w:space="2" w:color="9B6BD0"/>
+          <w:left w:val="single" w:sz="4" w:space="2" w:color="9B6BD0"/>
+          <w:bottom w:val="single" w:sz="4" w:space="2" w:color="9B6BD0"/>
+          <w:right w:val="single" w:sz="4" w:space="2" w:color="9B6BD0"/>
+        </w:pBdr>
+        <w:shd w:val="clear" w:color="auto" w:fill="FAF5FF"/>
+      </w:pPr>
+      <w:r>
+        <w:rPr>
+          <w:rFonts w:ascii="맑은 고딕" w:hAnsi="맑은 고딕" w:eastAsia="맑은 고딕"/>
+          <w:b w:val="0"/>
+          <w:sz w:val="17"/>
+          <w:u w:val="none"/>
+        </w:rPr>
+        <w:t>2. Do NOT change the form of any word, and do NOT add any other words (do not use ‘when’ or ‘for example’).</w:t>
+      </w:r>
+    </w:p>
+    <w:p>
+      <w:pPr>
+        <w:spacing w:before="0" w:after="0" w:line="288" w:lineRule="auto"/>
+        <w:ind w:left="40"/>
+        <w:snapToGrid w:val="0"/>
+        <w:pBdr>
+          <w:top w:val="single" w:sz="4" w:space="2" w:color="9B6BD0"/>
+          <w:left w:val="single" w:sz="4" w:space="2" w:color="9B6BD0"/>
+          <w:bottom w:val="single" w:sz="4" w:space="2" w:color="9B6BD0"/>
+          <w:right w:val="single" w:sz="4" w:space="2" w:color="9B6BD0"/>
+        </w:pBdr>
+        <w:shd w:val="clear" w:color="auto" w:fill="FAF5FF"/>
+      </w:pPr>
+      <w:r>
+        <w:rPr>
+          <w:rFonts w:ascii="맑은 고딕" w:hAnsi="맑은 고딕" w:eastAsia="맑은 고딕"/>
+          <w:b w:val="0"/>
+          <w:sz w:val="17"/>
+          <w:u w:val="none"/>
+        </w:rPr>
+        <w:t>3. Begin the sentence with a past participle so that the first part becomes a participial phrase (분사구문).</w:t>
+      </w:r>
+    </w:p>
+    <w:p>
+      <w:pPr>
+        <w:spacing w:before="0" w:after="0" w:line="288" w:lineRule="auto"/>
+        <w:ind w:left="40"/>
+        <w:snapToGrid w:val="0"/>
+        <w:pBdr>
+          <w:top w:val="single" w:sz="4" w:space="2" w:color="9B6BD0"/>
+          <w:left w:val="single" w:sz="4" w:space="2" w:color="9B6BD0"/>
+          <w:bottom w:val="single" w:sz="4" w:space="2" w:color="9B6BD0"/>
+          <w:right w:val="single" w:sz="4" w:space="2" w:color="9B6BD0"/>
+        </w:pBdr>
+        <w:shd w:val="clear" w:color="auto" w:fill="FAF5FF"/>
+      </w:pPr>
+      <w:r>
+        <w:rPr>
+          <w:rFonts w:ascii="맑은 고딕" w:hAnsi="맑은 고딕" w:eastAsia="맑은 고딕"/>
+          <w:b w:val="0"/>
+          <w:sz w:val="17"/>
+          <w:u w:val="none"/>
+        </w:rPr>
+        <w:t>4. Write 21 words in total (count the quoted words; a hyphenated word counts as one).</w:t>
+      </w:r>
+    </w:p>
+    <w:p>
+      <w:pPr>
+        <w:spacing w:before="0" w:after="60" w:line="288" w:lineRule="auto"/>
+        <w:ind w:left="40"/>
+        <w:snapToGrid w:val="0"/>
+        <w:pBdr>
+          <w:top w:val="single" w:sz="4" w:space="2" w:color="9B6BD0"/>
+          <w:left w:val="single" w:sz="4" w:space="2" w:color="9B6BD0"/>
+          <w:bottom w:val="single" w:sz="4" w:space="2" w:color="9B6BD0"/>
+          <w:right w:val="single" w:sz="4" w:space="2" w:color="9B6BD0"/>
+        </w:pBdr>
+        <w:shd w:val="clear" w:color="auto" w:fill="FAF5FF"/>
+      </w:pPr>
+      <w:r>
+        <w:rPr>
+          <w:rFonts w:ascii="맑은 고딕" w:hAnsi="맑은 고딕" w:eastAsia="맑은 고딕"/>
+          <w:b w:val="0"/>
+          <w:sz w:val="17"/>
+          <w:u w:val="none"/>
+        </w:rPr>
+        <w:t>5. 답안지에 소문항 번호를 정확하게 기입할 것</w:t>
+      </w:r>
+    </w:p>
+    <w:p>
+      <w:pPr>
+        <w:spacing w:before="0" w:after="40" w:line="360" w:lineRule="auto"/>
+        <w:snapToGrid w:val="0"/>
+      </w:pPr>
+      <w:r>
+        <w:rPr>
+          <w:rFonts w:ascii="맑은 고딕" w:hAnsi="맑은 고딕" w:eastAsia="맑은 고딕"/>
+          <w:b w:val="0"/>
+          <w:sz w:val="17"/>
+          <w:u w:val="none"/>
+        </w:rPr>
+        <w:t>⇒ Told ________________________________________________________________________ .</w:t>
+      </w:r>
+    </w:p>
+    <w:p>
+      <w:pPr>
+        <w:keepNext/>
+        <w:spacing w:before="80" w:after="20" w:line="276" w:lineRule="auto"/>
+        <w:snapToGrid w:val="0"/>
+      </w:pPr>
+      <w:r>
+        <w:rPr>
+          <w:rFonts w:ascii="맑은 고딕" w:hAnsi="맑은 고딕" w:eastAsia="맑은 고딕"/>
+          <w:b/>
+          <w:sz w:val="17"/>
+          <w:u w:val="none"/>
+        </w:rPr>
+        <w:t>37-서2.</w:t>
+      </w:r>
+      <w:r>
+        <w:rPr>
+          <w:rFonts w:ascii="맑은 고딕" w:hAnsi="맑은 고딕" w:eastAsia="맑은 고딕"/>
+          <w:b w:val="0"/>
+          <w:sz w:val="17"/>
+          <w:u w:val="none"/>
+        </w:rPr>
+        <w:t xml:space="preserve"> 다음 글의 요약문을 완성하시오. 빈칸 (1)~(4)에 &lt;보기&gt;에서 알맞은 단어를 골라 </w:t>
+      </w:r>
+      <w:r>
+        <w:rPr>
+          <w:rFonts w:ascii="맑은 고딕" w:hAnsi="맑은 고딕" w:eastAsia="맑은 고딕"/>
+          <w:b w:val="0"/>
+          <w:sz w:val="17"/>
+          <w:u w:val="single"/>
+        </w:rPr>
+        <w:t>필요하면 어형을 바꾸어</w:t>
+      </w:r>
+      <w:r>
+        <w:rPr>
+          <w:rFonts w:ascii="맑은 고딕" w:hAnsi="맑은 고딕" w:eastAsia="맑은 고딕"/>
+          <w:b w:val="0"/>
+          <w:sz w:val="17"/>
+          <w:u w:val="none"/>
+        </w:rPr>
+        <w:t xml:space="preserve"> 쓰시오. (한 칸에 한 단어, 중복 사용 불가) [각 0.75점, 총 3점] [3.0점]</w:t>
+      </w:r>
+    </w:p>
+    <w:p>
+      <w:pPr>
+        <w:spacing w:before="0" w:after="60" w:line="288" w:lineRule="auto"/>
+        <w:ind w:left="40"/>
+        <w:snapToGrid w:val="0"/>
+        <w:pBdr>
+          <w:top w:val="single" w:sz="4" w:space="2" w:color="999999"/>
+          <w:left w:val="single" w:sz="4" w:space="2" w:color="999999"/>
+          <w:bottom w:val="single" w:sz="4" w:space="2" w:color="999999"/>
+          <w:right w:val="single" w:sz="4" w:space="2" w:color="999999"/>
+        </w:pBdr>
+        <w:shd w:val="clear" w:color="auto" w:fill="F6F3EA"/>
+      </w:pPr>
+      <w:r>
+        <w:rPr>
+          <w:rFonts w:ascii="맑은 고딕" w:hAnsi="맑은 고딕" w:eastAsia="맑은 고딕"/>
+          <w:b w:val="0"/>
+          <w:sz w:val="17"/>
+          <w:u w:val="none"/>
+        </w:rPr>
+        <w:t>For a young child, the idea that words come in opposite pairs is unfamiliar. Children take in each word and its meaning on its own, apart from other words. Only at a later stage of development do we come to see that individual words are directly linked to one another. Many children, for example, do not find it obvious that ‘Right’ is the opposite of ‘Left’. This shows up clearly when a child is learning to ride a bicycle. Parents who say “Don’t go to the left” often discover that the child simply keeps riding straight ahead instead of automatically steering to the right. The same holds for the logical link between ‘Yes’ and ‘No’ as parents see it. Told “No, don’t eat with your hands” as small children, we felt lost and could not tell what our parents wanted from us. We wondered whether we were supposed to keep eating at all, and if we were, in what way. It was only afterwards that we grasped the link and realized we should go on eating, just not with our hands but with a fork or a spoon.</w:t>
       </w:r>
     </w:p>
     <w:p>
@@ -2646,7 +2937,39 @@
           <w:sz w:val="17"/>
           <w:u w:val="none"/>
         </w:rPr>
-        <w:t>Young children treat words as (1) ________ units and fail to see how they are (2) ________ as opposites; only later does the (3) ________ of this link come.</w:t>
+        <w:t>Young children treat each word (1) ________, without linking it to its opposite. A (2) ________ instruction such as “Don’t go to the left” therefore does not make them turn right, and only through later (3) ________ do they come to (4) ________ the link between paired words.</w:t>
+      </w:r>
+    </w:p>
+    <w:p>
+      <w:pPr>
+        <w:spacing w:before="0" w:after="60" w:line="288" w:lineRule="auto"/>
+        <w:ind w:left="40"/>
+        <w:snapToGrid w:val="0"/>
+        <w:pBdr>
+          <w:top w:val="single" w:sz="4" w:space="2" w:color="9B6BD0"/>
+          <w:left w:val="single" w:sz="4" w:space="2" w:color="9B6BD0"/>
+          <w:bottom w:val="single" w:sz="4" w:space="2" w:color="9B6BD0"/>
+          <w:right w:val="single" w:sz="4" w:space="2" w:color="9B6BD0"/>
+        </w:pBdr>
+        <w:shd w:val="clear" w:color="auto" w:fill="FAF5FF"/>
+      </w:pPr>
+      <w:r>
+        <w:rPr>
+          <w:rFonts w:ascii="맑은 고딕" w:hAnsi="맑은 고딕" w:eastAsia="맑은 고딕"/>
+          <w:b/>
+          <w:sz w:val="17"/>
+          <w:u w:val="none"/>
+        </w:rPr>
+        <w:t>&lt;보 기&gt;</w:t>
+      </w:r>
+      <w:r>
+        <w:rPr>
+          <w:rFonts w:ascii="맑은 고딕" w:hAnsi="맑은 고딕" w:eastAsia="맑은 고딕"/>
+          <w:b w:val="0"/>
+          <w:sz w:val="17"/>
+          <w:u w:val="none"/>
+        </w:rPr>
+        <w:t xml:space="preserve"> separate / negative / develop / recognize / positive / connect / ignore / familiar / confuse / direct</w:t>
       </w:r>
     </w:p>
     <w:p>
@@ -2692,7 +3015,7 @@
           <w:sz w:val="17"/>
           <w:u w:val="none"/>
         </w:rPr>
-        <w:t>1. 본문의 단어를 반드시 변형(품사·어형)하여 쓸 것 — 본문 형태 그대로 쓰면 0점</w:t>
+        <w:t>1. &lt;보기&gt;의 단어를 골라 필요하면 어형(품사·시제·태)을 바꾸어 쓸 것</w:t>
       </w:r>
     </w:p>
     <w:p>
@@ -2715,7 +3038,7 @@
           <w:sz w:val="17"/>
           <w:u w:val="none"/>
         </w:rPr>
-        <w:t>2. 답안지에 소문항 번호를 정확하게 기입할 것  예) 1-(1) 1-(2) 1-(3)</w:t>
+        <w:t>2. 답안지에 소문항 번호를 정확하게 기입할 것  예) 2-(1) 2-(2)</w:t>
       </w:r>
     </w:p>
     <w:p>
@@ -2730,7 +3053,25 @@
           <w:sz w:val="17"/>
           <w:u w:val="none"/>
         </w:rPr>
-        <w:t>(1) ______________   (2) ______________   (3) ______________</w:t>
+        <w:t>(1) ______________  (2) ______________  (3) ______________  (4) ______________</w:t>
+      </w:r>
+    </w:p>
+    <w:p>
+      <w:pPr>
+        <w:keepNext/>
+        <w:spacing w:before="80" w:after="40" w:line="276" w:lineRule="auto"/>
+        <w:snapToGrid w:val="0"/>
+        <w:shd w:val="clear" w:color="auto" w:fill="6B21A8"/>
+      </w:pPr>
+      <w:r>
+        <w:rPr>
+          <w:rFonts w:ascii="맑은 고딕" w:hAnsi="맑은 고딕" w:eastAsia="맑은 고딕"/>
+          <w:b/>
+          <w:color w:val="FFFFFF"/>
+          <w:sz w:val="17"/>
+          <w:u w:val="none"/>
+        </w:rPr>
+        <w:t>[지문 구조]  ※ 앞 문항을 모두 푼 뒤에 풀 것</w:t>
       </w:r>
     </w:p>
     <w:p>
@@ -2746,7 +3087,7 @@
           <w:sz w:val="17"/>
           <w:u w:val="none"/>
         </w:rPr>
-        <w:t>37-서2.</w:t>
+        <w:t>37-8.</w:t>
       </w:r>
       <w:r>
         <w:rPr>
@@ -2755,7 +3096,76 @@
           <w:sz w:val="17"/>
           <w:u w:val="none"/>
         </w:rPr>
-        <w:t xml:space="preserve"> 다음 글의 밑줄 친 부분과 같은 뜻이 되도록 &lt;보기&gt;의 표현을 모두 사용하여 &lt;조건&gt;에 맞게 영작하시오. [3점] [3.0점]</w:t>
+        <w:t xml:space="preserve"> 주어진 글 다음에 이어질 글의 순서로 가장 적절한 것은? [2.7점]</w:t>
+      </w:r>
+    </w:p>
+    <w:p>
+      <w:pPr>
+        <w:spacing w:before="0" w:after="60" w:line="288" w:lineRule="auto"/>
+        <w:ind w:left="40"/>
+        <w:snapToGrid w:val="0"/>
+        <w:pBdr>
+          <w:top w:val="single" w:sz="4" w:space="2" w:color="C99B4E"/>
+          <w:left w:val="single" w:sz="4" w:space="2" w:color="C99B4E"/>
+          <w:bottom w:val="single" w:sz="4" w:space="2" w:color="C99B4E"/>
+          <w:right w:val="single" w:sz="4" w:space="2" w:color="C99B4E"/>
+        </w:pBdr>
+        <w:shd w:val="clear" w:color="auto" w:fill="FFF8E1"/>
+      </w:pPr>
+      <w:r>
+        <w:rPr>
+          <w:rFonts w:ascii="맑은 고딕" w:hAnsi="맑은 고딕" w:eastAsia="맑은 고딕"/>
+          <w:b w:val="0"/>
+          <w:sz w:val="17"/>
+          <w:u w:val="none"/>
+        </w:rPr>
+        <w:t>As children, the principle of opposites is foreign. Children perceive words and their meanings separately from each other.</w:t>
+      </w:r>
+    </w:p>
+    <w:p>
+      <w:pPr>
+        <w:spacing w:before="0" w:after="0" w:line="288" w:lineRule="auto"/>
+        <w:ind w:left="40"/>
+        <w:snapToGrid w:val="0"/>
+        <w:pBdr>
+          <w:top w:val="single" w:sz="4" w:space="2" w:color="999999"/>
+          <w:left w:val="single" w:sz="4" w:space="2" w:color="999999"/>
+          <w:bottom w:val="single" w:sz="4" w:space="2" w:color="999999"/>
+          <w:right w:val="single" w:sz="4" w:space="2" w:color="999999"/>
+        </w:pBdr>
+        <w:shd w:val="clear" w:color="auto" w:fill="F6F3EA"/>
+      </w:pPr>
+      <w:r>
+        <w:rPr>
+          <w:rFonts w:ascii="맑은 고딕" w:hAnsi="맑은 고딕" w:eastAsia="맑은 고딕"/>
+          <w:b w:val="0"/>
+          <w:sz w:val="17"/>
+          <w:u w:val="none"/>
+        </w:rPr>
+        <w:t>(A) The same applies to the logical connection between ‘Yes’ and ‘No’ as perceived by parents. When we were children and were told, for example, “No, don’t eat with your hands,” we were confused and didn’t know what our parents expected from us. Our confusion was about whether we should continue eating or not and if so, how? Only later did we recognize the connection and understand that we should continue eating, but not with our hands but with a fork or a spoon.</w:t>
+      </w:r>
+    </w:p>
+    <w:p>
+      <w:pPr>
+        <w:spacing w:before="0" w:after="0" w:line="288" w:lineRule="auto"/>
+        <w:ind w:left="40"/>
+        <w:snapToGrid w:val="0"/>
+        <w:pBdr>
+          <w:top w:val="single" w:sz="4" w:space="2" w:color="999999"/>
+          <w:left w:val="single" w:sz="4" w:space="2" w:color="999999"/>
+          <w:bottom w:val="single" w:sz="4" w:space="2" w:color="999999"/>
+          <w:right w:val="single" w:sz="4" w:space="2" w:color="999999"/>
+        </w:pBdr>
+        <w:shd w:val="clear" w:color="auto" w:fill="F6F3EA"/>
+      </w:pPr>
+      <w:r>
+        <w:rPr>
+          <w:rFonts w:ascii="맑은 고딕" w:hAnsi="맑은 고딕" w:eastAsia="맑은 고딕"/>
+          <w:b w:val="0"/>
+          <w:sz w:val="17"/>
+          <w:u w:val="none"/>
+        </w:rPr>
+        <w:t>(B) It is only in later development that we understood that individual words directly connect to one another. For many children, for instance, it is not clear that ‘Right’ is the opposite of ‘Left’.</w:t>
       </w:r>
     </w:p>
     <w:p>
@@ -2778,17 +3188,31 @@
           <w:sz w:val="17"/>
           <w:u w:val="none"/>
         </w:rPr>
-        <w:t xml:space="preserve">If parents tell their child “Don’t go to the left,” </w:t>
-      </w:r>
+        <w:t>(C) A vivid example of this can be seen when children learn to ride a bicycle. If parents tell their child “Don’t go to the left,” they will often find that the child will continue riding straight ahead and not automatically turn to the right.</w:t>
+      </w:r>
+    </w:p>
+    <w:p>
+      <w:pPr>
+        <w:spacing w:before="0" w:after="0" w:line="269" w:lineRule="auto"/>
+        <w:ind w:left="180" w:hanging="180"/>
+        <w:snapToGrid w:val="0"/>
+      </w:pPr>
       <w:r>
         <w:rPr>
           <w:rFonts w:ascii="맑은 고딕" w:hAnsi="맑은 고딕" w:eastAsia="맑은 고딕"/>
           <w:b w:val="0"/>
           <w:sz w:val="17"/>
-          <w:u w:val="single"/>
-        </w:rPr>
-        <w:t>they will often find that the child will continue riding straight ahead and not automatically turn to the right</w:t>
-      </w:r>
+          <w:u w:val="none"/>
+        </w:rPr>
+        <w:t>① (A) - (C) - (B)</w:t>
+      </w:r>
+    </w:p>
+    <w:p>
+      <w:pPr>
+        <w:spacing w:before="0" w:after="0" w:line="269" w:lineRule="auto"/>
+        <w:ind w:left="180" w:hanging="180"/>
+        <w:snapToGrid w:val="0"/>
+      </w:pPr>
       <w:r>
         <w:rPr>
           <w:rFonts w:ascii="맑은 고딕" w:hAnsi="맑은 고딕" w:eastAsia="맑은 고딕"/>
@@ -2796,31 +3220,15 @@
           <w:sz w:val="17"/>
           <w:u w:val="none"/>
         </w:rPr>
-        <w:t>.</w:t>
+        <w:t>② (B) - (C) - (A)</w:t>
       </w:r>
     </w:p>
     <w:p>
       <w:pPr>
-        <w:spacing w:before="0" w:after="60" w:line="288" w:lineRule="auto"/>
-        <w:ind w:left="40"/>
+        <w:spacing w:before="0" w:after="0" w:line="269" w:lineRule="auto"/>
+        <w:ind w:left="180" w:hanging="180"/>
         <w:snapToGrid w:val="0"/>
-        <w:pBdr>
-          <w:top w:val="single" w:sz="4" w:space="2" w:color="9B6BD0"/>
-          <w:left w:val="single" w:sz="4" w:space="2" w:color="9B6BD0"/>
-          <w:bottom w:val="single" w:sz="4" w:space="2" w:color="9B6BD0"/>
-          <w:right w:val="single" w:sz="4" w:space="2" w:color="9B6BD0"/>
-        </w:pBdr>
-        <w:shd w:val="clear" w:color="auto" w:fill="FAF5FF"/>
-      </w:pPr>
-      <w:r>
-        <w:rPr>
-          <w:rFonts w:ascii="맑은 고딕" w:hAnsi="맑은 고딕" w:eastAsia="맑은 고딕"/>
-          <w:b/>
-          <w:sz w:val="17"/>
-          <w:u w:val="none"/>
-        </w:rPr>
-        <w:t>&lt;보 기&gt;</w:t>
-      </w:r>
+      </w:pPr>
       <w:r>
         <w:rPr>
           <w:rFonts w:ascii="맑은 고딕" w:hAnsi="맑은 고딕" w:eastAsia="맑은 고딕"/>
@@ -2828,44 +3236,30 @@
           <w:sz w:val="17"/>
           <w:u w:val="none"/>
         </w:rPr>
-        <w:t xml:space="preserve"> they / will / often / find / the child / continue / to ride / straight ahead / instead of / turning / to the right</w:t>
+        <w:t>③ (B) - (A) - (C)</w:t>
       </w:r>
     </w:p>
     <w:p>
       <w:pPr>
-        <w:spacing w:before="0" w:after="0" w:line="288" w:lineRule="auto"/>
-        <w:ind w:left="40"/>
+        <w:spacing w:before="0" w:after="0" w:line="269" w:lineRule="auto"/>
+        <w:ind w:left="180" w:hanging="180"/>
         <w:snapToGrid w:val="0"/>
-        <w:pBdr>
-          <w:top w:val="single" w:sz="4" w:space="2" w:color="9B6BD0"/>
-          <w:left w:val="single" w:sz="4" w:space="2" w:color="9B6BD0"/>
-          <w:bottom w:val="single" w:sz="4" w:space="2" w:color="9B6BD0"/>
-          <w:right w:val="single" w:sz="4" w:space="2" w:color="9B6BD0"/>
-        </w:pBdr>
-        <w:shd w:val="clear" w:color="auto" w:fill="FAF5FF"/>
-      </w:pPr>
-      <w:r>
-        <w:rPr>
-          <w:rFonts w:ascii="맑은 고딕" w:hAnsi="맑은 고딕" w:eastAsia="맑은 고딕"/>
-          <w:b/>
+      </w:pPr>
+      <w:r>
+        <w:rPr>
+          <w:rFonts w:ascii="맑은 고딕" w:hAnsi="맑은 고딕" w:eastAsia="맑은 고딕"/>
+          <w:b w:val="0"/>
           <w:sz w:val="17"/>
           <w:u w:val="none"/>
         </w:rPr>
-        <w:t>&lt;조 건&gt;</w:t>
+        <w:t>④ (C) - (A) - (B)</w:t>
       </w:r>
     </w:p>
     <w:p>
       <w:pPr>
-        <w:spacing w:before="0" w:after="0" w:line="288" w:lineRule="auto"/>
-        <w:ind w:left="40"/>
+        <w:spacing w:before="0" w:after="0" w:line="269" w:lineRule="auto"/>
+        <w:ind w:left="180" w:hanging="180"/>
         <w:snapToGrid w:val="0"/>
-        <w:pBdr>
-          <w:top w:val="single" w:sz="4" w:space="2" w:color="9B6BD0"/>
-          <w:left w:val="single" w:sz="4" w:space="2" w:color="9B6BD0"/>
-          <w:bottom w:val="single" w:sz="4" w:space="2" w:color="9B6BD0"/>
-          <w:right w:val="single" w:sz="4" w:space="2" w:color="9B6BD0"/>
-        </w:pBdr>
-        <w:shd w:val="clear" w:color="auto" w:fill="FAF5FF"/>
       </w:pPr>
       <w:r>
         <w:rPr>
@@ -2874,219 +3268,7 @@
           <w:sz w:val="17"/>
           <w:u w:val="none"/>
         </w:rPr>
-        <w:t>1. &lt;보기&gt;의 표현을 모두 한 번씩만 사용할 것</w:t>
-      </w:r>
-    </w:p>
-    <w:p>
-      <w:pPr>
-        <w:spacing w:before="0" w:after="0" w:line="288" w:lineRule="auto"/>
-        <w:ind w:left="40"/>
-        <w:snapToGrid w:val="0"/>
-        <w:pBdr>
-          <w:top w:val="single" w:sz="4" w:space="2" w:color="9B6BD0"/>
-          <w:left w:val="single" w:sz="4" w:space="2" w:color="9B6BD0"/>
-          <w:bottom w:val="single" w:sz="4" w:space="2" w:color="9B6BD0"/>
-          <w:right w:val="single" w:sz="4" w:space="2" w:color="9B6BD0"/>
-        </w:pBdr>
-        <w:shd w:val="clear" w:color="auto" w:fill="FAF5FF"/>
-      </w:pPr>
-      <w:r>
-        <w:rPr>
-          <w:rFonts w:ascii="맑은 고딕" w:hAnsi="맑은 고딕" w:eastAsia="맑은 고딕"/>
-          <w:b w:val="0"/>
-          <w:sz w:val="17"/>
-          <w:u w:val="none"/>
-        </w:rPr>
-        <w:t>2. 어형은 한 단어만 바꾸고, 다른 단어를 추가하지 말 것</w:t>
-      </w:r>
-    </w:p>
-    <w:p>
-      <w:pPr>
-        <w:spacing w:before="0" w:after="0" w:line="288" w:lineRule="auto"/>
-        <w:ind w:left="40"/>
-        <w:snapToGrid w:val="0"/>
-        <w:pBdr>
-          <w:top w:val="single" w:sz="4" w:space="2" w:color="9B6BD0"/>
-          <w:left w:val="single" w:sz="4" w:space="2" w:color="9B6BD0"/>
-          <w:bottom w:val="single" w:sz="4" w:space="2" w:color="9B6BD0"/>
-          <w:right w:val="single" w:sz="4" w:space="2" w:color="9B6BD0"/>
-        </w:pBdr>
-        <w:shd w:val="clear" w:color="auto" w:fill="FAF5FF"/>
-      </w:pPr>
-      <w:r>
-        <w:rPr>
-          <w:rFonts w:ascii="맑은 고딕" w:hAnsi="맑은 고딕" w:eastAsia="맑은 고딕"/>
-          <w:b w:val="0"/>
-          <w:sz w:val="17"/>
-          <w:u w:val="none"/>
-        </w:rPr>
-        <w:t>3. ‘find + 목적어 + 목적격보어’ 구조로 쓸 것(that절 사용 금지)</w:t>
-      </w:r>
-    </w:p>
-    <w:p>
-      <w:pPr>
-        <w:spacing w:before="0" w:after="0" w:line="288" w:lineRule="auto"/>
-        <w:ind w:left="40"/>
-        <w:snapToGrid w:val="0"/>
-        <w:pBdr>
-          <w:top w:val="single" w:sz="4" w:space="2" w:color="9B6BD0"/>
-          <w:left w:val="single" w:sz="4" w:space="2" w:color="9B6BD0"/>
-          <w:bottom w:val="single" w:sz="4" w:space="2" w:color="9B6BD0"/>
-          <w:right w:val="single" w:sz="4" w:space="2" w:color="9B6BD0"/>
-        </w:pBdr>
-        <w:shd w:val="clear" w:color="auto" w:fill="FAF5FF"/>
-      </w:pPr>
-      <w:r>
-        <w:rPr>
-          <w:rFonts w:ascii="맑은 고딕" w:hAnsi="맑은 고딕" w:eastAsia="맑은 고딕"/>
-          <w:b w:val="0"/>
-          <w:sz w:val="17"/>
-          <w:u w:val="none"/>
-        </w:rPr>
-        <w:t>4. 총 17단어로 쓸 것</w:t>
-      </w:r>
-    </w:p>
-    <w:p>
-      <w:pPr>
-        <w:spacing w:before="0" w:after="60" w:line="288" w:lineRule="auto"/>
-        <w:ind w:left="40"/>
-        <w:snapToGrid w:val="0"/>
-        <w:pBdr>
-          <w:top w:val="single" w:sz="4" w:space="2" w:color="9B6BD0"/>
-          <w:left w:val="single" w:sz="4" w:space="2" w:color="9B6BD0"/>
-          <w:bottom w:val="single" w:sz="4" w:space="2" w:color="9B6BD0"/>
-          <w:right w:val="single" w:sz="4" w:space="2" w:color="9B6BD0"/>
-        </w:pBdr>
-        <w:shd w:val="clear" w:color="auto" w:fill="FAF5FF"/>
-      </w:pPr>
-      <w:r>
-        <w:rPr>
-          <w:rFonts w:ascii="맑은 고딕" w:hAnsi="맑은 고딕" w:eastAsia="맑은 고딕"/>
-          <w:b w:val="0"/>
-          <w:sz w:val="17"/>
-          <w:u w:val="none"/>
-        </w:rPr>
-        <w:t>5. 답안지에 소문항 번호를 정확하게 기입할 것</w:t>
-      </w:r>
-    </w:p>
-    <w:p>
-      <w:pPr>
-        <w:spacing w:before="0" w:after="40" w:line="360" w:lineRule="auto"/>
-        <w:snapToGrid w:val="0"/>
-      </w:pPr>
-      <w:r>
-        <w:rPr>
-          <w:rFonts w:ascii="맑은 고딕" w:hAnsi="맑은 고딕" w:eastAsia="맑은 고딕"/>
-          <w:b w:val="0"/>
-          <w:sz w:val="17"/>
-          <w:u w:val="none"/>
-        </w:rPr>
-        <w:t>⇒ ______________________________________________________________ .</w:t>
-      </w:r>
-    </w:p>
-    <w:p>
-      <w:pPr>
-        <w:keepNext/>
-        <w:spacing w:before="80" w:after="40" w:line="276" w:lineRule="auto"/>
-        <w:snapToGrid w:val="0"/>
-        <w:shd w:val="clear" w:color="auto" w:fill="6B21A8"/>
-      </w:pPr>
-      <w:r>
-        <w:rPr>
-          <w:rFonts w:ascii="맑은 고딕" w:hAnsi="맑은 고딕" w:eastAsia="맑은 고딕"/>
-          <w:b/>
-          <w:color w:val="FFFFFF"/>
-          <w:sz w:val="17"/>
-          <w:u w:val="none"/>
-        </w:rPr>
-        <w:t>[지문 구조]  ※ 앞 문항을 모두 푼 뒤에 풀 것</w:t>
-      </w:r>
-    </w:p>
-    <w:p>
-      <w:pPr>
-        <w:keepNext/>
-        <w:spacing w:before="80" w:after="20" w:line="276" w:lineRule="auto"/>
-        <w:snapToGrid w:val="0"/>
-      </w:pPr>
-      <w:r>
-        <w:rPr>
-          <w:rFonts w:ascii="맑은 고딕" w:hAnsi="맑은 고딕" w:eastAsia="맑은 고딕"/>
-          <w:b/>
-          <w:sz w:val="17"/>
-          <w:u w:val="none"/>
-        </w:rPr>
-        <w:t>37-8.</w:t>
-      </w:r>
-      <w:r>
-        <w:rPr>
-          <w:rFonts w:ascii="맑은 고딕" w:hAnsi="맑은 고딕" w:eastAsia="맑은 고딕"/>
-          <w:b w:val="0"/>
-          <w:sz w:val="17"/>
-          <w:u w:val="none"/>
-        </w:rPr>
-        <w:t xml:space="preserve"> 글의 흐름으로 보아, 주어진 문장이 들어가기에 가장 적절한 곳은? [2.7점]</w:t>
-      </w:r>
-    </w:p>
-    <w:p>
-      <w:pPr>
-        <w:spacing w:before="0" w:after="60" w:line="288" w:lineRule="auto"/>
-        <w:ind w:left="40"/>
-        <w:snapToGrid w:val="0"/>
-        <w:pBdr>
-          <w:top w:val="single" w:sz="4" w:space="2" w:color="C99B4E"/>
-          <w:left w:val="single" w:sz="4" w:space="2" w:color="C99B4E"/>
-          <w:bottom w:val="single" w:sz="4" w:space="2" w:color="C99B4E"/>
-          <w:right w:val="single" w:sz="4" w:space="2" w:color="C99B4E"/>
-        </w:pBdr>
-        <w:shd w:val="clear" w:color="auto" w:fill="FFF8E1"/>
-      </w:pPr>
-      <w:r>
-        <w:rPr>
-          <w:rFonts w:ascii="맑은 고딕" w:hAnsi="맑은 고딕" w:eastAsia="맑은 고딕"/>
-          <w:b w:val="0"/>
-          <w:sz w:val="17"/>
-          <w:u w:val="none"/>
-        </w:rPr>
-        <w:t>A vivid example of this can be seen when children learn to ride a bicycle.</w:t>
-      </w:r>
-    </w:p>
-    <w:p>
-      <w:pPr>
-        <w:spacing w:before="0" w:after="60" w:line="288" w:lineRule="auto"/>
-        <w:ind w:left="40"/>
-        <w:snapToGrid w:val="0"/>
-        <w:pBdr>
-          <w:top w:val="single" w:sz="4" w:space="2" w:color="999999"/>
-          <w:left w:val="single" w:sz="4" w:space="2" w:color="999999"/>
-          <w:bottom w:val="single" w:sz="4" w:space="2" w:color="999999"/>
-          <w:right w:val="single" w:sz="4" w:space="2" w:color="999999"/>
-        </w:pBdr>
-        <w:shd w:val="clear" w:color="auto" w:fill="F6F3EA"/>
-      </w:pPr>
-      <w:r>
-        <w:rPr>
-          <w:rFonts w:ascii="맑은 고딕" w:hAnsi="맑은 고딕" w:eastAsia="맑은 고딕"/>
-          <w:b w:val="0"/>
-          <w:sz w:val="17"/>
-          <w:u w:val="none"/>
-        </w:rPr>
-        <w:t>As children, the principle of opposites is foreign. ( ① ) Children perceive words and their meanings separately from each other. ( ② ) It is only in later development that we understood that individual words directly connect to one another. ( ③ ) For many children, for instance, it is not clear that ‘Right’ is the opposite of ‘Left’. ( ④ ) If parents tell their child “Don’t go to the left,” they will often find that the child will continue riding straight ahead and not automatically turn to the right. ( ⑤ ) The same applies to the logical connection between ‘Yes’ and ‘No’ as perceived by parents.</w:t>
-      </w:r>
-    </w:p>
-    <w:p>
-      <w:pPr>
-        <w:spacing w:before="0" w:after="20" w:line="276" w:lineRule="auto"/>
-        <w:ind w:left="80"/>
-        <w:snapToGrid w:val="0"/>
-      </w:pPr>
-      <w:r>
-        <w:rPr>
-          <w:rFonts w:ascii="맑은 고딕" w:hAnsi="맑은 고딕" w:eastAsia="맑은 고딕"/>
-          <w:b w:val="0"/>
-          <w:sz w:val="17"/>
-          <w:u w:val="none"/>
-        </w:rPr>
-        <w:t>① ①    ② ②    ③ ③    ④ ④    ⑤ ⑤</w:t>
+        <w:t>⑤ (C) - (B) - (A)</w:t>
       </w:r>
     </w:p>
     <w:p>
@@ -3189,7 +3371,7 @@
           <w:sz w:val="15"/>
           <w:u w:val="none"/>
         </w:rPr>
-        <w:t xml:space="preserve"> foreign (낯선 ↔ familiar)</w:t>
+        <w:t xml:space="preserve"> foreign (낯선 — 뒤 ‘분리하여 인식한다’와 호응; familiar는 반대)</w:t>
       </w:r>
     </w:p>
     <w:p>
@@ -3214,7 +3396,7 @@
           <w:sz w:val="15"/>
           <w:u w:val="none"/>
         </w:rPr>
-        <w:t xml:space="preserve"> ★perceive (주어 Children 복수)</w:t>
+        <w:t xml:space="preserve"> meanings</w:t>
       </w:r>
     </w:p>
     <w:p>
@@ -3239,7 +3421,7 @@
           <w:sz w:val="15"/>
           <w:u w:val="none"/>
         </w:rPr>
-        <w:t xml:space="preserve"> ★separately (동사 perceive 수식 → 부사)</w:t>
+        <w:t xml:space="preserve"> ★separately (동사 perceive 수식 → 부사; separate는 형용사)</w:t>
       </w:r>
     </w:p>
     <w:p>
@@ -3264,7 +3446,7 @@
           <w:sz w:val="15"/>
           <w:u w:val="none"/>
         </w:rPr>
-        <w:t xml:space="preserve"> ★It (It is ~ that 강조 구문)</w:t>
+        <w:t xml:space="preserve"> ★that (It is ~ that 강조 구문 — what은 강조 구문에 쓸 수 없음)</w:t>
       </w:r>
     </w:p>
     <w:p>
@@ -3289,7 +3471,7 @@
           <w:sz w:val="15"/>
           <w:u w:val="none"/>
         </w:rPr>
-        <w:t xml:space="preserve"> ★connect (that절 동사 자리 — words 복수)</w:t>
+        <w:t xml:space="preserve"> directly (동사 connect 수식 → 부사)</w:t>
       </w:r>
     </w:p>
     <w:p>
@@ -3314,7 +3496,7 @@
           <w:sz w:val="15"/>
           <w:u w:val="none"/>
         </w:rPr>
-        <w:t xml:space="preserve"> opposite</w:t>
+        <w:t xml:space="preserve"> vivid (생생한 예 — 뒤에 구체적 자전거 사례; vague는 반대)</w:t>
       </w:r>
     </w:p>
     <w:p>
@@ -3339,7 +3521,7 @@
           <w:sz w:val="15"/>
           <w:u w:val="none"/>
         </w:rPr>
-        <w:t xml:space="preserve"> vivid (생생한 ↔ vague)</w:t>
+        <w:t xml:space="preserve"> ★can be seen (주어 example은 ‘보이는’ 대상 → 수동)</w:t>
       </w:r>
     </w:p>
     <w:p>
@@ -3364,7 +3546,7 @@
           <w:sz w:val="15"/>
           <w:u w:val="none"/>
         </w:rPr>
-        <w:t xml:space="preserve"> ★seen (예가 ‘보이는’ 수동 can be p.p.)</w:t>
+        <w:t xml:space="preserve"> ★to ride (learn + to부정사)</w:t>
       </w:r>
     </w:p>
     <w:p>
@@ -3389,7 +3571,7 @@
           <w:sz w:val="15"/>
           <w:u w:val="none"/>
         </w:rPr>
-        <w:t xml:space="preserve"> bicycle</w:t>
+        <w:t xml:space="preserve"> ★tell (조건 부사절에서는 현재시제가 미래를 대신)</w:t>
       </w:r>
     </w:p>
     <w:p>
@@ -3414,7 +3596,7 @@
           <w:sz w:val="15"/>
           <w:u w:val="none"/>
         </w:rPr>
-        <w:t xml:space="preserve"> riding (continue + 동명사)</w:t>
+        <w:t xml:space="preserve"> riding (continue + -ing)</w:t>
       </w:r>
     </w:p>
     <w:p>
@@ -3439,7 +3621,7 @@
           <w:sz w:val="15"/>
           <w:u w:val="none"/>
         </w:rPr>
-        <w:t xml:space="preserve"> automatically (동사 turn 수식 → 부사)</w:t>
+        <w:t xml:space="preserve"> automatically</w:t>
       </w:r>
     </w:p>
     <w:p>
@@ -3464,7 +3646,7 @@
           <w:sz w:val="15"/>
           <w:u w:val="none"/>
         </w:rPr>
-        <w:t xml:space="preserve"> right (왼쪽의 반대 — 오른쪽으로 돌지 않는다)</w:t>
+        <w:t xml:space="preserve"> ★applies (주어 The same 단수 — ‘같은 것’)</w:t>
       </w:r>
     </w:p>
     <w:p>
@@ -3514,7 +3696,7 @@
           <w:sz w:val="15"/>
           <w:u w:val="none"/>
         </w:rPr>
-        <w:t xml:space="preserve"> ★perceived (연관성이 ‘인식되는’ 수동, 뒤에 by)</w:t>
+        <w:t xml:space="preserve"> connection</w:t>
       </w:r>
     </w:p>
     <w:p>
@@ -3539,7 +3721,7 @@
           <w:sz w:val="15"/>
           <w:u w:val="none"/>
         </w:rPr>
-        <w:t xml:space="preserve"> hands</w:t>
+        <w:t xml:space="preserve"> ★perceived (연결이 ‘인식되는’ 수동 — as (it is) perceived by)</w:t>
       </w:r>
     </w:p>
     <w:p>
@@ -3564,7 +3746,7 @@
           <w:sz w:val="15"/>
           <w:u w:val="none"/>
         </w:rPr>
-        <w:t xml:space="preserve"> ★confused (우리가 ‘혼란스러워진’ 감정 — 과거분사)</w:t>
+        <w:t xml:space="preserve"> ★confused (우리가 ‘혼란을 느낀’ → 과거분사; confusing은 ‘혼란을 주는’)</w:t>
       </w:r>
     </w:p>
     <w:p>
@@ -3589,7 +3771,7 @@
           <w:sz w:val="15"/>
           <w:u w:val="none"/>
         </w:rPr>
-        <w:t xml:space="preserve"> ★what (선행사 없음 + expected의 목적어 빠진 불완전절)</w:t>
+        <w:t xml:space="preserve"> confusion (소유격 Our 뒤 → 명사)</w:t>
       </w:r>
     </w:p>
     <w:p>
@@ -3614,7 +3796,7 @@
           <w:sz w:val="15"/>
           <w:u w:val="none"/>
         </w:rPr>
-        <w:t xml:space="preserve"> confusion (소유격 Our 뒤 주어 → 명사)</w:t>
+        <w:t xml:space="preserve"> later (나중에서야 — 앞 ‘혼란스러웠다’ 뒤 시간 순서; earlier는 반대)</w:t>
       </w:r>
     </w:p>
     <w:p>
@@ -3639,7 +3821,7 @@
           <w:sz w:val="15"/>
           <w:u w:val="none"/>
         </w:rPr>
-        <w:t xml:space="preserve"> ★did we recognize (Only + 부사 문두 → 도치)</w:t>
+        <w:t xml:space="preserve"> ★did we recognize (Only + 부사 문두 → 조동사 + 주어 도치)</w:t>
       </w:r>
     </w:p>
     <w:p>
@@ -3689,7 +3871,7 @@
           <w:sz w:val="15"/>
           <w:u w:val="none"/>
         </w:rPr>
-        <w:t xml:space="preserve"> ○ (강조 대상이 시간 부사구 → when 가능)</w:t>
+        <w:t xml:space="preserve"> ○ (It is only ~ that 강조 = Only ~ 문두 도치, 의미 같음 — did we understand)</w:t>
       </w:r>
     </w:p>
     <w:p>
@@ -3714,7 +3896,7 @@
           <w:sz w:val="15"/>
           <w:u w:val="none"/>
         </w:rPr>
-        <w:t xml:space="preserve"> ○ (continue + 동명사 = continue + to-v)</w:t>
+        <w:t xml:space="preserve"> ○ (as perceived by parents = as parents perceive it ‘부모가 인식하는 대로’)</w:t>
       </w:r>
     </w:p>
     <w:p>
@@ -3739,7 +3921,7 @@
           <w:sz w:val="15"/>
           <w:u w:val="none"/>
         </w:rPr>
-        <w:t xml:space="preserve"> ★✕ — 바른 형태: understand (did 뒤 recognize와 병렬 동사원형)</w:t>
+        <w:t xml:space="preserve"> ★✕ — 바른 형태: can be seen (example은 ‘보여지는’ 대상 → 수동 유지; can see면 주어가 보는 주체가 됨)</w:t>
       </w:r>
     </w:p>
     <w:p>
@@ -3764,7 +3946,7 @@
           <w:sz w:val="15"/>
           <w:u w:val="none"/>
         </w:rPr>
-        <w:t xml:space="preserve"> Children perceive words and their meanings separately from each other. (보충 from / 제외 separate)</w:t>
+        <w:t xml:space="preserve"> Children perceive words and their meanings separately from each other. (보충 from / 제외 with)</w:t>
       </w:r>
     </w:p>
     <w:p>
@@ -3789,7 +3971,7 @@
           <w:sz w:val="15"/>
           <w:u w:val="none"/>
         </w:rPr>
-        <w:t xml:space="preserve"> Only later did we recognize the connection. (보충 did / 제외 recognized)</w:t>
+        <w:t xml:space="preserve"> Only later did we recognize the connection and understand that we should continue eating, not with our hands but with a fork or a spoon. (보충 should / 제외 so / do→did, eat→eating)</w:t>
       </w:r>
     </w:p>
     <w:p>
@@ -3814,7 +3996,7 @@
           <w:sz w:val="15"/>
           <w:u w:val="none"/>
         </w:rPr>
-        <w:t xml:space="preserve"> We were confused and didn’t know what our parents expected from us. (confusing→confused)</w:t>
+        <w:t xml:space="preserve"> If parents tell their child “Don’t go to the left,” they will often find that the child will continue riding straight ahead and not automatically turn to the right. (ride→riding)</w:t>
       </w:r>
     </w:p>
     <w:p>
@@ -3839,7 +4021,7 @@
           <w:sz w:val="15"/>
           <w:u w:val="none"/>
         </w:rPr>
-        <w:t xml:space="preserve"> 많은 아이들에게 ‘Right’가 ‘Left’의 반대라는 것이 분명하지 않다는 것</w:t>
+        <w:t xml:space="preserve"> 많은 아이들에게 ‘오른쪽’이 ‘왼쪽’의 반대라는 것이 분명하지 않다는 것</w:t>
       </w:r>
     </w:p>
     <w:p>
@@ -3889,7 +4071,7 @@
           <w:sz w:val="15"/>
           <w:u w:val="none"/>
         </w:rPr>
-        <w:t xml:space="preserve"> continue</w:t>
+        <w:t xml:space="preserve"> 반대말의 원리가 아이들에게 낯설다는 것(아이가 한 단어에서 그 반대말을 자동으로 떠올리지 못한다는 것)</w:t>
       </w:r>
     </w:p>
     <w:p>
@@ -3914,7 +4096,7 @@
           <w:sz w:val="15"/>
           <w:u w:val="none"/>
         </w:rPr>
-        <w:t xml:space="preserve"> ‘No’가 먹지 말라는 뜻이 아니라 손이 아닌 다른 방식(포크·숟가락)으로 계속 먹으라는 뜻이라는 연관성</w:t>
+        <w:t xml:space="preserve"> should we continue eating</w:t>
       </w:r>
     </w:p>
     <w:p>
@@ -3939,7 +4121,7 @@
           <w:sz w:val="15"/>
           <w:u w:val="none"/>
         </w:rPr>
-        <w:t xml:space="preserve"> ★learns (선행사 A beginner 단수)</w:t>
+        <w:t xml:space="preserve"> ★is asked (아이가 ‘요청받는’ 수동 — a toddler who is asked for)</w:t>
       </w:r>
     </w:p>
     <w:p>
@@ -3964,7 +4146,7 @@
           <w:sz w:val="15"/>
           <w:u w:val="none"/>
         </w:rPr>
-        <w:t xml:space="preserve"> ★are (주어 they = ‘hot’과 ‘cold’ 복수)</w:t>
+        <w:t xml:space="preserve"> ★are (주어 Parents 복수 — who … loudly는 수식어)</w:t>
       </w:r>
     </w:p>
     <w:p>
@@ -3989,7 +4171,7 @@
           <w:sz w:val="15"/>
           <w:u w:val="none"/>
         </w:rPr>
-        <w:t xml:space="preserve"> ★does the pair become (Only + 부사구 문두 → 도치)</w:t>
+        <w:t xml:space="preserve"> ★that (it is only after ~ that 강조 구문)</w:t>
       </w:r>
     </w:p>
     <w:p>
@@ -4055,7 +4237,7 @@
           <w:sz w:val="15"/>
           <w:u w:val="none"/>
         </w:rPr>
-        <w:t xml:space="preserve"> 정답 ① — (a) ○ (b) ✕ (c) ○ (d) ✕ (e) ✕</w:t>
+        <w:t xml:space="preserve"> 정답 ③ — (a) ○ (b) ✕ (c) ✕ (d) ○ (e) ✕</w:t>
       </w:r>
     </w:p>
     <w:p>
@@ -4080,7 +4262,7 @@
           <w:sz w:val="15"/>
           <w:u w:val="none"/>
         </w:rPr>
-        <w:t xml:space="preserve"> 정답 ④ — ⓑ see → be seen / ⓓ were telling → were told / ⓔ that → what</w:t>
+        <w:t xml:space="preserve"> 정답 ④</w:t>
       </w:r>
     </w:p>
     <w:p>
@@ -4105,7 +4287,7 @@
           <w:sz w:val="15"/>
           <w:u w:val="none"/>
         </w:rPr>
-        <w:t xml:space="preserve"> 정답 ⑤ — foreign · vivid · confused</w:t>
+        <w:t xml:space="preserve"> 정답 ②</w:t>
       </w:r>
     </w:p>
     <w:p>
@@ -4130,7 +4312,7 @@
           <w:sz w:val="15"/>
           <w:u w:val="none"/>
         </w:rPr>
-        <w:t xml:space="preserve"> 정답 ②</w:t>
+        <w:t xml:space="preserve"> 정답 ③ — ⓐ separate → separately / ⓓ perceiving → perceived / ⓔ we recognized → did we recognize</w:t>
       </w:r>
     </w:p>
     <w:p>
@@ -4155,7 +4337,7 @@
           <w:sz w:val="15"/>
           <w:u w:val="none"/>
         </w:rPr>
-        <w:t xml:space="preserve"> 정답 ③</w:t>
+        <w:t xml:space="preserve"> 정답 ①</w:t>
       </w:r>
     </w:p>
     <w:p>
@@ -4180,7 +4362,7 @@
           <w:sz w:val="15"/>
           <w:u w:val="none"/>
         </w:rPr>
-        <w:t xml:space="preserve"> 정답 ①</w:t>
+        <w:t xml:space="preserve"> 정답 ④</w:t>
       </w:r>
     </w:p>
     <w:p>
@@ -4205,7 +4387,7 @@
           <w:sz w:val="15"/>
           <w:u w:val="none"/>
         </w:rPr>
-        <w:t xml:space="preserve"> 정답 ②</w:t>
+        <w:t xml:space="preserve"> 정답 ⑤ — difference → connection</w:t>
       </w:r>
     </w:p>
     <w:p>
@@ -4230,7 +4412,7 @@
           <w:sz w:val="15"/>
           <w:u w:val="none"/>
         </w:rPr>
-        <w:t xml:space="preserve"> (1) separate  (2) connected  (3) recognition</w:t>
+        <w:t xml:space="preserve"> Told “No, don’t eat with your hands” as children, we were confused and didn’t know what our parents expected from us.</w:t>
       </w:r>
     </w:p>
     <w:p>
@@ -4255,7 +4437,7 @@
           <w:sz w:val="15"/>
           <w:u w:val="none"/>
         </w:rPr>
-        <w:t xml:space="preserve"> They will often find the child continuing to ride straight ahead instead of turning to the right.</w:t>
+        <w:t xml:space="preserve"> (1) separately  (2) negative  (3) development  (4) recognize</w:t>
       </w:r>
     </w:p>
     <w:p>
@@ -4280,7 +4462,7 @@
           <w:sz w:val="15"/>
           <w:u w:val="none"/>
         </w:rPr>
-        <w:t xml:space="preserve"> 정답 ④</w:t>
+        <w:t xml:space="preserve"> 정답 ②</w:t>
       </w:r>
     </w:p>
     <w:p>
@@ -4330,7 +4512,7 @@
           <w:sz w:val="14"/>
           <w:u w:val="none"/>
         </w:rPr>
-        <w:t>(c) [어법 decoy]</w:t>
+        <w:t>(c) [소재어 함정]</w:t>
       </w:r>
       <w:r>
         <w:rPr>
@@ -4339,7 +4521,7 @@
           <w:sz w:val="14"/>
           <w:u w:val="none"/>
         </w:rPr>
-        <w:t xml:space="preserve"> 도치가 낯설어 틀린 것으로 고르기 쉽다 — ④. </w:t>
+        <w:t xml:space="preserve"> opposite이라는 단어가 그대로 나와 원리의 사례처럼 보이지만, 반대말을 즉시 떠올렸으므로 원리와 정반대. </w:t>
       </w:r>
       <w:r>
         <w:rPr>
@@ -4348,7 +4530,7 @@
           <w:sz w:val="14"/>
           <w:u w:val="none"/>
         </w:rPr>
-        <w:t>(e) [부정 반전]</w:t>
+        <w:t>(e) [부정 지시 유사]</w:t>
       </w:r>
       <w:r>
         <w:rPr>
@@ -4357,25 +4539,7 @@
           <w:sz w:val="14"/>
           <w:u w:val="none"/>
         </w:rPr>
-        <w:t xml:space="preserve"> not automatically의 not을 놓친 진술. </w:t>
-      </w:r>
-      <w:r>
-        <w:rPr>
-          <w:rFonts w:ascii="맑은 고딕" w:hAnsi="맑은 고딕" w:eastAsia="맑은 고딕"/>
-          <w:b/>
-          <w:sz w:val="14"/>
-          <w:u w:val="none"/>
-        </w:rPr>
-        <w:t>(d)</w:t>
-      </w:r>
-      <w:r>
-        <w:rPr>
-          <w:rFonts w:ascii="맑은 고딕" w:hAnsi="맑은 고딕" w:eastAsia="맑은 고딕"/>
-          <w:b w:val="0"/>
-          <w:sz w:val="14"/>
-          <w:u w:val="none"/>
-        </w:rPr>
-        <w:t xml:space="preserve"> foreign을 ‘외국의’로만 알면 판정 불가.</w:t>
+        <w:t xml:space="preserve"> ‘말을 듣지 않는다’는 점이 비슷해 보이나 반대말 추론 문제가 아니다. ①·②는 (a)만 맞고 짝이 틀린 경우.</w:t>
       </w:r>
     </w:p>
     <w:p>
@@ -4409,7 +4573,7 @@
           <w:sz w:val="14"/>
           <w:u w:val="none"/>
         </w:rPr>
-        <w:t>ⓓ [능동·수동 함정]</w:t>
+        <w:t>① [직역 함정]</w:t>
       </w:r>
       <w:r>
         <w:rPr>
@@ -4418,7 +4582,7 @@
           <w:sz w:val="14"/>
           <w:u w:val="none"/>
         </w:rPr>
-        <w:t xml:space="preserve"> 뒤에 인용문이 와서 목적어처럼 보이지만 ‘말하는’ 주체는 부모 — ③은 이것을 옳다고 본 선지. </w:t>
+        <w:t xml:space="preserve"> foreign을 ‘외국의’로 읽은 오답. </w:t>
       </w:r>
       <w:r>
         <w:rPr>
@@ -4427,7 +4591,7 @@
           <w:sz w:val="14"/>
           <w:u w:val="none"/>
         </w:rPr>
-        <w:t>ⓕ</w:t>
+        <w:t>② [한 끗]</w:t>
       </w:r>
       <w:r>
         <w:rPr>
@@ -4436,7 +4600,25 @@
           <w:sz w:val="14"/>
           <w:u w:val="none"/>
         </w:rPr>
-        <w:t xml:space="preserve"> 도치가 어색해 보여 틀렸다고 오판(②).</w:t>
+        <w:t xml:space="preserve"> ‘단어와 의미를 분리하여 인식’을 ‘구별 못 함’으로 뒤집은 것 — 본문은 단어끼리의 연결을 말한다. </w:t>
+      </w:r>
+      <w:r>
+        <w:rPr>
+          <w:rFonts w:ascii="맑은 고딕" w:hAnsi="맑은 고딕" w:eastAsia="맑은 고딕"/>
+          <w:b/>
+          <w:sz w:val="14"/>
+          <w:u w:val="none"/>
+        </w:rPr>
+        <w:t>⑤ [범위 이탈]</w:t>
+      </w:r>
+      <w:r>
+        <w:rPr>
+          <w:rFonts w:ascii="맑은 고딕" w:hAnsi="맑은 고딕" w:eastAsia="맑은 고딕"/>
+          <w:b w:val="0"/>
+          <w:sz w:val="14"/>
+          <w:u w:val="none"/>
+        </w:rPr>
+        <w:t xml:space="preserve"> 학습 속도 비교는 본문에 없다.</w:t>
       </w:r>
     </w:p>
     <w:p>
@@ -4470,7 +4652,7 @@
           <w:sz w:val="14"/>
           <w:u w:val="none"/>
         </w:rPr>
-        <w:t>④ [한 끗]</w:t>
+        <w:t>④ [사례 역전]</w:t>
       </w:r>
       <w:r>
         <w:rPr>
@@ -4479,7 +4661,7 @@
           <w:sz w:val="14"/>
           <w:u w:val="none"/>
         </w:rPr>
-        <w:t xml:space="preserve"> (A)(B)는 맞고 (C)만 satisfied — and didn’t know와 Our confusion이 근거. </w:t>
+        <w:t xml:space="preserve"> 본문의 결론은 ‘멈추는 게 아니라 다른 방식으로 계속’이므로 반대. </w:t>
       </w:r>
       <w:r>
         <w:rPr>
@@ -4488,7 +4670,7 @@
           <w:sz w:val="14"/>
           <w:u w:val="none"/>
         </w:rPr>
-        <w:t>①</w:t>
+        <w:t>① [앞 문장 반복]</w:t>
       </w:r>
       <w:r>
         <w:rPr>
@@ -4497,7 +4679,25 @@
           <w:sz w:val="14"/>
           <w:u w:val="none"/>
         </w:rPr>
-        <w:t xml:space="preserve"> familiar면 ‘나중에야 알게 되었다’는 흐름과 충돌.</w:t>
+        <w:t xml:space="preserve"> separately를 그대로 이어 쓴 함정 — 빈칸은 그와 대비되는 ‘나중의 깨달음’. </w:t>
+      </w:r>
+      <w:r>
+        <w:rPr>
+          <w:rFonts w:ascii="맑은 고딕" w:hAnsi="맑은 고딕" w:eastAsia="맑은 고딕"/>
+          <w:b/>
+          <w:sz w:val="14"/>
+          <w:u w:val="none"/>
+        </w:rPr>
+        <w:t>⑤</w:t>
+      </w:r>
+      <w:r>
+        <w:rPr>
+          <w:rFonts w:ascii="맑은 고딕" w:hAnsi="맑은 고딕" w:eastAsia="맑은 고딕"/>
+          <w:b w:val="0"/>
+          <w:sz w:val="14"/>
+          <w:u w:val="none"/>
+        </w:rPr>
+        <w:t xml:space="preserve"> 반대말 자체가 어른에게만 있다는 말은 없다.</w:t>
       </w:r>
     </w:p>
     <w:p>
@@ -4531,7 +4731,7 @@
           <w:sz w:val="14"/>
           <w:u w:val="none"/>
         </w:rPr>
-        <w:t>② [부정 반전]</w:t>
+        <w:t>ⓑ [decoy]</w:t>
       </w:r>
       <w:r>
         <w:rPr>
@@ -4540,7 +4740,7 @@
           <w:sz w:val="14"/>
           <w:u w:val="none"/>
         </w:rPr>
-        <w:t xml:space="preserve"> 본문의 not clear + not automatically를 지우고 automatically를 긍정으로 썼다. </w:t>
+        <w:t xml:space="preserve"> 가주어 it 뒤의 that을 관계사로 착각해 what으로 고치고 싶게 만든다 — 뒤가 완전한 절이므로 접속사 that이 맞다. </w:t>
       </w:r>
       <w:r>
         <w:rPr>
@@ -4549,7 +4749,7 @@
           <w:sz w:val="14"/>
           <w:u w:val="none"/>
         </w:rPr>
-        <w:t>⑤</w:t>
+        <w:t>ⓔ [어순 함정]</w:t>
       </w:r>
       <w:r>
         <w:rPr>
@@ -4558,7 +4758,7 @@
           <w:sz w:val="14"/>
           <w:u w:val="none"/>
         </w:rPr>
-        <w:t xml:space="preserve"> It is only in later development / Only later did we recognize — 참.</w:t>
+        <w:t xml:space="preserve"> ‘Only later’를 그냥 부사구로 보면 평서 어순이 자연스러워 보인다. ⑤는 ⓑ까지 고른 경우, ①은 ⓒ를 틀렸다고 본 경우.</w:t>
       </w:r>
     </w:p>
     <w:p>
@@ -4592,7 +4792,7 @@
           <w:sz w:val="14"/>
           <w:u w:val="none"/>
         </w:rPr>
-        <w:t>⑤ [소재 함정]</w:t>
+        <w:t>① [시간 역전]</w:t>
       </w:r>
       <w:r>
         <w:rPr>
@@ -4601,7 +4801,7 @@
           <w:sz w:val="14"/>
           <w:u w:val="none"/>
         </w:rPr>
-        <w:t xml:space="preserve"> 두 글의 겉 소재(식사·잔디)만 본 선지 — 핵심은 ‘반대 관계의 연결’. </w:t>
+        <w:t xml:space="preserve"> as soon as ↔ only at a later stage. </w:t>
       </w:r>
       <w:r>
         <w:rPr>
@@ -4610,7 +4810,7 @@
           <w:sz w:val="14"/>
           <w:u w:val="none"/>
         </w:rPr>
-        <w:t>①</w:t>
+        <w:t>③ [한 끗 정답지]</w:t>
       </w:r>
       <w:r>
         <w:rPr>
@@ -4619,7 +4819,25 @@
           <w:sz w:val="14"/>
           <w:u w:val="none"/>
         </w:rPr>
-        <w:t xml:space="preserve"> 필자는 부모를 비판하지 않는다.</w:t>
+        <w:t xml:space="preserve"> as parents see it(부모가 보기에는 논리적 연결)과 아이의 혼란을 결합한 환언 — 참. </w:t>
+      </w:r>
+      <w:r>
+        <w:rPr>
+          <w:rFonts w:ascii="맑은 고딕" w:hAnsi="맑은 고딕" w:eastAsia="맑은 고딕"/>
+          <w:b/>
+          <w:sz w:val="14"/>
+          <w:u w:val="none"/>
+        </w:rPr>
+        <w:t>④</w:t>
+      </w:r>
+      <w:r>
+        <w:rPr>
+          <w:rFonts w:ascii="맑은 고딕" w:hAnsi="맑은 고딕" w:eastAsia="맑은 고딕"/>
+          <w:b w:val="0"/>
+          <w:sz w:val="14"/>
+          <w:u w:val="none"/>
+        </w:rPr>
+        <w:t xml:space="preserve"> we felt lost and could not tell … — 참.</w:t>
       </w:r>
     </w:p>
     <w:p>
@@ -4653,7 +4871,7 @@
           <w:sz w:val="14"/>
           <w:u w:val="none"/>
         </w:rPr>
-        <w:t>② [방향 반전]</w:t>
+        <w:t>④ [수치 함정]</w:t>
       </w:r>
       <w:r>
         <w:rPr>
@@ -4662,7 +4880,7 @@
           <w:sz w:val="14"/>
           <w:u w:val="none"/>
         </w:rPr>
-        <w:t xml:space="preserve"> ‘나중에야’ 얻는 능력을 아이의 특성으로 옮겼다. </w:t>
+        <w:t xml:space="preserve"> ‘later stage of development’를 보고 나이가 나왔다고 착각하기 쉽다. </w:t>
       </w:r>
       <w:r>
         <w:rPr>
@@ -4671,7 +4889,7 @@
           <w:sz w:val="14"/>
           <w:u w:val="none"/>
         </w:rPr>
-        <w:t>⑤</w:t>
+        <w:t>③ [한 끗]</w:t>
       </w:r>
       <w:r>
         <w:rPr>
@@ -4680,7 +4898,7 @@
           <w:sz w:val="14"/>
           <w:u w:val="none"/>
         </w:rPr>
-        <w:t xml:space="preserve"> logical connection 소재어에 끌린 선지.</w:t>
+        <w:t xml:space="preserve"> 질문이 길고 구체적이라 답이 없어 보이지만 We wondered whether … in what way가 그대로 답이다.</w:t>
       </w:r>
     </w:p>
     <w:p>
@@ -4714,7 +4932,7 @@
           <w:sz w:val="14"/>
           <w:u w:val="none"/>
         </w:rPr>
-        <w:t>② [소재어 재사용 함정]</w:t>
+        <w:t>① [첫 문장 함정]</w:t>
       </w:r>
       <w:r>
         <w:rPr>
@@ -4723,7 +4941,25 @@
           <w:sz w:val="14"/>
           <w:u w:val="none"/>
         </w:rPr>
-        <w:t xml:space="preserve"> bicycle을 그대로 써서 자연스러워 보이지만 ‘반대말 인식’과 무관. ②를 빼면 ①의 예 도입이 ③의 구체 장면으로 바로 이어진다.</w:t>
+        <w:t xml:space="preserve"> ‘원리가 낯설다’가 어색하게 느껴질 수 있으나 글의 전제. </w:t>
+      </w:r>
+      <w:r>
+        <w:rPr>
+          <w:rFonts w:ascii="맑은 고딕" w:hAnsi="맑은 고딕" w:eastAsia="맑은 고딕"/>
+          <w:b/>
+          <w:sz w:val="14"/>
+          <w:u w:val="none"/>
+        </w:rPr>
+        <w:t>④ [한 끗]</w:t>
+      </w:r>
+      <w:r>
+        <w:rPr>
+          <w:rFonts w:ascii="맑은 고딕" w:hAnsi="맑은 고딕" w:eastAsia="맑은 고딕"/>
+          <w:b w:val="0"/>
+          <w:sz w:val="14"/>
+          <w:u w:val="none"/>
+        </w:rPr>
+        <w:t xml:space="preserve"> confusion 뒤에 ‘무엇에 관한 혼란인지’가 이어지므로 적절. ⑤는 앞의 logical connection이 단서.</w:t>
       </w:r>
     </w:p>
     <w:p>
@@ -4748,7 +4984,43 @@
           <w:sz w:val="14"/>
           <w:u w:val="none"/>
         </w:rPr>
-        <w:t xml:space="preserve"> (1) separately ✕ — 명사 수식. (2) connection ✕ — be 뒤 서술(수동). (3) recognize ✕ — 관사 the 뒤 명사. [채점] 각 1점.</w:t>
+        <w:t xml:space="preserve"> </w:t>
+      </w:r>
+      <w:r>
+        <w:rPr>
+          <w:rFonts w:ascii="맑은 고딕" w:hAnsi="맑은 고딕" w:eastAsia="맑은 고딕"/>
+          <w:b/>
+          <w:sz w:val="14"/>
+          <w:u w:val="none"/>
+        </w:rPr>
+        <w:t>Telling “No …”</w:t>
+      </w:r>
+      <w:r>
+        <w:rPr>
+          <w:rFonts w:ascii="맑은 고딕" w:hAnsi="맑은 고딕" w:eastAsia="맑은 고딕"/>
+          <w:b w:val="0"/>
+          <w:sz w:val="14"/>
+          <w:u w:val="none"/>
+        </w:rPr>
+        <w:t xml:space="preserve"> ✕ — 우리가 ‘듣는’ 쪽이므로 수동 분사 Told. </w:t>
+      </w:r>
+      <w:r>
+        <w:rPr>
+          <w:rFonts w:ascii="맑은 고딕" w:hAnsi="맑은 고딕" w:eastAsia="맑은 고딕"/>
+          <w:b/>
+          <w:sz w:val="14"/>
+          <w:u w:val="none"/>
+        </w:rPr>
+        <w:t>Told … as children and we were</w:t>
+      </w:r>
+      <w:r>
+        <w:rPr>
+          <w:rFonts w:ascii="맑은 고딕" w:hAnsi="맑은 고딕" w:eastAsia="맑은 고딕"/>
+          <w:b w:val="0"/>
+          <w:sz w:val="14"/>
+          <w:u w:val="none"/>
+        </w:rPr>
+        <w:t xml:space="preserve"> ✕ — 분사구문 뒤에 접속사 and를 또 쓰면 주절이 끊긴다. [채점] 분사구문(Told … as children,) 1.5 / 주절 어순·보기 전부 사용 1 / 철자·단어 수 0.5.</w:t>
       </w:r>
     </w:p>
     <w:p>
@@ -4782,7 +5054,7 @@
           <w:sz w:val="14"/>
           <w:u w:val="none"/>
         </w:rPr>
-        <w:t>find the child continue</w:t>
+        <w:t>separate</w:t>
       </w:r>
       <w:r>
         <w:rPr>
@@ -4791,7 +5063,7 @@
           <w:sz w:val="14"/>
           <w:u w:val="none"/>
         </w:rPr>
-        <w:t xml:space="preserve"> ✕ — find는 원형을 목적격보어로 쓰지 않는다. </w:t>
+        <w:t xml:space="preserve"> ✕ — (1)은 동사 treat를 꾸미는 부사 자리. </w:t>
       </w:r>
       <w:r>
         <w:rPr>
@@ -4800,7 +5072,7 @@
           <w:sz w:val="14"/>
           <w:u w:val="none"/>
         </w:rPr>
-        <w:t>find that the child …</w:t>
+        <w:t>positive</w:t>
       </w:r>
       <w:r>
         <w:rPr>
@@ -4809,7 +5081,43 @@
           <w:sz w:val="14"/>
           <w:u w:val="none"/>
         </w:rPr>
-        <w:t xml:space="preserve"> ✕ — 조건 위반. [채점] 5형식 구조 1.5 / 어순 1 / 단어 수·철자 0.5.</w:t>
+        <w:t xml:space="preserve"> ✕ — ‘Don’t’는 부정 지시. </w:t>
+      </w:r>
+      <w:r>
+        <w:rPr>
+          <w:rFonts w:ascii="맑은 고딕" w:hAnsi="맑은 고딕" w:eastAsia="맑은 고딕"/>
+          <w:b/>
+          <w:sz w:val="14"/>
+          <w:u w:val="none"/>
+        </w:rPr>
+        <w:t>connect</w:t>
+      </w:r>
+      <w:r>
+        <w:rPr>
+          <w:rFonts w:ascii="맑은 고딕" w:hAnsi="맑은 고딕" w:eastAsia="맑은 고딕"/>
+          <w:b w:val="0"/>
+          <w:sz w:val="14"/>
+          <w:u w:val="none"/>
+        </w:rPr>
+        <w:t xml:space="preserve"> ✕ — (4)에 넣으면 ‘연결을 연결한다’로 어색, link가 이미 목적어. </w:t>
+      </w:r>
+      <w:r>
+        <w:rPr>
+          <w:rFonts w:ascii="맑은 고딕" w:hAnsi="맑은 고딕" w:eastAsia="맑은 고딕"/>
+          <w:b/>
+          <w:sz w:val="14"/>
+          <w:u w:val="none"/>
+        </w:rPr>
+        <w:t>develop</w:t>
+      </w:r>
+      <w:r>
+        <w:rPr>
+          <w:rFonts w:ascii="맑은 고딕" w:hAnsi="맑은 고딕" w:eastAsia="맑은 고딕"/>
+          <w:b w:val="0"/>
+          <w:sz w:val="14"/>
+          <w:u w:val="none"/>
+        </w:rPr>
+        <w:t xml:space="preserve"> ✕ — (3)은 전치사 through 뒤 명사 자리. [채점] 각 0.75, 어형 오류는 0.</w:t>
       </w:r>
     </w:p>
     <w:p>
@@ -4843,7 +5151,7 @@
           <w:sz w:val="14"/>
           <w:u w:val="none"/>
         </w:rPr>
-        <w:t>⑤ [한 끗]</w:t>
+        <w:t>③ [한 끗]</w:t>
       </w:r>
       <w:r>
         <w:rPr>
@@ -4852,7 +5160,25 @@
           <w:sz w:val="14"/>
           <w:u w:val="none"/>
         </w:rPr>
-        <w:t xml:space="preserve"> 자전거 장면 뒤에 두면 ‘예’가 예시 장면보다 늦게 나와 도입 기능을 잃는다.</w:t>
+        <w:t xml:space="preserve"> (B)-(A)-(C)는 (A)의 The same이 받을 첫 사례가 아직 없고, (C)의 this가 가리킬 Right/Left에서 멀어진다. </w:t>
+      </w:r>
+      <w:r>
+        <w:rPr>
+          <w:rFonts w:ascii="맑은 고딕" w:hAnsi="맑은 고딕" w:eastAsia="맑은 고딕"/>
+          <w:b/>
+          <w:sz w:val="14"/>
+          <w:u w:val="none"/>
+        </w:rPr>
+        <w:t>⑤</w:t>
+      </w:r>
+      <w:r>
+        <w:rPr>
+          <w:rFonts w:ascii="맑은 고딕" w:hAnsi="맑은 고딕" w:eastAsia="맑은 고딕"/>
+          <w:b w:val="0"/>
+          <w:sz w:val="14"/>
+          <w:u w:val="none"/>
+        </w:rPr>
+        <w:t xml:space="preserve"> (C)의 this는 주어진 글의 ‘분리하여 인식한다’가 아니라 Right/Left 사례를 가리킨다.</w:t>
       </w:r>
     </w:p>
     <w:p>
@@ -4877,7 +5203,7 @@
           <w:sz w:val="14"/>
           <w:u w:val="none"/>
         </w:rPr>
-        <w:t xml:space="preserve"> 어린 시절에는 반대의 원리가 낯설다. 아이들은 단어와 그 의미를 서로 분리하여 인식한다. 개별 단어들이 서로 직접 연결된다는 것을 우리가 이해한 것은 이후의 발달 단계에 이르러서였다. 예를 들어 많은 아이들에게는 ‘오른쪽’이 ‘왼쪽’의 반대라는 것이 분명하지 않다. 이것의 생생한 예는 아이들이 자전거 타기를 배울 때 볼 수 있다. 부모가 아이에게 “왼쪽으로 가지 마”라고 말하면, 그들은 흔히 그 아이가 계속 곧장 앞으로 달리고 자동으로 오른쪽으로 돌지는 않는다는 것을 알게 된다. 부모가 인식하는 ‘예’와 ‘아니요’ 사이의 논리적 연결에도 똑같이 적용된다. 우리가 아이였을 때 예컨대 “안 돼, 손으로 먹지 마”라는 말을 들으면, 우리는 혼란스러웠고 부모님이 우리에게 무엇을 기대하는지 알지 못했다. 우리의 혼란은 계속 먹어야 하는지 말아야 하는지, 그리고 먹어야 한다면 어떻게 먹어야 하는지에 관한 것이었다. 나중에서야 우리는 그 연결을 인식하고, 계속 먹되 손이 아니라 포크나 숟가락으로 먹어야 한다는 것을 이해했다.</w:t>
+        <w:t xml:space="preserve"> ['어린 시절에는 반대의 원리가 낯설다.', '아이들은 단어와 그 의미를 서로 분리하여 인식한다.', '개별 단어들이 서로 직접 연결된다는 것을 우리가 이해한 것은 이후의 발달 단계에 이르러서였다.', '예를 들어 많은 아이들에게는 ‘오른쪽’이 ‘왼쪽’의 반대라는 것이 분명하지 않다.', '이것의 생생한 예는 아이들이 자전거 타기를 배울 때 볼 수 있다.', '부모가 아이에게 “왼쪽으로 가지 마”라고 말하면, 그들은 흔히 그 아이가 계속 곧장 앞으로 달리고 자동으로 오른쪽으로 돌지는 않는다는 것을 알게 된다.', '부모가 인식하는 ‘예’와 ‘아니요’ 사이의 논리적 연결에도 똑같이 적용된다.', '우리가 아이였을 때 예컨대 “안 돼, 손으로 먹지 마”라는 말을 들으면, 우리는 혼란스러웠고 부모님이 우리에게 무엇을 기대하는지 알지 못했다.', '우리의 혼란은 계속 먹어야 하는지 말아야 하는지, 그리고 먹어야 한다면 어떻게 먹어야 하는지에 관한 것이었다.', '나중에서야 우리는 그 연결을 인식하고, 계속 먹되 손이 아니라 포크나 숟가락으로 먹어야 한다는 것을 이해했다.']</w:t>
       </w:r>
     </w:p>
     <w:p>
@@ -4902,7 +5228,7 @@
           <w:sz w:val="14"/>
           <w:u w:val="none"/>
         </w:rPr>
-        <w:t xml:space="preserve"> 새 언어를 배우는 것도 같은 어려움을 준다. ‘hot’과 ‘cold’를 서로 다른 날 배운 초보자는 그것들이 짝을 이룬다는 것을 알아차리지 못할 수 있다. 많은 예를 접한 뒤에야 그 짝이 분명해지고, 그때부터 각 단어는 학습자가 다른 하나를 기억하도록 돕는다.</w:t>
+        <w:t xml:space="preserve"> ['어린아이와 ‘more’·‘less’라는 단어에서도 비슷한 일이 일어난다.', '주스를 ‘덜’ 달라는 요청을 받은 유아는 그냥 컵을 다시 내밀지도 모르는데, ‘less’가 아직 ‘more’의 반대말로 자리 잡지 않았기 때문이다.', '요청을 더 큰 소리로 되풀이하는 부모는 아무것도 달라지지 않을 때 흔히 어리둥절해한다.', '아이가 고집을 부리는 것이 아니다. 두 단어가 아직 아이의 머릿속에서 짝지어지지 않았고, 많은 짝짓기를 거친 뒤에야 한 단어가 다른 단어를 불러오기 시작한다.']</w:t>
       </w:r>
     </w:p>
     <w:sectPr>

--- a/shinmok1/pack/2510/H1MOGO25-10_37_SET.docx
+++ b/shinmok1/pack/2510/H1MOGO25-10_37_SET.docx
@@ -1005,7 +1005,7 @@
           <w:sz w:val="16"/>
           <w:u w:val="none"/>
         </w:rPr>
-        <w:t xml:space="preserve">  주어진 말을 모두 사용 · 필요한 단어 1개만 어형 변형</w:t>
+        <w:t xml:space="preserve">  주어진 말을 모두 사용 · 어형 변형 3곳 · 조건의 단어 수·구문을 지킬 것</w:t>
       </w:r>
     </w:p>
     <w:p>
@@ -1029,9 +1029,19 @@
           <w:rFonts w:ascii="맑은 고딕" w:hAnsi="맑은 고딕" w:eastAsia="맑은 고딕"/>
           <w:b w:val="0"/>
           <w:sz w:val="17"/>
-          <w:u w:val="none"/>
-        </w:rPr>
-        <w:t>부모가 아이에게 “왼쪽으로 가지 마”라고 말하면, 그들은 흔히 그 아이가 계속 곧장 앞으로 달리고 자동으로 오른쪽으로 돌지는 않는다는 것을 알게 된다.</w:t>
+          <w:u w:val="single"/>
+        </w:rPr>
+        <w:t>If parents tell their child “Don’t go to the left,” they will often find that the child will continue riding straight ahead and not automatically turn to the right.</w:t>
+      </w:r>
+      <w:r>
+        <w:rPr>
+          <w:rFonts w:ascii="맑은 고딕" w:hAnsi="맑은 고딕" w:eastAsia="맑은 고딕"/>
+          <w:b w:val="0"/>
+          <w:sz w:val="17"/>
+          <w:u w:val="none"/>
+        </w:rPr>
+        <w:br/>
+        <w:t>&lt;조건&gt; 밑줄 친 영문과 같은 뜻이 되도록 · 구문: tell + 목적어 + not to V / keep + -ing · 총 23단어</w:t>
       </w:r>
     </w:p>
     <w:p>
@@ -1048,7 +1058,7 @@
           <w:sz w:val="17"/>
           <w:u w:val="none"/>
         </w:rPr>
-        <w:t>parents / if / tell / “Don’t go to the left,” / their child / that / will often find / they / the child / will continue / ride / straight ahead / not automatically / turn to the right / and</w:t>
+        <w:t>parents / their child / tell / the child / not to go / often / when / to the left / keep / ride / straight ahead / instead of / turning right / automatic</w:t>
       </w:r>
     </w:p>
     <w:p>
@@ -3996,7 +4006,7 @@
           <w:sz w:val="15"/>
           <w:u w:val="none"/>
         </w:rPr>
-        <w:t xml:space="preserve"> If parents tell their child “Don’t go to the left,” they will often find that the child will continue riding straight ahead and not automatically turn to the right. (ride→riding)</w:t>
+        <w:t xml:space="preserve"> When parents tell their child not to go to the left, the child often keeps riding straight ahead instead of turning right automatically. (영→영 재진술: tell … “Don’t go to the left” → tell … not to go to the left / continue riding … and not automatically turn → keeps riding … instead of turning right automatically / keep→keeps · ride→riding · automatic→automatically / 23단어)</w:t>
       </w:r>
     </w:p>
     <w:p>
